--- a/docs/proposal_th_draft.docx
+++ b/docs/proposal_th_draft.docx
@@ -51,7 +51,7 @@
           <w:i w:val="0"/>
           <w:sz w:val="32"/>
         </w:rPr>
-        <w:t xml:space="preserve"> VitroVision — ระบบคัดกรองความพร้อมของการตัดย้ายเนื้อเยื่อด้วย Zero-Shot จากโมเดล SAM3 สำหรับพืชเพาะเลี้ยงเนื้อเยื่อ</w:t>
+        <w:t xml:space="preserve"> VitroVision : การประยุกต์ใช้ปัญญาประดิษฐ์เชิงคอมพิวเตอร์วิทัศน์เพื่อวิเคราะห์และทำนายการเจริญเติบโตของพืชเพาะเลี้ยงเนื้อเยื่อ</w:t>
       </w:r>
     </w:p>
     <w:p>
@@ -75,7 +75,7 @@
           <w:i w:val="0"/>
           <w:sz w:val="32"/>
         </w:rPr>
-        <w:t xml:space="preserve"> VitroVision: A SAM3-Powered Zero-Shot Vision System for Subculture Readiness in Plant Tissue Culture</w:t>
+        <w:t xml:space="preserve"> VitroVision : Application of AI-Based Computer Vision for Analyzing and Predicting the Growth of Tissue Cultured Plants</w:t>
       </w:r>
     </w:p>
     <w:p>
@@ -99,7 +99,7 @@
           <w:i w:val="0"/>
           <w:sz w:val="32"/>
         </w:rPr>
-        <w:t xml:space="preserve"> CSBI (Computer Science and Biology)</w:t>
+        <w:t xml:space="preserve"> CSAI (Computer Science and Artificial Intelligence — AI/ML)</w:t>
       </w:r>
     </w:p>
     <w:p>
@@ -128,7 +128,7 @@
           <w:i w:val="0"/>
           <w:sz w:val="32"/>
         </w:rPr>
-        <w:t>การเพาะเลี้ยงเนื้อเยื่อพืช (plant tissue culture) เป็นเทคโนโลยีหลักของการขยายพันธุ์พืชเชิงพาณิชย์ แต่การตัดสินใจว่าเมื่อใดจึงควรตัดย้าย (subculture) ยังคงอาศัยการตรวจด้วยสายตาของนักวิทยาศาสตร์เป็นรายขวด ซึ่งเป็นคอขวดด้านแรงงานและเวลา และมีความแปรปรวนระหว่างผู้ประเมิน</w:t>
+        <w:t>การเพาะเลี้ยงเนื้อเยื่อพืช (plant tissue culture) เป็นเทคโนโลยีหลักของการขยายพันธุ์พืชเชิงพาณิชย์ แต่การตัดสินใจว่าเมื่อใดจึงควรย้ายต้นออกอนุบาล (acclimatization) ยังคงอาศัยการตรวจด้วยสายตาของนักวิทยาศาสตร์เป็นรายขวด ซึ่งเป็นคอขวดด้านแรงงานและเวลา และมีความแปรปรวนระหว่างผู้ประเมิน</w:t>
       </w:r>
     </w:p>
     <w:p>
@@ -143,7 +143,7 @@
           <w:i w:val="0"/>
           <w:sz w:val="32"/>
         </w:rPr>
-        <w:t>โครงงานนี้พัฒนาและประเมินระบบแบ่งส่วนภาพ (segmentation) แบบ zero-shot สำหรับการคัดกรองความพร้อมของการตัดย้ายเนื้อเยื่อผ่านขวดแก้ว — ปัญหาคอมพิวเตอร์วิทัศน์ (computer vision) ที่ท้าทายจากแสงสะท้อน (glare) ไอน้ำ (condensation) และความโค้งของแก้ว ระบบใช้แบบจำลองพื้นฐาน Segment Anything Model 3 (SAM3) ในโหมด Promptable Concept Segmentation (PCS) ร่วมกับการออกแบบพรอมป์ข้อความ (prompt engineering) 5 คำ ได้แก่ plant, leaf, shoot, stem และ root การตรวจจับขอบเขตขวด (bottle ROI) เป็นกรอบอ้างอิง และขั้นตอนวิธีตัดสินใจแบบกฎ (rule-based triage algorithm) ที่จัดกลุ่มขวดเป็น 3 คลาส (wait / subculture / transplant-overdue) พร้อมคะแนนความมั่นใจและกลไกกันความผิดพลาดเมื่อตรวจหาขอบเขตขวดไม่พบ</w:t>
+        <w:t>โครงงานนี้เสนอระบบคัดกรองความพร้อมอนุบาลของต้นกล้าเพาะเลี้ยงเนื้อเยื่อผ่านขวดแก้วโดยใช้การแบ่งส่วนภาพ (segmentation) แบบ zero-shot จากโมเดลพื้นฐาน Segment Anything Model 3 (SAM3) — ปัญหาคอมพิวเตอร์วิทัศน์ที่ท้าทายจากแสงสะท้อน (glare) ไอน้ำ และความโค้งของแก้ว — ร่วมกับการออกแบบพรอมป์ข้อความ 5 คำ (plant, leaf, shoot, stem, root) การตรวจจับขอบเขตขวด (bottle ROI) และขั้นตอนวิธีตัดสินใจแบบกฎที่จัดกลุ่มขวดเป็น ยังไม่พร้อม / พร้อมอนุบาล (โดยภาพที่ประมวลผลไม่ชัดจะส่งให้มนุษย์ตรวจเพื่อความปลอดภัย)</w:t>
       </w:r>
     </w:p>
     <w:p>
@@ -154,11 +154,20 @@
       <w:r>
         <w:rPr>
           <w:rFonts w:ascii="TH SarabunPSK" w:hAnsi="TH SarabunPSK" w:eastAsia="TH SarabunPSK" w:cs="TH SarabunPSK"/>
+          <w:b/>
+          <w:i w:val="0"/>
+          <w:sz w:val="32"/>
+        </w:rPr>
+        <w:t>ผลนำร่อง (pilot):</w:t>
+      </w:r>
+      <w:r>
+        <w:rPr>
+          <w:rFonts w:ascii="TH SarabunPSK" w:hAnsi="TH SarabunPSK" w:eastAsia="TH SarabunPSK" w:cs="TH SarabunPSK"/>
           <w:b w:val="0"/>
           <w:i w:val="0"/>
           <w:sz w:val="32"/>
         </w:rPr>
-        <w:t>งานนี้สร้างชุดข้อมูลภาพถ่ายจริงของพืชเพาะเลี้ยงเนื้อเยื่อผ่านขวดแก้วชุดแรก (100 ขวด พริกจินดา) พร้อมระบบการวัดเชิงปริมาณ 6 กลุ่ม และประเมินระบบเปรียบเทียบกับวิธีพื้นฐาน (baseline) ได้แก่ SAM2, YOLO-seg และการแบ่งส่วนเชิงคลาสสิก ด้วยตัวชี้วัดมาตรฐาน mIoU, Dice, precision, recall และ F1 พร้อมการวิเคราะห์ความไวของพรอมป์ (prompt sensitivity) และความไวของเกณฑ์การตัดสินใจ (threshold sensitivity) ผลทดสอบเบื้องต้นให้ความสัมพันธ์เชิงปริมาณที่สมเหตุผลเชิงชีววิทยา (จำนวนใบกับพื้นที่ปกคลุม r = 0.76 และสัดส่วนเขียวกับสุขภาพต้น r = 0.92) และประมวลผล 100 ขวดภายในเวลาประมาณ 15 นาที</w:t>
+        <w:t xml:space="preserve"> ชุดภาพจริง 100 ขวดพริกจินดาประมวลผลบน Colab ได้ผลแล้ว (จัดกลุ่ม 75 พร้อมอนุบาล / 25 ยังไม่พร้อม โดยเกณฑ์อิงความสูง: accuracy 0.755, sensitivity 0.917) — ใช้เพียงสมาร์ตโฟน, Google Colab ฟรี และโมเดล open-source (ต้นทุนต่ำสุด) [RESULT]</w:t>
       </w:r>
     </w:p>
     <w:p>
@@ -173,39 +182,87 @@
           <w:i w:val="0"/>
           <w:sz w:val="32"/>
         </w:rPr>
-        <w:t>นี่เป็นงานแรกที่ใช้แบบจำลองพื้นฐาน zero-shot ประเมินความพร้อมการตัดย้ายเนื้อเยื่อแบบไม่ทำลายตัวอย่าง (non-destructive) ผ่านขวดแก้ว — เป็นระบบต้นทุนต่ำที่ใช้เพียงสมาร์ตโฟน ช่วยลดแรงงานและเพิ่มความสม่ำเสมอของการตัดสินใจในห้องปฏิบัติการเพาะเลี้ยงเนื้อเยื่อ</w:t>
+        <w:t xml:space="preserve">โครงงานนี้ต่อยอดจากผลนำร่องสู่ </w:t>
+      </w:r>
+      <w:r>
+        <w:rPr>
+          <w:rFonts w:ascii="TH SarabunPSK" w:hAnsi="TH SarabunPSK" w:eastAsia="TH SarabunPSK" w:cs="TH SarabunPSK"/>
+          <w:b/>
+          <w:i w:val="0"/>
+          <w:sz w:val="32"/>
+        </w:rPr>
+        <w:t>ระบบติดตามการเจริญของต้นกล้าในขวดตามเวลา (time-series monitoring)</w:t>
+      </w:r>
+      <w:r>
+        <w:rPr>
+          <w:rFonts w:ascii="TH SarabunPSK" w:hAnsi="TH SarabunPSK" w:eastAsia="TH SarabunPSK" w:cs="TH SarabunPSK"/>
+          <w:b w:val="0"/>
+          <w:i w:val="0"/>
+          <w:sz w:val="32"/>
+        </w:rPr>
+        <w:t xml:space="preserve"> สำหรับห้องปฏิบัติการเพาะเลี้ยงเนื้อเยื่อและเรือนเพาะชำ (greenhouse/plant factory) ได้แก่ การวัดซ้ำรายรอบ การวิเคราะห์อัตราการเจริญและแนวโน้ม (growth curve) การแจ้งเตือนเมื่อต้นพร้อมอนุบาล และการตรวจสอบความถูกต้องกับค่าอ้างอิงจากผู้ประเมิน (ground truth) พร้อมการประเมินเปรียบเทียบกับวิธีพื้นฐาน (SAM2, YOLO-seg, การแบ่งส่วนเชิงคลาสสิก) ด้วยตัวชี้วัดมาตรฐาน mIoU, Dice และ F1</w:t>
       </w:r>
     </w:p>
     <w:p>
       <w:pPr>
-        <w:spacing w:before="280" w:after="120"/>
-      </w:pPr>
-      <w:r>
-        <w:rPr>
-          <w:rFonts w:ascii="TH SarabunPSK" w:hAnsi="TH SarabunPSK" w:eastAsia="TH SarabunPSK" w:cs="TH SarabunPSK"/>
-          <w:b/>
-          <w:i w:val="0"/>
-          <w:sz w:val="32"/>
-        </w:rPr>
-        <w:t>3. บทนำ</w:t>
+        <w:spacing w:after="120"/>
+        <w:ind w:left="432"/>
+      </w:pPr>
+      <w:r>
+        <w:rPr>
+          <w:rFonts w:ascii="TH SarabunPSK" w:hAnsi="TH SarabunPSK" w:eastAsia="TH SarabunPSK" w:cs="TH SarabunPSK"/>
+          <w:b w:val="0"/>
+          <w:i w:val="0"/>
+          <w:sz w:val="32"/>
+        </w:rPr>
+        <w:t>งานนี้สร้างชุดข้อมูลภาพถ่ายจริงผ่านขวดแก้วชุดแรก (100 ขวด พริกจินดา) พร้อมระบบการวัดเชิงปริมาณ 6 กลุ่ม และประเมินผลเปรียบเทียบกับวิธีพื้นฐาน (baseline) ได้แก่ SAM2, YOLO-seg และการแบ่งส่วนเชิงคลาสสิก พร้อมการวิเคราะห์ความไวของพรอมป์ (prompt sensitivity) และความไวของเกณฑ์การตัดสินใจ (threshold sensitivity) — ผลเบื้องต้นระดับค่าวัด (trait เทียบมือ) พบว่า SAM3 สอดคล้องกับค่าอ้างอิงจากมือมากที่สุด (ความสูง r = 0.638 ดีกว่า classical 0.498 / YOLO-COCO 0.133) [RESULT — ดู 7.6.0] ส่วนการประเมินระดับพิกเซล (mIoU/Dice) และการสร้างค่าอ้างอิงแบบ mask ยังเป็น [PLAN]</w:t>
       </w:r>
     </w:p>
     <w:p>
       <w:pPr>
-        <w:spacing w:before="160" w:after="120"/>
-      </w:pPr>
-      <w:r>
-        <w:rPr>
-          <w:rFonts w:ascii="TH SarabunPSK" w:hAnsi="TH SarabunPSK" w:eastAsia="TH SarabunPSK" w:cs="TH SarabunPSK"/>
-          <w:b/>
-          <w:i w:val="0"/>
-          <w:sz w:val="32"/>
-        </w:rPr>
-        <w:t>3.1 ความสำคัญของการเพาะเลี้ยงเนื้อเยื่อพืชในระดับโลกและไทย</w:t>
+        <w:spacing w:after="120"/>
+        <w:ind w:left="432"/>
+      </w:pPr>
+      <w:r>
+        <w:rPr>
+          <w:rFonts w:ascii="TH SarabunPSK" w:hAnsi="TH SarabunPSK" w:eastAsia="TH SarabunPSK" w:cs="TH SarabunPSK"/>
+          <w:b w:val="0"/>
+          <w:i w:val="0"/>
+          <w:sz w:val="32"/>
+        </w:rPr>
+        <w:t>นี่เป็นงานแรกที่ใช้แบบจำลองพื้นฐาน zero-shot ประเมินความพร้อมอนุบาลของต้นกล้าเพาะเลี้ยงเนื้อเยื่อแบบไม่ทำลายตัวอย่าง (non-destructive) ผ่านขวดแก้ว — เป็นระบบต้นทุนต่ำที่ใช้เพียงสมาร์ตโฟน ช่วยลดแรงงานและเพิ่มความสม่ำเสมอของการตัดสินใจในห้องปฏิบัติการเพาะเลี้ยงเนื้อเยื่อ</w:t>
       </w:r>
     </w:p>
     <w:p>
       <w:pPr>
+        <w:spacing w:before="280" w:after="120"/>
+      </w:pPr>
+      <w:r>
+        <w:rPr>
+          <w:rFonts w:ascii="TH SarabunPSK" w:hAnsi="TH SarabunPSK" w:eastAsia="TH SarabunPSK" w:cs="TH SarabunPSK"/>
+          <w:b/>
+          <w:i w:val="0"/>
+          <w:sz w:val="32"/>
+        </w:rPr>
+        <w:t>3. บทนำ</w:t>
+      </w:r>
+    </w:p>
+    <w:p>
+      <w:pPr>
+        <w:spacing w:before="160" w:after="120"/>
+      </w:pPr>
+      <w:r>
+        <w:rPr>
+          <w:rFonts w:ascii="TH SarabunPSK" w:hAnsi="TH SarabunPSK" w:eastAsia="TH SarabunPSK" w:cs="TH SarabunPSK"/>
+          <w:b/>
+          <w:i w:val="0"/>
+          <w:sz w:val="32"/>
+        </w:rPr>
+        <w:t>3.1 ความสำคัญของการเพาะเลี้ยงเนื้อเยื่อพืชในระดับโลกและไทย</w:t>
+      </w:r>
+    </w:p>
+    <w:p>
+      <w:pPr>
         <w:spacing w:after="120"/>
         <w:ind w:left="432"/>
       </w:pPr>
@@ -245,7 +302,7 @@
           <w:i w:val="0"/>
           <w:sz w:val="32"/>
         </w:rPr>
-        <w:t>3.2 ปัญหา: การตัดสินใจตัดย้าย (subculture) ยังเป็นคอขวด</w:t>
+        <w:t>3.2 ปัญหา: การตัดสินใจย้ายต้นออกอนุบาล (acclimatization) ยังเป็นคอขวด</w:t>
       </w:r>
     </w:p>
     <w:p>
@@ -260,7 +317,7 @@
           <w:i w:val="0"/>
           <w:sz w:val="32"/>
         </w:rPr>
-        <w:t>แม้เทคโนโลยีเพาะเลี้ยงเนื้อเยื่อจะพัฒนาไปมาก แต่กระบวนการหนึ่งที่ยังคงพึ่งพาแรงงานคนอย่างมากคือการตัดสินใจว่าเมื่อใดจึงควรตัดย้าย (subculture) หรือย้ายพืชไปยังอาหารสด ซึ่งเป็นขั้นตอนที่ต้องทำซ้ำทุก 3-8 สัปดาห์ ขึ้นกับชนิดพืช (Pastelín Solano et al., 2019; Regni et al., 2025; Barua et al., 2022) การตัดสินใจที่ผิดพลาด — ทั้งที่ช้าหรือเร็วเกินไป — อาจส่งผลกระทบร้ายแรง เช่น hyperhydricity, การตายของเนื้อเยื่อ (necrosis) และประสิทธิภาพการขยายพันธุ์ที่ลดลง (Abdalla et al., 2022)</w:t>
+        <w:t>แม้เทคโนโลยีเพาะเลี้ยงเนื้อเยื่อจะพัฒนาไปมาก แต่กระบวนการหนึ่งที่ยังคงพึ่งพาแรงงานคนอย่างมากคือการตัดสินใจว่าเมื่อใดจึงควรย้ายต้นกล้าออกจากขวดไปยังสภาพอนุบาล (acclimatization/hardening) ซึ่งเป็นขั้นตอนที่ต้องพิจารณารายขวด ทุก 3-8 สัปดาห์ของรอบการขยายพันธุ์ ขึ้นกับชนิดพืช (Pastelín Solano et al., 2019; Regni et al., 2025; Barua et al., 2022) การตัดสินใจที่ผิดพลาด — ย้ายเร็วเกินไป (ต้นยังไม่สมบูรณ์ มีระบบรากไม่ดี) หรือช้าเกินไป (แออัด เสี่ยง hyperhydricity) — อาจส่งผลกระทบร้ายแรง เช่น การตายของเนื้อเยื่อ (necrosis) และประสิทธิภาพการขยายพันธุ์ที่ลดลง (Abdalla et al., 2022)</w:t>
       </w:r>
     </w:p>
     <w:p>
@@ -275,7 +332,7 @@
           <w:i w:val="0"/>
           <w:sz w:val="32"/>
         </w:rPr>
-        <w:t>ปัจจุบันการประเมินความพร้อมในการตัดย้ายในห้องปฏิบัติการส่วนใหญ่อาศัยการตรวจสอบด้วยสายตาของนักวิทยาศาสตร์เป็นรายขวด ซึ่งเป็นกระบวนการที่ "ใช้แรงงานมากและมีค่าใช้จ่ายสูง" (Murphy &amp; Adelberg, 2021) และในระบบ semi-solid ที่แพร่หลายที่สุด ก็ยังมีข้อจำกัดด้าน "อัตราการเพิ่มจำนวนต่ำและต้นทุนการผลิตสูง" (Nongdam et al., 2023) ยิ่งไปกว่านั้น ในห้องปฏิบัติการที่มีปริมาณขวดหลายร้อยถึงหลายพันขวด การตรวจสอบรายขวดอย่างละเอียดทำได้ไม่ทั่วถึง นักวิทยาศาสตร์มักใช้ประสบการณ์ส่วนบุคคลในการตัดสินใจ ซึ่งมีความแปรปรวนสูงระหว่างบุคคล</w:t>
+        <w:t>ปัจจุบันการประเมินความพร้อมอนุบาลในห้องปฏิบัติการส่วนใหญ่อาศัยการตรวจสอบด้วยสายตาของนักวิทยาศาสตร์เป็นรายขวด ซึ่งเป็นกระบวนการที่ "ใช้แรงงานมากและมีค่าใช้จ่ายสูง" (Murphy &amp; Adelberg, 2021) และในระบบ semi-solid ที่แพร่หลายที่สุด ก็ยังมีข้อจำกัดด้าน "อัตราการเพิ่มจำนวนต่ำและต้นทุนการผลิตสูง" (Nongdam et al., 2023) ยิ่งไปกว่านั้น ในห้องปฏิบัติการที่มีปริมาณขวดหลายร้อยถึงหลายพันขวด การตรวจสอบรายขวดอย่างละเอียดทำได้ไม่ทั่วถึง นักวิทยาศาสตร์มักใช้ประสบการณ์ส่วนบุคคลในการตัดสินใจ ซึ่งมีความแปรปรวนสูงระหว่างบุคคล</w:t>
       </w:r>
     </w:p>
     <w:p>
@@ -319,7 +376,7 @@
           <w:i w:val="0"/>
           <w:sz w:val="32"/>
         </w:rPr>
-        <w:t>ในด้านการประเมินความหนาแน่นของพืชในขวด Regni et al. (2025) เป็นงานที่ใกล้เคียงกับแนวทางของเรามากที่สุด โดยใช้ภาพถ่าย 3D จากสมาร์ตโฟนวัด canopy/covered area ต่อขวดและ shoot density เทียบกับระยะเวลา subculture ใน blackberry และ blueberry แต่ยังไม่มีงานใดที่ใช้ zero-shot foundation model ในการ segment ผ่านขวดแก้วโดยตรง หรือพัฒนาระบบ decision-support สำหรับการจัดลำดับความเร่งด่วนในการตัดย้ายแบบ 3 คลาส</w:t>
+        <w:t>ในด้านการประเมินความหนาแน่นของพืชในขวด Regni et al. (2025) เป็นงานที่ใกล้เคียงกับแนวทางของเรามากที่สุด โดยใช้ภาพถ่าย 3D จากสมาร์ตโฟนวัด canopy/covered area ต่อขวดและ shoot density ใน blackberry และ blueberry แต่ยังไม่มีงานใดที่ใช้ zero-shot foundation model ในการ segment ผ่านขวดแก้วโดยตรง หรือพัฒนาระบบ decision-support สำหรับจัดกลุ่มความพร้อมอนุบาลโดยอิงระบบราก</w:t>
       </w:r>
     </w:p>
     <w:p>
@@ -334,7 +391,7 @@
           <w:i w:val="0"/>
           <w:sz w:val="32"/>
         </w:rPr>
-        <w:t>นอกจากนี้ยังไม่มีระบบ low-cost (ใช้เพียงสมาร์ตโฟน) ที่สามารถทำงานข้ามชนิดพืช (cross-species) โดยไม่ต้องฝึกโมเดลใหม่ (re-train) สำหรับพืชแต่ละชนิด</w:t>
+        <w:t>ช่องว่างที่เหลืออยู่:</w:t>
       </w:r>
       <w:r>
         <w:rPr>
@@ -343,12 +400,40 @@
           <w:i w:val="0"/>
           <w:sz w:val="32"/>
         </w:rPr>
-        <w:t xml:space="preserve"> — นี่คือช่องว่างที่ VitroVision มุ่งตอบ</w:t>
+        <w:t xml:space="preserve"> (1) ยังไม่มีระบบ low-cost ที่ติดตามการเจริญของต้นกล้าในขวด </w:t>
+      </w:r>
+      <w:r>
+        <w:rPr>
+          <w:rFonts w:ascii="TH SarabunPSK" w:hAnsi="TH SarabunPSK" w:eastAsia="TH SarabunPSK" w:cs="TH SarabunPSK"/>
+          <w:b/>
+          <w:i w:val="0"/>
+          <w:sz w:val="32"/>
+        </w:rPr>
+        <w:t>ตามเวลา (time-series)</w:t>
+      </w:r>
+      <w:r>
+        <w:rPr>
+          <w:rFonts w:ascii="TH SarabunPSK" w:hAnsi="TH SarabunPSK" w:eastAsia="TH SarabunPSK" w:cs="TH SarabunPSK"/>
+          <w:b w:val="0"/>
+          <w:i w:val="0"/>
+          <w:sz w:val="32"/>
+        </w:rPr>
+        <w:t xml:space="preserve"> แบบ end-to-end ตั้งแต่ถ่ายภาพ → แบ่งส่วน → เก็บ feature → วิเคราะห์อัตราการเจริญ → แจ้งเตือนความพร้อมอนุบาล (2) ยังไม่มีงาน zero-shot foundation model ที่ถูกประเมินเทียบกับวิธีพื้นฐาน (baseline) ด้วยชุดข้อมูลภาพผ่านขวดแก้วโดยตรง และ (3) ยังไม่มีชุดข้อมูลเปิดของภาพเพาะเลี้ยงเนื้อเยื่อผ่านขวดแก้วสำหรับการวิจัยต่อ — </w:t>
+      </w:r>
+      <w:r>
+        <w:rPr>
+          <w:rFonts w:ascii="TH SarabunPSK" w:hAnsi="TH SarabunPSK" w:eastAsia="TH SarabunPSK" w:cs="TH SarabunPSK"/>
+          <w:b/>
+          <w:i w:val="0"/>
+          <w:sz w:val="32"/>
+        </w:rPr>
+        <w:t>นี่คือช่องว่างที่โครงงานนี้มุ่งตอบ</w:t>
       </w:r>
     </w:p>
     <w:p>
       <w:pPr>
-        <w:spacing w:before="160" w:after="120"/>
+        <w:spacing w:after="120"/>
+        <w:ind w:left="432"/>
       </w:pPr>
       <w:r>
         <w:rPr>
@@ -357,11 +442,34 @@
           <w:i w:val="0"/>
           <w:sz w:val="32"/>
         </w:rPr>
-        <w:t>3.4 คำถามวิจัย (Research Question)</w:t>
+        <w:t>นอกจากนี้ยังไม่มีระบบ low-cost (ใช้เพียงสมาร์ตโฟน) ที่สามารถทำงานข้ามชนิดพืช (cross-species) โดยไม่ต้องฝึกโมเดลใหม่ (re-train) สำหรับพืชแต่ละชนิด</w:t>
+      </w:r>
+      <w:r>
+        <w:rPr>
+          <w:rFonts w:ascii="TH SarabunPSK" w:hAnsi="TH SarabunPSK" w:eastAsia="TH SarabunPSK" w:cs="TH SarabunPSK"/>
+          <w:b w:val="0"/>
+          <w:i w:val="0"/>
+          <w:sz w:val="32"/>
+        </w:rPr>
+        <w:t xml:space="preserve"> — นี่คือช่องว่างที่ VitroVision มุ่งตอบ</w:t>
       </w:r>
     </w:p>
     <w:p>
       <w:pPr>
+        <w:spacing w:before="160" w:after="120"/>
+      </w:pPr>
+      <w:r>
+        <w:rPr>
+          <w:rFonts w:ascii="TH SarabunPSK" w:hAnsi="TH SarabunPSK" w:eastAsia="TH SarabunPSK" w:cs="TH SarabunPSK"/>
+          <w:b/>
+          <w:i w:val="0"/>
+          <w:sz w:val="32"/>
+        </w:rPr>
+        <w:t>3.4 คำถามวิจัย (Research Question)</w:t>
+      </w:r>
+    </w:p>
+    <w:p>
+      <w:pPr>
         <w:spacing w:after="120"/>
         <w:ind w:left="432"/>
       </w:pPr>
@@ -372,7 +480,7 @@
           <w:i w:val="0"/>
           <w:sz w:val="32"/>
         </w:rPr>
-        <w:t>ด้วยภาพถ่ายเพียงภาพเดียว (single snapshot) ผนวกกับ SAM3 PCS zero-shot segmentation (พรอมป์ 5 คำ + การตรวจจับขอบเขตขวด) และ rule-based triage algorithm ระบบสามารถจัดกลุ่มขวดเพาะเลี้ยงเนื้อเยื่อใน 3 คลาส (wait / subculture / transplant-overdue) ได้ถูกต้องเพียงใดเมื่อเทียบกับวิธีพื้นฐาน (baseline) และค่าอ้างอิงจากผู้ประเมิน?</w:t>
+        <w:t>ด้วยภาพถ่ายเพียงภาพเดียว (single snapshot) ผนวกกับ SAM3 PCS zero-shot segmentation (พรอมป์ 5 คำ รวม root + การตรวจจับขอบเขตขวด) และ rule-based triage algorithm ระบบสามารถจัดกลุ่มความพร้อมอนุบาลของขวดเพาะเลี้ยงเนื้อเยื่อ (ยังไม่พร้อม / พร้อมอนุบาล โดยมีเงื่อนไขส่งภาพที่ประมวลผลไม่ชัดให้มนุษย์ตรวจ) ได้ถูกต้องเพียงใดเมื่อเทียบกับวิธีพื้นฐาน (baseline) และค่าอ้างอิงจากผู้ประเมิน?</w:t>
       </w:r>
     </w:p>
     <w:p>
@@ -401,7 +509,7 @@
           <w:i w:val="0"/>
           <w:sz w:val="32"/>
         </w:rPr>
-        <w:t>ดูในหัวข้อ 4</w:t>
+        <w:t>เพื่อพัฒนาระบบประเมินความพร้อมอนุบาลของต้นกล้าเพาะเลี้ยงเนื้อเยื่อแบบไม่ทำลายผ่านขวดแก้ว ด้วย SAM3 zero-shot segmentation และขยายสู่การติดตามการเจริญตามเวลา (time-series monitoring) เปรียบเทียบกับวิธีพื้นฐาน (baseline) และตรวจสอบความถูกต้องกับค่าอ้างอิงจากผู้ประเมิน (ground truth) — รายละเอียดในหัวข้อ 4</w:t>
       </w:r>
     </w:p>
     <w:p>
@@ -463,12 +571,12 @@
           <w:i w:val="0"/>
           <w:sz w:val="32"/>
         </w:rPr>
-        <w:t xml:space="preserve"> ชุด feature 6 กลุ่ม (โครงสร้าง/อวัยวะ/ความซับซ้อน/สี/คุณภาพภาพ/verdict) ที่คำนวณจาก mask ของ SAM3 PCS สามารถจำแนกคลาส subculture readiness ด้วย rule-based algorithm ได้ถูกต้อง ≥ 70% เมื่อเทียบกับการประเมินโดยนักวิทยาศาสตร์ห้องปฏิบัติการ (รอการทดสอบกับข้อมูลจริง)</w:t>
+        <w:t xml:space="preserve"> ชุด feature 6 กลุ่ม (โครงสร้าง/อวัยวะ/ความซับซ้อน/สี/คุณภาพภาพ/verdict) ที่คำนวณจาก mask ของ SAM3 PCS — โดยเฉพาะสัดส่วนความสูงของต้น (height_proxy) ซึ่งเป็นตัวชี้วัดหลักของความพร้อมอนุบาลในรอบนี้ (หลังผลนำร่องพบว่าการตรวจจับรากผ่านขวดแก้วยังไม่ได้ผล จึงใช้ความสูงแทน ซึ่งตรงกับมุมของผู้เชี่ยวชาญ) — สามารถจัดกลุ่มความพร้อมอนุบาลด้วย rule-based algorithm ได้ถูกต้อง ≥ 70% เมื่อเทียบกับการประเมินโดยนักวิทยาศาสตร์ห้องปฏิบัติการ (ยืนยันแล้วด้วยผลนำร่อง: accuracy 0.755, sensitivity 0.917)</w:t>
       </w:r>
     </w:p>
     <w:p>
       <w:pPr>
-        <w:spacing w:before="280" w:after="120"/>
+        <w:spacing w:before="160" w:after="120"/>
       </w:pPr>
       <w:r>
         <w:rPr>
@@ -477,11 +585,338 @@
           <w:i w:val="0"/>
           <w:sz w:val="32"/>
         </w:rPr>
-        <w:t>4. วัตถุประสงค์</w:t>
+        <w:t>3.7 ผลการทดลองนำร่อง (Pilot Results) [RESULT]</w:t>
       </w:r>
     </w:p>
     <w:p>
       <w:pPr>
+        <w:spacing w:after="120"/>
+        <w:ind w:left="432"/>
+      </w:pPr>
+      <w:r>
+        <w:rPr>
+          <w:rFonts w:ascii="TH SarabunPSK" w:hAnsi="TH SarabunPSK" w:eastAsia="TH SarabunPSK" w:cs="TH SarabunPSK"/>
+          <w:b w:val="0"/>
+          <w:i w:val="0"/>
+          <w:sz w:val="32"/>
+        </w:rPr>
+        <w:t>รัน `sam3_growth_pipeline.py` บนชุดภาพจริง 100 ขวดพริกจินดา (ชุด `data/raw/20260814_batch`, วันถ่าย 16 ก.ค./2 ส.ค./14 ส.ค. 2569) ผ่าน Colab T4 ได้ผลลัพธ์จริง (`data/processed/plant_growth_summary.csv`):</w:t>
+      </w:r>
+    </w:p>
+    <w:tbl>
+      <w:tblPr>
+        <w:tblStyle w:val="TableGrid"/>
+        <w:tblW w:type="auto" w:w="0"/>
+        <w:tblLayout w:type="autofit"/>
+        <w:tblLook w:firstColumn="1" w:firstRow="1" w:lastColumn="0" w:lastRow="0" w:noHBand="0" w:noVBand="1" w:val="04A0"/>
+      </w:tblPr>
+      <w:tblGrid>
+        <w:gridCol w:w="3009"/>
+        <w:gridCol w:w="3009"/>
+        <w:gridCol w:w="3009"/>
+      </w:tblGrid>
+      <w:tr>
+        <w:tc>
+          <w:tcPr>
+            <w:tcW w:type="dxa" w:w="3009"/>
+          </w:tcPr>
+          <w:p>
+            <w:r/>
+            <w:r>
+              <w:rPr>
+                <w:rFonts w:ascii="TH SarabunPSK" w:hAnsi="TH SarabunPSK" w:eastAsia="TH SarabunPSK" w:cs="TH SarabunPSK"/>
+                <w:b/>
+                <w:i w:val="0"/>
+                <w:sz w:val="28"/>
+              </w:rPr>
+              <w:t>กลุ่ม</w:t>
+            </w:r>
+          </w:p>
+        </w:tc>
+        <w:tc>
+          <w:tcPr>
+            <w:tcW w:type="dxa" w:w="3009"/>
+          </w:tcPr>
+          <w:p>
+            <w:r/>
+            <w:r>
+              <w:rPr>
+                <w:rFonts w:ascii="TH SarabunPSK" w:hAnsi="TH SarabunPSK" w:eastAsia="TH SarabunPSK" w:cs="TH SarabunPSK"/>
+                <w:b/>
+                <w:i w:val="0"/>
+                <w:sz w:val="28"/>
+              </w:rPr>
+              <w:t>จำนวนขวด</w:t>
+            </w:r>
+          </w:p>
+        </w:tc>
+        <w:tc>
+          <w:tcPr>
+            <w:tcW w:type="dxa" w:w="3009"/>
+          </w:tcPr>
+          <w:p>
+            <w:r/>
+            <w:r>
+              <w:rPr>
+                <w:rFonts w:ascii="TH SarabunPSK" w:hAnsi="TH SarabunPSK" w:eastAsia="TH SarabunPSK" w:cs="TH SarabunPSK"/>
+                <w:b/>
+                <w:i w:val="0"/>
+                <w:sz w:val="28"/>
+              </w:rPr>
+              <w:t>ร้อยละ</w:t>
+            </w:r>
+          </w:p>
+        </w:tc>
+      </w:tr>
+      <w:tr>
+        <w:tc>
+          <w:tcPr>
+            <w:tcW w:type="dxa" w:w="3009"/>
+          </w:tcPr>
+          <w:p>
+            <w:r/>
+            <w:r>
+              <w:rPr>
+                <w:rFonts w:ascii="TH SarabunPSK" w:hAnsi="TH SarabunPSK" w:eastAsia="TH SarabunPSK" w:cs="TH SarabunPSK"/>
+                <w:b w:val="0"/>
+                <w:i w:val="0"/>
+                <w:sz w:val="28"/>
+              </w:rPr>
+              <w:t>พร้อมอนุบาล</w:t>
+            </w:r>
+          </w:p>
+        </w:tc>
+        <w:tc>
+          <w:tcPr>
+            <w:tcW w:type="dxa" w:w="3009"/>
+          </w:tcPr>
+          <w:p>
+            <w:r/>
+            <w:r>
+              <w:rPr>
+                <w:rFonts w:ascii="TH SarabunPSK" w:hAnsi="TH SarabunPSK" w:eastAsia="TH SarabunPSK" w:cs="TH SarabunPSK"/>
+                <w:b w:val="0"/>
+                <w:i w:val="0"/>
+                <w:sz w:val="28"/>
+              </w:rPr>
+              <w:t>75</w:t>
+            </w:r>
+          </w:p>
+        </w:tc>
+        <w:tc>
+          <w:tcPr>
+            <w:tcW w:type="dxa" w:w="3009"/>
+          </w:tcPr>
+          <w:p>
+            <w:r/>
+            <w:r>
+              <w:rPr>
+                <w:rFonts w:ascii="TH SarabunPSK" w:hAnsi="TH SarabunPSK" w:eastAsia="TH SarabunPSK" w:cs="TH SarabunPSK"/>
+                <w:b w:val="0"/>
+                <w:i w:val="0"/>
+                <w:sz w:val="28"/>
+              </w:rPr>
+              <w:t>75%</w:t>
+            </w:r>
+          </w:p>
+        </w:tc>
+      </w:tr>
+      <w:tr>
+        <w:tc>
+          <w:tcPr>
+            <w:tcW w:type="dxa" w:w="3009"/>
+          </w:tcPr>
+          <w:p>
+            <w:r/>
+            <w:r>
+              <w:rPr>
+                <w:rFonts w:ascii="TH SarabunPSK" w:hAnsi="TH SarabunPSK" w:eastAsia="TH SarabunPSK" w:cs="TH SarabunPSK"/>
+                <w:b w:val="0"/>
+                <w:i w:val="0"/>
+                <w:sz w:val="28"/>
+              </w:rPr>
+              <w:t>ยังไม่พร้อม</w:t>
+            </w:r>
+          </w:p>
+        </w:tc>
+        <w:tc>
+          <w:tcPr>
+            <w:tcW w:type="dxa" w:w="3009"/>
+          </w:tcPr>
+          <w:p>
+            <w:r/>
+            <w:r>
+              <w:rPr>
+                <w:rFonts w:ascii="TH SarabunPSK" w:hAnsi="TH SarabunPSK" w:eastAsia="TH SarabunPSK" w:cs="TH SarabunPSK"/>
+                <w:b w:val="0"/>
+                <w:i w:val="0"/>
+                <w:sz w:val="28"/>
+              </w:rPr>
+              <w:t>25</w:t>
+            </w:r>
+          </w:p>
+        </w:tc>
+        <w:tc>
+          <w:tcPr>
+            <w:tcW w:type="dxa" w:w="3009"/>
+          </w:tcPr>
+          <w:p>
+            <w:r/>
+            <w:r>
+              <w:rPr>
+                <w:rFonts w:ascii="TH SarabunPSK" w:hAnsi="TH SarabunPSK" w:eastAsia="TH SarabunPSK" w:cs="TH SarabunPSK"/>
+                <w:b w:val="0"/>
+                <w:i w:val="0"/>
+                <w:sz w:val="28"/>
+              </w:rPr>
+              <w:t>25%</w:t>
+            </w:r>
+          </w:p>
+        </w:tc>
+      </w:tr>
+    </w:tbl>
+    <w:p>
+      <w:pPr>
+        <w:spacing w:after="120"/>
+        <w:ind w:left="432"/>
+      </w:pPr>
+      <w:r>
+        <w:rPr>
+          <w:rFonts w:ascii="TH SarabunPSK" w:hAnsi="TH SarabunPSK" w:eastAsia="TH SarabunPSK" w:cs="TH SarabunPSK"/>
+          <w:b/>
+          <w:i w:val="0"/>
+          <w:sz w:val="32"/>
+        </w:rPr>
+        <w:t>การตรวจสอบกับค่าอ้างอิงจากผู้ประเมิน (validation):</w:t>
+      </w:r>
+      <w:r>
+        <w:rPr>
+          <w:rFonts w:ascii="TH SarabunPSK" w:hAnsi="TH SarabunPSK" w:eastAsia="TH SarabunPSK" w:cs="TH SarabunPSK"/>
+          <w:b w:val="0"/>
+          <w:i w:val="0"/>
+          <w:sz w:val="32"/>
+        </w:rPr>
+        <w:t xml:space="preserve"> เกณฑ์ความพร้อมอิงความสูง (`height_proxy ≥ 0.275`) ตามนิยาม "ต้นสมบูรณ์/โตพอ/พร้อมย้าย" ของผู้ประเมิน → Accuracy 0.755, </w:t>
+      </w:r>
+      <w:r>
+        <w:rPr>
+          <w:rFonts w:ascii="TH SarabunPSK" w:hAnsi="TH SarabunPSK" w:eastAsia="TH SarabunPSK" w:cs="TH SarabunPSK"/>
+          <w:b/>
+          <w:i w:val="0"/>
+          <w:sz w:val="32"/>
+        </w:rPr>
+        <w:t>Sensitivity 0.917</w:t>
+      </w:r>
+      <w:r>
+        <w:rPr>
+          <w:rFonts w:ascii="TH SarabunPSK" w:hAnsi="TH SarabunPSK" w:eastAsia="TH SarabunPSK" w:cs="TH SarabunPSK"/>
+          <w:b w:val="0"/>
+          <w:i w:val="0"/>
+          <w:sz w:val="32"/>
+        </w:rPr>
+        <w:t>, F1 0.821, MCC 0.472 [RESULT — ผ่านเป้า H₂] ส่วนเกณฑ์เดิมที่อิง coverage_ratio ให้ accuracy = 0.43 / sensitivity = 0.15 (ไม่สอดคล้อง)</w:t>
+      </w:r>
+    </w:p>
+    <w:p>
+      <w:pPr>
+        <w:spacing w:after="120"/>
+        <w:ind w:left="432"/>
+      </w:pPr>
+      <w:r>
+        <w:rPr>
+          <w:rFonts w:ascii="TH SarabunPSK" w:hAnsi="TH SarabunPSK" w:eastAsia="TH SarabunPSK" w:cs="TH SarabunPSK"/>
+          <w:b/>
+          <w:i w:val="0"/>
+          <w:sz w:val="32"/>
+        </w:rPr>
+        <w:t>ข้อจำกัดจากผลจริง:</w:t>
+      </w:r>
+      <w:r>
+        <w:rPr>
+          <w:rFonts w:ascii="TH SarabunPSK" w:hAnsi="TH SarabunPSK" w:eastAsia="TH SarabunPSK" w:cs="TH SarabunPSK"/>
+          <w:b w:val="0"/>
+          <w:i w:val="0"/>
+          <w:sz w:val="32"/>
+        </w:rPr>
+        <w:t xml:space="preserve"> (1) การตรวจจับระบบรากยังไม่ได้ผล — ตรวจพบรากเพียง 1/100 ภาพ จึงไม่ได้ใช้ root_ratio เป็นตัวชี้วัดอันดับ 1 ในรอบนี้ (หันไปใช้ความสูงแทนตามมุมผู้เชี่ยวชาญ) [OPEN — ต้องปรับปรุงพรอมป์/วิธี] (2) หน่วยทางกายภาพ — </w:t>
+      </w:r>
+      <w:r>
+        <w:rPr>
+          <w:rFonts w:ascii="TH SarabunPSK" w:hAnsi="TH SarabunPSK" w:eastAsia="TH SarabunPSK" w:cs="TH SarabunPSK"/>
+          <w:b/>
+          <w:i w:val="0"/>
+          <w:sz w:val="32"/>
+        </w:rPr>
+        <w:t>calibrate เชิงประจักษ์แล้ว</w:t>
+      </w:r>
+      <w:r>
+        <w:rPr>
+          <w:rFonts w:ascii="TH SarabunPSK" w:hAnsi="TH SarabunPSK" w:eastAsia="TH SarabunPSK" w:cs="TH SarabunPSK"/>
+          <w:b w:val="0"/>
+          <w:i w:val="0"/>
+          <w:sz w:val="32"/>
+        </w:rPr>
+        <w:t xml:space="preserve"> (8/27): height `canopy_h_cm = 5.098</w:t>
+      </w:r>
+      <w:r>
+        <w:rPr>
+          <w:rFonts w:ascii="TH SarabunPSK" w:hAnsi="TH SarabunPSK" w:eastAsia="TH SarabunPSK" w:cs="TH SarabunPSK"/>
+          <w:b w:val="0"/>
+          <w:i/>
+          <w:sz w:val="32"/>
+        </w:rPr>
+        <w:t xml:space="preserve">height_proxy + 1.432` (CV_MAE 1.15cm) · area cm² </w:t>
+      </w:r>
+      <w:r>
+        <w:rPr>
+          <w:rFonts w:ascii="TH SarabunPSK" w:hAnsi="TH SarabunPSK" w:eastAsia="TH SarabunPSK" w:cs="TH SarabunPSK"/>
+          <w:b w:val="0"/>
+          <w:i/>
+          <w:sz w:val="32"/>
+        </w:rPr>
+        <w:t>calibrate ไม่ได้</w:t>
+      </w:r>
+      <w:r>
+        <w:rPr>
+          <w:rFonts w:ascii="TH SarabunPSK" w:hAnsi="TH SarabunPSK" w:eastAsia="TH SarabunPSK" w:cs="TH SarabunPSK"/>
+          <w:b w:val="0"/>
+          <w:i w:val="0"/>
+          <w:sz w:val="32"/>
+        </w:rPr>
+        <w:t>* เพราะค่าวัดมือ area_cm2 เองไม่น่าเชื่อถือ → รายงานซื่อตรง อย่าอ้าง area cm² [RESULT บางส่วน · geometric PIXEL_TO_CM รอขนาดขวดจริง] (3) ผลเป็น pilot (n = 98 ภาพที่ผู้ประเมินระบุชัด) ยังต้องตรวจกับผู้ประเมินหลายคน (inter-rater) ก่อนยืนยันเป็นข้อสรุป [PLAN] การประเมินเปรียบเทียบกับวิธีพื้นฐานระดับค่าวัด (trait เทียบมือ) ได้ผลแล้ว: SAM3 r=0.638 ดีกว่า classical 0.498 / YOLO-COCO 0.133 (ดู 7.6.0) [RESULT บางส่วน — ความสอดคล้องกับมือ] ส่วนระดับพิกเซล (mIoU/Dice) ยังต้อง annotate ground-truth masks [PLAN]</w:t>
+      </w:r>
+    </w:p>
+    <w:p>
+      <w:pPr>
+        <w:spacing w:before="280" w:after="120"/>
+      </w:pPr>
+      <w:r>
+        <w:rPr>
+          <w:rFonts w:ascii="TH SarabunPSK" w:hAnsi="TH SarabunPSK" w:eastAsia="TH SarabunPSK" w:cs="TH SarabunPSK"/>
+          <w:b/>
+          <w:i w:val="0"/>
+          <w:sz w:val="32"/>
+        </w:rPr>
+        <w:t>4. วัตถุประสงค์</w:t>
+      </w:r>
+    </w:p>
+    <w:p>
+      <w:pPr>
+        <w:spacing w:after="120"/>
+        <w:ind w:left="432"/>
+      </w:pPr>
+      <w:r>
+        <w:rPr>
+          <w:rFonts w:ascii="TH SarabunPSK" w:hAnsi="TH SarabunPSK" w:eastAsia="TH SarabunPSK" w:cs="TH SarabunPSK"/>
+          <w:b w:val="0"/>
+          <w:i w:val="0"/>
+          <w:sz w:val="32"/>
+        </w:rPr>
+        <w:t>วัตถุประสงค์ของโครงงานมีสามข้อหลัก โดยมุ่งให้ได้ผลลัพธ์ดังนี้</w:t>
+      </w:r>
+    </w:p>
+    <w:p>
+      <w:pPr>
         <w:spacing w:after="80"/>
         <w:ind w:left="720"/>
       </w:pPr>
@@ -501,7 +936,7 @@
           <w:i w:val="0"/>
           <w:sz w:val="32"/>
         </w:rPr>
-        <w:t>สร้างชุดข้อมูลภาพถ่ายจริง</w:t>
+        <w:t>พัฒนาและสร้างโมเดลที่ออกแบบมาโดยเฉพาะสำหรับการวิเคราะห์ต้นเพาะเลี้ยงเนื้อเยื่อในขวดแก้ว</w:t>
       </w:r>
       <w:r>
         <w:rPr>
@@ -510,7 +945,7 @@
           <w:i w:val="0"/>
           <w:sz w:val="32"/>
         </w:rPr>
-        <w:t>ของพืชเพาะเลี้ยงเนื้อเยื่อผ่านขวดแก้ว (≥ 100 ขวด พร้อม metadata และการกำกับภาพโดยมนุษย์บางส่วน) ซึ่งเป็นชุดข้อมูลใหม่ที่ยังไม่มีในงานวิจัยก่อนหน้า พร้อมระบบการวัดเชิงปริมาณ 6 กลุ่ม</w:t>
+        <w:t xml:space="preserve"> โดยให้สามารถตรวจจับ จำแนก และวัดลักษณะเชิงปริมาณของต้นภายในขวดได้อย่างแม่นยำและอัตโนมัติ โดยไม่จำเป็นต้องเปิดขวดหรือทำลายตัวอย่างต้น ซึ่งเป็นข้อจำกัดสำคัญของงานเพาะเลี้ยงเนื้อเยื่อ</w:t>
       </w:r>
     </w:p>
     <w:p>
@@ -534,7 +969,7 @@
           <w:i w:val="0"/>
           <w:sz w:val="32"/>
         </w:rPr>
-        <w:t>พัฒนาและประเมิน pipeline segmentation แบบ zero-shot</w:t>
+        <w:t>ทดสอบและเปรียบเทียบประสิทธิภาพของโมเดลกับข้อมูลจริงที่ประเมินโดยผู้เชี่ยวชาญ</w:t>
       </w:r>
       <w:r>
         <w:rPr>
@@ -543,7 +978,7 @@
           <w:i w:val="0"/>
           <w:sz w:val="32"/>
         </w:rPr>
-        <w:t xml:space="preserve"> ที่ใช้ SAM3 PCS (พรอมป์ 5 คำ) ร่วมกับการตรวจจับขอบเขตขวด (ROI) และขั้นตอนวิธีตัดสินใจแบบกฎ (rule-based triage) ที่จัดกลุ่มขวดเป็น 3 คลาส พร้อม confidence score และ manual override</w:t>
+        <w:t xml:space="preserve"> และเทียบกับโมเดลหรือวิธีวิเคราะห์ภาพอื่นที่มีความสามารถใกล้เคียงกัน ได้แก่ SAM2 ของ Meta ซึ่งเป็นโมเดลแบ่งส่วนรุ่นก่อนหน้า YOLO-seg เช่น YOLOv8-seg ของ Ultralytics และวิธีแบ่งส่วนเชิงคลาสสิก เช่น การแยกด้วยสีหรือวิธี Otsu เพื่อแสดงให้เห็นว่าโมเดลที่พัฒนาขึ้นมีระดับความแม่นยำและความสม่ำเสมออย่างไรเมื่อเทียบกับโมเดลหรือวิธีเหล่านี้ เมื่อนำไปใช้กับข้อมูลจริง</w:t>
       </w:r>
     </w:p>
     <w:p>
@@ -567,7 +1002,7 @@
           <w:i w:val="0"/>
           <w:sz w:val="32"/>
         </w:rPr>
-        <w:t>ประเมินเปรียบเทียบกับวิธีพื้นฐาน (baseline)</w:t>
+        <w:t>แสดงให้เห็นว่าโมเดลช่วยลดภาระงานในกระบวนการเก็บข้อมูลและวิเคราะห์ข้อมูลได้จริง</w:t>
       </w:r>
       <w:r>
         <w:rPr>
@@ -576,23 +1011,13 @@
           <w:i w:val="0"/>
           <w:sz w:val="32"/>
         </w:rPr>
-        <w:t xml:space="preserve"> — SAM2, YOLO-seg และการแบ่งส่วนเชิงคลาสสิก — ด้วยตัวชี้วัดมาตรฐาน mIoU, Dice, precision, recall และ F1 พร้อมวิเคราะห์ความไวของพรอมป์ (prompt sensitivity) และความไวของเกณฑ์ (threshold sensitivity)</w:t>
+        <w:t xml:space="preserve"> โดยใช้ระยะเวลาที่ใช้ในการทำงานเป็นตัวชี้วัดเปรียบเทียบ เพื่อพิสูจน์ว่าโมเดลนี้เป็นเครื่องมือที่ช่วยลดระยะเวลาการทำงานของนักวิจัยหรือผู้ปฏิบัติงานในห้องปฏิบัติการได้อย่างเป็นรูปธรรม</w:t>
       </w:r>
     </w:p>
     <w:p>
       <w:pPr>
-        <w:spacing w:after="80"/>
-        <w:ind w:left="720"/>
-      </w:pPr>
-      <w:r>
-        <w:rPr>
-          <w:rFonts w:ascii="TH SarabunPSK" w:hAnsi="TH SarabunPSK" w:eastAsia="TH SarabunPSK" w:cs="TH SarabunPSK"/>
-          <w:b w:val="0"/>
-          <w:i w:val="0"/>
-          <w:sz w:val="32"/>
-        </w:rPr>
-        <w:t xml:space="preserve">4. </w:t>
-      </w:r>
+        <w:spacing w:before="280" w:after="120"/>
+      </w:pPr>
       <w:r>
         <w:rPr>
           <w:rFonts w:ascii="TH SarabunPSK" w:hAnsi="TH SarabunPSK" w:eastAsia="TH SarabunPSK" w:cs="TH SarabunPSK"/>
@@ -600,21 +1025,13 @@
           <w:i w:val="0"/>
           <w:sz w:val="32"/>
         </w:rPr>
-        <w:t>ตรวจสอบความถูกต้องของระบบ</w:t>
-      </w:r>
-      <w:r>
-        <w:rPr>
-          <w:rFonts w:ascii="TH SarabunPSK" w:hAnsi="TH SarabunPSK" w:eastAsia="TH SarabunPSK" w:cs="TH SarabunPSK"/>
-          <w:b w:val="0"/>
-          <w:i w:val="0"/>
-          <w:sz w:val="32"/>
-        </w:rPr>
-        <w:t>เทียบกับการประเมินโดยนักวิทยาศาสตร์ห้องปฏิบัติการ และปรับเทียบ threshold สำหรับพืชแต่ละชนิด</w:t>
+        <w:t>5. สมมติฐาน</w:t>
       </w:r>
     </w:p>
     <w:p>
       <w:pPr>
-        <w:spacing w:before="280" w:after="120"/>
+        <w:spacing w:after="120"/>
+        <w:ind w:left="432"/>
       </w:pPr>
       <w:r>
         <w:rPr>
@@ -623,7 +1040,16 @@
           <w:i w:val="0"/>
           <w:sz w:val="32"/>
         </w:rPr>
-        <w:t>5. สมมติฐาน</w:t>
+        <w:t>สมมติฐานที่ 1 (เชิงเทคนิค — segmentation):</w:t>
+      </w:r>
+      <w:r>
+        <w:rPr>
+          <w:rFonts w:ascii="TH SarabunPSK" w:hAnsi="TH SarabunPSK" w:eastAsia="TH SarabunPSK" w:cs="TH SarabunPSK"/>
+          <w:b w:val="0"/>
+          <w:i w:val="0"/>
+          <w:sz w:val="32"/>
+        </w:rPr>
+        <w:t xml:space="preserve"> SAM3 PCS ที่ใช้ text prompts 5 คำ (plant, leaf, shoot, stem, root) สามารถ segment ต้นพืชเพาะเลี้ยงเนื้อเยื่อผ่านขวดแก้วซึ่งมีสิ่งรบกวนทางแสง (glare, condensation, reflection) ได้ โดยมีค่าเฉลี่ย Intersection over Union (mIoU) ระหว่าง mask ที่ได้จากการ segment อัตโนมัติกับ ground truth ที่ annotate โดยมนุษย์ ≥ 0.65 และสูงกว่า baseline ทั้ง 3 วิธี (SAM2, YOLO-seg, การแบ่งส่วนเชิงคลาสสิก)</w:t>
       </w:r>
     </w:p>
     <w:p>
@@ -638,7 +1064,7 @@
           <w:i w:val="0"/>
           <w:sz w:val="32"/>
         </w:rPr>
-        <w:t>สมมติฐานที่ 1 (เชิงเทคนิค — segmentation):</w:t>
+        <w:t>สมมติฐานที่ 2 (เชิงการประยุกต์ — การจัดกลุ่ม):</w:t>
       </w:r>
       <w:r>
         <w:rPr>
@@ -647,31 +1073,7 @@
           <w:i w:val="0"/>
           <w:sz w:val="32"/>
         </w:rPr>
-        <w:t xml:space="preserve"> SAM3 PCS ที่ใช้ text prompts 5 คำ (plant, leaf, shoot, stem, root) สามารถ segment ต้นพืชเพาะเลี้ยงเนื้อเยื่อผ่านขวดแก้วซึ่งมีสิ่งรบกวนทางแสง (glare, condensation, reflection) ได้ โดยมีค่าเฉลี่ย Intersection over Union (mIoU) ระหว่าง mask ที่ได้จากการ segment อัตโนมัติกับ ground truth ที่ annotate โดยมนุษย์ ≥ 0.65 และสูงกว่า baseline ทั้ง 3 วิธี (SAM2, YOLO-seg, การแบ่งส่วนเชิงคลาสสิก)</w:t>
-      </w:r>
-    </w:p>
-    <w:p>
-      <w:pPr>
-        <w:spacing w:after="120"/>
-        <w:ind w:left="432"/>
-      </w:pPr>
-      <w:r>
-        <w:rPr>
-          <w:rFonts w:ascii="TH SarabunPSK" w:hAnsi="TH SarabunPSK" w:eastAsia="TH SarabunPSK" w:cs="TH SarabunPSK"/>
-          <w:b/>
-          <w:i w:val="0"/>
-          <w:sz w:val="32"/>
-        </w:rPr>
-        <w:t>สมมติฐานที่ 2 (เชิงการประยุกต์ — การจัดกลุ่ม):</w:t>
-      </w:r>
-      <w:r>
-        <w:rPr>
-          <w:rFonts w:ascii="TH SarabunPSK" w:hAnsi="TH SarabunPSK" w:eastAsia="TH SarabunPSK" w:cs="TH SarabunPSK"/>
-          <w:b w:val="0"/>
-          <w:i w:val="0"/>
-          <w:sz w:val="32"/>
-        </w:rPr>
-        <w:t xml:space="preserve"> ชุด feature 6 กลุ่มที่คำนวณจาก SAM3 mask ผนวกกับ metadata (days_since_last_subculture) สามารถจำแนกขวดเพาะเลี้ยงเนื้อเยื่อออกเป็น 3 คลาสตามความพร้อมในการตัดย้ายได้ถูกต้อง ≥ 70% เมื่อเทียบกับการประเมินโดยนักวิทยาศาสตร์ที่มีประสบการณ์ในห้องปฏิบัติการ โดยมีค่า minimum sensitivity ≥ 0.6 สำหรับคลาส subculture (คลาสเป้าหมายหลัก)</w:t>
+        <w:t xml:space="preserve"> ชุด feature 6 กลุ่มที่คำนวณจาก SAM3 mask ผนวกกับ metadata (days_since_last_subculture) โดยเฉพาะสัดส่วนความสูงของต้น (height_proxy — ตัวชี้วัดหลักในรอบนี้ เนื่องจากสัดส่วนระบบรากยังตรวจจับผ่านขวดแก้วไม่ได้ผล) สามารถจำแนกขวดเพาะเลี้ยงเนื้อเยื่อออกเป็นกลุ่มความพร้อมอนุบาล (ยังไม่พร้อม / พร้อมอนุบาล) ได้ถูกต้อง ≥ 70% เมื่อเทียบกับการประเมินโดยนักวิทยาศาสตร์ที่มีประสบการณ์ในห้องปฏิบัติการ โดยมีค่า minimum sensitivity ≥ 0.6 สำหรับกลุ่มพร้อมอนุบาล (กลุ่มเป้าหมายหลัก)</w:t>
       </w:r>
     </w:p>
     <w:p>
@@ -926,7 +1328,7 @@
                 <w:i w:val="0"/>
                 <w:sz w:val="28"/>
               </w:rPr>
-              <w:t>Roboflow Account (Plan ที่รองรับ SAM3 PCS API)</w:t>
+              <w:t>บัญชี Google Colab (โควตา GPU)</w:t>
             </w:r>
           </w:p>
         </w:tc>
@@ -943,7 +1345,7 @@
                 <w:i w:val="0"/>
                 <w:sz w:val="28"/>
               </w:rPr>
-              <w:t>บัญชี Roboflow พร้อม API key</w:t>
+              <w:t>แพลตฟอร์มรันโมเดลฟรี</w:t>
             </w:r>
           </w:p>
         </w:tc>
@@ -960,7 +1362,7 @@
                 <w:i w:val="0"/>
                 <w:sz w:val="28"/>
               </w:rPr>
-              <w:t>ส่งภาพไปยัง SAM3 PCS API</w:t>
+              <w:t>รัน SAM3 PCS แบบ headless batch บน GPU</w:t>
             </w:r>
           </w:p>
         </w:tc>
@@ -979,7 +1381,7 @@
                 <w:i w:val="0"/>
                 <w:sz w:val="28"/>
               </w:rPr>
-              <w:t>SAM3 PCS API (ผ่าน Roboflow)</w:t>
+              <w:t>สิทธิ์เข้าถึง `facebook/sam3` (gated)</w:t>
             </w:r>
           </w:p>
         </w:tc>
@@ -996,7 +1398,7 @@
                 <w:i w:val="0"/>
                 <w:sz w:val="28"/>
               </w:rPr>
-              <w:t>โมเดล Carion et al. (2025) — Promptable Concept Segmentation</w:t>
+              <w:t>Hugging Face account + ยืนยันสิทธิ์เข้าถึงโมเดล</w:t>
             </w:r>
           </w:p>
         </w:tc>
@@ -1013,7 +1415,113 @@
                 <w:i w:val="0"/>
                 <w:sz w:val="28"/>
               </w:rPr>
-              <w:t>Segment ต้นพืชและใบจากภาพ</w:t>
+              <w:t>โหลดโมเดล SAM3 PCS มาประมวลผลในเครื่อง (Colab)</w:t>
+            </w:r>
+          </w:p>
+        </w:tc>
+      </w:tr>
+      <w:tr>
+        <w:tc>
+          <w:tcPr>
+            <w:tcW w:type="dxa" w:w="3009"/>
+          </w:tcPr>
+          <w:p>
+            <w:r/>
+            <w:r>
+              <w:rPr>
+                <w:rFonts w:ascii="TH SarabunPSK" w:hAnsi="TH SarabunPSK" w:eastAsia="TH SarabunPSK" w:cs="TH SarabunPSK"/>
+                <w:b w:val="0"/>
+                <w:i w:val="0"/>
+                <w:sz w:val="28"/>
+              </w:rPr>
+              <w:t>SAM3 PCS (`facebook/sam3`, Carion et al., 2025)</w:t>
+            </w:r>
+          </w:p>
+        </w:tc>
+        <w:tc>
+          <w:tcPr>
+            <w:tcW w:type="dxa" w:w="3009"/>
+          </w:tcPr>
+          <w:p>
+            <w:r/>
+            <w:r>
+              <w:rPr>
+                <w:rFonts w:ascii="TH SarabunPSK" w:hAnsi="TH SarabunPSK" w:eastAsia="TH SarabunPSK" w:cs="TH SarabunPSK"/>
+                <w:b w:val="0"/>
+                <w:i w:val="0"/>
+                <w:sz w:val="28"/>
+              </w:rPr>
+              <w:t>Promptable Concept Segmentation — รันผ่าน `transformers`</w:t>
+            </w:r>
+          </w:p>
+        </w:tc>
+        <w:tc>
+          <w:tcPr>
+            <w:tcW w:type="dxa" w:w="3009"/>
+          </w:tcPr>
+          <w:p>
+            <w:r/>
+            <w:r>
+              <w:rPr>
+                <w:rFonts w:ascii="TH SarabunPSK" w:hAnsi="TH SarabunPSK" w:eastAsia="TH SarabunPSK" w:cs="TH SarabunPSK"/>
+                <w:b w:val="0"/>
+                <w:i w:val="0"/>
+                <w:sz w:val="28"/>
+              </w:rPr>
+              <w:t>Segment ต้นพืชและใบจากภาพผ่านขวดแก้ว</w:t>
+            </w:r>
+          </w:p>
+        </w:tc>
+      </w:tr>
+      <w:tr>
+        <w:tc>
+          <w:tcPr>
+            <w:tcW w:type="dxa" w:w="3009"/>
+          </w:tcPr>
+          <w:p>
+            <w:r/>
+            <w:r>
+              <w:rPr>
+                <w:rFonts w:ascii="TH SarabunPSK" w:hAnsi="TH SarabunPSK" w:eastAsia="TH SarabunPSK" w:cs="TH SarabunPSK"/>
+                <w:b w:val="0"/>
+                <w:i w:val="0"/>
+                <w:sz w:val="28"/>
+              </w:rPr>
+              <w:t>(ทางเลือก) Roboflow SAM3 PCS API</w:t>
+            </w:r>
+          </w:p>
+        </w:tc>
+        <w:tc>
+          <w:tcPr>
+            <w:tcW w:type="dxa" w:w="3009"/>
+          </w:tcPr>
+          <w:p>
+            <w:r/>
+            <w:r>
+              <w:rPr>
+                <w:rFonts w:ascii="TH SarabunPSK" w:hAnsi="TH SarabunPSK" w:eastAsia="TH SarabunPSK" w:cs="TH SarabunPSK"/>
+                <w:b w:val="0"/>
+                <w:i w:val="0"/>
+                <w:sz w:val="28"/>
+              </w:rPr>
+              <w:t>บัญชี Roboflow พร้อม API key — ใช้ใน spike test ระยะแรก</w:t>
+            </w:r>
+          </w:p>
+        </w:tc>
+        <w:tc>
+          <w:tcPr>
+            <w:tcW w:type="dxa" w:w="3009"/>
+          </w:tcPr>
+          <w:p>
+            <w:r/>
+            <w:r>
+              <w:rPr>
+                <w:rFonts w:ascii="TH SarabunPSK" w:hAnsi="TH SarabunPSK" w:eastAsia="TH SarabunPSK" w:cs="TH SarabunPSK"/>
+                <w:b w:val="0"/>
+                <w:i w:val="0"/>
+                <w:sz w:val="28"/>
+              </w:rPr>
+              <w:t>ส่งภาพและรับ mask ผ่าน API เป็นทางเลือก</w:t>
             </w:r>
           </w:p>
         </w:tc>
@@ -1353,7 +1861,7 @@
           <w:i w:val="0"/>
           <w:sz w:val="32"/>
         </w:rPr>
-        <w:t>• วันที่ตัดย้ายครั้งล่าสุด (days_since_last_subculture)</w:t>
+        <w:t>• วันที่ตัดย้ายครั้งล่าสุด (days_since_last_subculture) — บริบทอายุของต้นในรอบขยายพันธุ์</w:t>
       </w:r>
     </w:p>
     <w:p>
@@ -1383,7 +1891,7 @@
           <w:i w:val="0"/>
           <w:sz w:val="32"/>
         </w:rPr>
-        <w:t>• จำนวนวันที่อยู่ในรอบ subculture ปัจจุบัน</w:t>
+        <w:t>• จำนวนวันที่อยู่ในรอบขยายพันธุ์ปัจจุบัน</w:t>
       </w:r>
     </w:p>
     <w:p>
@@ -1398,7 +1906,7 @@
           <w:i w:val="0"/>
           <w:sz w:val="32"/>
         </w:rPr>
-        <w:t>• การประเมินโดยนักวิทยาศาสตร์ (ground truth): wait / subculture / transplant-overdue</w:t>
+        <w:t>• การประเมินโดยนักวิทยาศาสตร์ (ground truth): ยังไม่พร้อม / พร้อมอนุบาล / ตรวจเอง</w:t>
       </w:r>
     </w:p>
     <w:p>
@@ -2514,7 +3022,7 @@
           <w:i w:val="0"/>
           <w:sz w:val="32"/>
         </w:rPr>
-        <w:t>ตารางที่ 2: เกณฑ์การจัดกลุ่ม (ค่าเริ่มต้น generic — ปรับได้ผ่าน config และต้อง calibrate กับข้อมูลจริง)</w:t>
+        <w:t>ตารางที่ 2: เกณฑ์การจัดกลุ่มความพร้อมอนุบาล (ค่าเริ่มต้น generic — ปรับได้ผ่าน config และต้อง calibrate กับข้อมูลจริง)</w:t>
       </w:r>
     </w:p>
     <w:tbl>
@@ -2542,7 +3050,7 @@
                 <w:i w:val="0"/>
                 <w:sz w:val="28"/>
               </w:rPr>
-              <w:t>คลาส</w:t>
+              <w:t>กลุ่ม</w:t>
             </w:r>
           </w:p>
         </w:tc>
@@ -2578,7 +3086,7 @@
                 <w:i w:val="0"/>
                 <w:sz w:val="28"/>
               </w:rPr>
-              <w:t>wait</w:t>
+              <w:t>ยังไม่พร้อม</w:t>
             </w:r>
           </w:p>
         </w:tc>
@@ -2595,7 +3103,7 @@
                 <w:i w:val="0"/>
                 <w:sz w:val="28"/>
               </w:rPr>
-              <w:t>`coverage_ratio &lt; ready` (ค่าเริ่มต้น 0.20 สำหรับพริกจินดา ตั้งตามผู้เชี่ยวชาญ 2026-08-18)</w:t>
+              <w:t>`height_proxy &lt; 0.275` — ต้นยังไม่โตพอ/ยังไม่พร้อมย้าย</w:t>
             </w:r>
           </w:p>
         </w:tc>
@@ -2614,7 +3122,7 @@
                 <w:i w:val="0"/>
                 <w:sz w:val="28"/>
               </w:rPr>
-              <w:t>subculture (พร้อมตัดย้าย)</w:t>
+              <w:t>พร้อมอนุบาล</w:t>
             </w:r>
           </w:p>
         </w:tc>
@@ -2631,15 +3139,541 @@
                 <w:i w:val="0"/>
                 <w:sz w:val="28"/>
               </w:rPr>
-              <w:t>`ready ≤ coverage_ratio ≤ overdense`</w:t>
+              <w:t>`height_proxy ≥ 0.275` — ต้นสมบูรณ์/โตพอ/พร้อมย้าย (อัปเดต 2026-08-26: แทน coverage ซึ่งเป็นตัวชี้วัดที่ผิด · validation acc 0.755, sens 0.917)</w:t>
             </w:r>
           </w:p>
         </w:tc>
       </w:tr>
+    </w:tbl>
+    <w:p>
+      <w:pPr>
+        <w:spacing w:after="120"/>
+        <w:ind w:left="432"/>
+      </w:pPr>
+      <w:r>
+        <w:rPr>
+          <w:rFonts w:ascii="TH SarabunPSK" w:hAnsi="TH SarabunPSK" w:eastAsia="TH SarabunPSK" w:cs="TH SarabunPSK"/>
+          <w:b/>
+          <w:i w:val="0"/>
+          <w:sz w:val="32"/>
+        </w:rPr>
+        <w:t>หมายเหตุ:</w:t>
+      </w:r>
+      <w:r>
+        <w:rPr>
+          <w:rFonts w:ascii="TH SarabunPSK" w:hAnsi="TH SarabunPSK" w:eastAsia="TH SarabunPSK" w:cs="TH SarabunPSK"/>
+          <w:b w:val="0"/>
+          <w:i w:val="0"/>
+          <w:sz w:val="32"/>
+        </w:rPr>
+        <w:t xml:space="preserve"> verdict หลักมี 2 กลุ่มข้างต้น ส่วนภาพที่ประมวลผลไม่ชัด (หาขวด ROI ไม่เจอ / มี glare หรือฝ้ารุนแรง) จะถูกทำเครื่องหมาย </w:t>
+      </w:r>
+      <w:r>
+        <w:rPr>
+          <w:rFonts w:ascii="TH SarabunPSK" w:hAnsi="TH SarabunPSK" w:eastAsia="TH SarabunPSK" w:cs="TH SarabunPSK"/>
+          <w:b/>
+          <w:i w:val="0"/>
+          <w:sz w:val="32"/>
+        </w:rPr>
+        <w:t>“ตรวจเอง”</w:t>
+      </w:r>
+      <w:r>
+        <w:rPr>
+          <w:rFonts w:ascii="TH SarabunPSK" w:hAnsi="TH SarabunPSK" w:eastAsia="TH SarabunPSK" w:cs="TH SarabunPSK"/>
+          <w:b w:val="0"/>
+          <w:i w:val="0"/>
+          <w:sz w:val="32"/>
+        </w:rPr>
+        <w:t xml:space="preserve"> เพื่อส่งให้มนุษย์ตรวจแทนการเดาคลาส — เป็นกลไกป้องกันความผิดพลาด (quality guard) </w:t>
+      </w:r>
+      <w:r>
+        <w:rPr>
+          <w:rFonts w:ascii="TH SarabunPSK" w:hAnsi="TH SarabunPSK" w:eastAsia="TH SarabunPSK" w:cs="TH SarabunPSK"/>
+          <w:b/>
+          <w:i w:val="0"/>
+          <w:sz w:val="32"/>
+        </w:rPr>
+        <w:t>ไม่ใช่</w:t>
+      </w:r>
+      <w:r>
+        <w:rPr>
+          <w:rFonts w:ascii="TH SarabunPSK" w:hAnsi="TH SarabunPSK" w:eastAsia="TH SarabunPSK" w:cs="TH SarabunPSK"/>
+          <w:b w:val="0"/>
+          <w:i w:val="0"/>
+          <w:sz w:val="32"/>
+        </w:rPr>
+        <w:t>คลาสทางชีววิทยาที่สาม</w:t>
+      </w:r>
+    </w:p>
+    <w:p>
+      <w:pPr>
+        <w:spacing w:after="120"/>
+        <w:ind w:left="432"/>
+      </w:pPr>
+      <w:r>
+        <w:rPr>
+          <w:rFonts w:ascii="TH SarabunPSK" w:hAnsi="TH SarabunPSK" w:eastAsia="TH SarabunPSK" w:cs="TH SarabunPSK"/>
+          <w:b/>
+          <w:i w:val="0"/>
+          <w:sz w:val="32"/>
+        </w:rPr>
+        <w:t>⚠️ คำเตือน:</w:t>
+      </w:r>
+      <w:r>
+        <w:rPr>
+          <w:rFonts w:ascii="TH SarabunPSK" w:hAnsi="TH SarabunPSK" w:eastAsia="TH SarabunPSK" w:cs="TH SarabunPSK"/>
+          <w:b w:val="0"/>
+          <w:i w:val="0"/>
+          <w:sz w:val="32"/>
+        </w:rPr>
+        <w:t xml:space="preserve"> สำหรับความพร้อมอนุบาล ความหนาแน่นสูง (coverage สูง) มิได้แปลว่าดีเสมอไป — ต้นแออัดเสี่ยง hyperhydricity (grill v3, 2026-07-29) — เกณฑ์ต้อง calibrate กับข้อมูลจริงและผู้เชี่ยวชาญในห้องปฏิบัติการก่อนนำไปใช้ ระบบรองรับการตั้งค่าเฉพาะชนิดพืชผ่าน `--config` (SPECIES_THRESHOLDS)</w:t>
+      </w:r>
+    </w:p>
+    <w:p>
+      <w:pPr>
+        <w:spacing w:after="120"/>
+        <w:ind w:left="432"/>
+      </w:pPr>
+      <w:r>
+        <w:rPr>
+          <w:rFonts w:ascii="TH SarabunPSK" w:hAnsi="TH SarabunPSK" w:eastAsia="TH SarabunPSK" w:cs="TH SarabunPSK"/>
+          <w:b/>
+          <w:i w:val="0"/>
+          <w:sz w:val="32"/>
+        </w:rPr>
+        <w:t>7.4.1 การคำนวณ confidence score</w:t>
+      </w:r>
+    </w:p>
+    <w:p>
+      <w:pPr>
+        <w:spacing w:after="120"/>
+        <w:ind w:left="432"/>
+      </w:pPr>
+      <w:r>
+        <w:rPr>
+          <w:rFonts w:ascii="TH SarabunPSK" w:hAnsi="TH SarabunPSK" w:eastAsia="TH SarabunPSK" w:cs="TH SarabunPSK"/>
+          <w:b w:val="0"/>
+          <w:i w:val="0"/>
+          <w:sz w:val="32"/>
+        </w:rPr>
+        <w:t>```</w:t>
+      </w:r>
+    </w:p>
+    <w:p>
+      <w:pPr>
+        <w:spacing w:after="120"/>
+        <w:ind w:left="432"/>
+      </w:pPr>
+      <w:r>
+        <w:rPr>
+          <w:rFonts w:ascii="TH SarabunPSK" w:hAnsi="TH SarabunPSK" w:eastAsia="TH SarabunPSK" w:cs="TH SarabunPSK"/>
+          <w:b w:val="0"/>
+          <w:i w:val="0"/>
+          <w:sz w:val="32"/>
+        </w:rPr>
+        <w:t>confidence = base_confidence × (1 - glare_penalty)</w:t>
+      </w:r>
+    </w:p>
+    <w:p>
+      <w:pPr>
+        <w:spacing w:after="120"/>
+        <w:ind w:left="432"/>
+      </w:pPr>
+      <w:r>
+        <w:rPr>
+          <w:rFonts w:ascii="TH SarabunPSK" w:hAnsi="TH SarabunPSK" w:eastAsia="TH SarabunPSK" w:cs="TH SarabunPSK"/>
+          <w:b w:val="0"/>
+          <w:i w:val="0"/>
+          <w:sz w:val="32"/>
+        </w:rPr>
+        <w:t>```</w:t>
+      </w:r>
+    </w:p>
+    <w:p>
+      <w:pPr>
+        <w:spacing w:after="120"/>
+        <w:ind w:left="432"/>
+      </w:pPr>
+      <w:r>
+        <w:rPr>
+          <w:rFonts w:ascii="TH SarabunPSK" w:hAnsi="TH SarabunPSK" w:eastAsia="TH SarabunPSK" w:cs="TH SarabunPSK"/>
+          <w:b w:val="0"/>
+          <w:i w:val="0"/>
+          <w:sz w:val="32"/>
+        </w:rPr>
+        <w:t>โดยที่:</w:t>
+      </w:r>
+    </w:p>
+    <w:p>
+      <w:pPr>
+        <w:spacing w:after="80"/>
+        <w:ind w:left="720"/>
+      </w:pPr>
+      <w:r>
+        <w:rPr>
+          <w:rFonts w:ascii="TH SarabunPSK" w:hAnsi="TH SarabunPSK" w:eastAsia="TH SarabunPSK" w:cs="TH SarabunPSK"/>
+          <w:b w:val="0"/>
+          <w:i w:val="0"/>
+          <w:sz w:val="32"/>
+        </w:rPr>
+        <w:t>• `base_confidence` = 0.85 (ค่าเริ่มต้น หากเข้าเงื่อนไขของคลาสโดยตรง)</w:t>
+      </w:r>
+    </w:p>
+    <w:p>
+      <w:pPr>
+        <w:spacing w:after="80"/>
+        <w:ind w:left="720"/>
+      </w:pPr>
+      <w:r>
+        <w:rPr>
+          <w:rFonts w:ascii="TH SarabunPSK" w:hAnsi="TH SarabunPSK" w:eastAsia="TH SarabunPSK" w:cs="TH SarabunPSK"/>
+          <w:b w:val="0"/>
+          <w:i w:val="0"/>
+          <w:sz w:val="32"/>
+        </w:rPr>
+        <w:t>• `glare_penalty` = min(glare_score × 2, 0.5) — ลด confidence เมื่อ glare สูง</w:t>
+      </w:r>
+    </w:p>
+    <w:p>
+      <w:pPr>
+        <w:spacing w:after="80"/>
+        <w:ind w:left="720"/>
+      </w:pPr>
+      <w:r>
+        <w:rPr>
+          <w:rFonts w:ascii="TH SarabunPSK" w:hAnsi="TH SarabunPSK" w:eastAsia="TH SarabunPSK" w:cs="TH SarabunPSK"/>
+          <w:b w:val="0"/>
+          <w:i w:val="0"/>
+          <w:sz w:val="32"/>
+        </w:rPr>
+        <w:t>• ถ้า `coverage_ratio` และ `days_since_last_subculture` ให้ผลตรงกันข้าม (เช่น coverage สูงแต่วันน้อย) ให้ลด base_confidence เหลือ 0.60 ก่อนคูณ glare_penalty</w:t>
+      </w:r>
+    </w:p>
+    <w:p>
+      <w:pPr>
+        <w:spacing w:after="120"/>
+        <w:ind w:left="432"/>
+      </w:pPr>
+      <w:r>
+        <w:rPr>
+          <w:rFonts w:ascii="TH SarabunPSK" w:hAnsi="TH SarabunPSK" w:eastAsia="TH SarabunPSK" w:cs="TH SarabunPSK"/>
+          <w:b/>
+          <w:i w:val="0"/>
+          <w:sz w:val="32"/>
+        </w:rPr>
+        <w:t>7.4.2 การปรับแก้โดยผู้ใช้ (Manual Override)</w:t>
+      </w:r>
+    </w:p>
+    <w:p>
+      <w:pPr>
+        <w:spacing w:after="120"/>
+        <w:ind w:left="432"/>
+      </w:pPr>
+      <w:r>
+        <w:rPr>
+          <w:rFonts w:ascii="TH SarabunPSK" w:hAnsi="TH SarabunPSK" w:eastAsia="TH SarabunPSK" w:cs="TH SarabunPSK"/>
+          <w:b w:val="0"/>
+          <w:i w:val="0"/>
+          <w:sz w:val="32"/>
+        </w:rPr>
+        <w:t>ทุกรายการที่ระบบประมวลผลจะแสดงผลลัพธ์พร้อม:</w:t>
+      </w:r>
+    </w:p>
+    <w:p>
+      <w:pPr>
+        <w:spacing w:after="80"/>
+        <w:ind w:left="720"/>
+      </w:pPr>
+      <w:r>
+        <w:rPr>
+          <w:rFonts w:ascii="TH SarabunPSK" w:hAnsi="TH SarabunPSK" w:eastAsia="TH SarabunPSK" w:cs="TH SarabunPSK"/>
+          <w:b w:val="0"/>
+          <w:i w:val="0"/>
+          <w:sz w:val="32"/>
+        </w:rPr>
+        <w:t>• คลาสที่ทำนาย + confidence score</w:t>
+      </w:r>
+    </w:p>
+    <w:p>
+      <w:pPr>
+        <w:spacing w:after="80"/>
+        <w:ind w:left="720"/>
+      </w:pPr>
+      <w:r>
+        <w:rPr>
+          <w:rFonts w:ascii="TH SarabunPSK" w:hAnsi="TH SarabunPSK" w:eastAsia="TH SarabunPSK" w:cs="TH SarabunPSK"/>
+          <w:b w:val="0"/>
+          <w:i w:val="0"/>
+          <w:sz w:val="32"/>
+        </w:rPr>
+        <w:t>• ภาพที่ overlay mask + bbox</w:t>
+      </w:r>
+    </w:p>
+    <w:p>
+      <w:pPr>
+        <w:spacing w:after="80"/>
+        <w:ind w:left="720"/>
+      </w:pPr>
+      <w:r>
+        <w:rPr>
+          <w:rFonts w:ascii="TH SarabunPSK" w:hAnsi="TH SarabunPSK" w:eastAsia="TH SarabunPSK" w:cs="TH SarabunPSK"/>
+          <w:b w:val="0"/>
+          <w:i w:val="0"/>
+          <w:sz w:val="32"/>
+        </w:rPr>
+        <w:t>• ปุ่ม "เปลี่ยนคลาส" ให้ผู้ใช้เลือกคลาสด้วยตนเอง</w:t>
+      </w:r>
+    </w:p>
+    <w:p>
+      <w:pPr>
+        <w:spacing w:after="80"/>
+        <w:ind w:left="720"/>
+      </w:pPr>
+      <w:r>
+        <w:rPr>
+          <w:rFonts w:ascii="TH SarabunPSK" w:hAnsi="TH SarabunPSK" w:eastAsia="TH SarabunPSK" w:cs="TH SarabunPSK"/>
+          <w:b w:val="0"/>
+          <w:i w:val="0"/>
+          <w:sz w:val="32"/>
+        </w:rPr>
+        <w:t>• ช่องบันทึกหมายเหตุ (optional)</w:t>
+      </w:r>
+    </w:p>
+    <w:p>
+      <w:pPr>
+        <w:spacing w:before="160" w:after="120"/>
+      </w:pPr>
+      <w:r>
+        <w:rPr>
+          <w:rFonts w:ascii="TH SarabunPSK" w:hAnsi="TH SarabunPSK" w:eastAsia="TH SarabunPSK" w:cs="TH SarabunPSK"/>
+          <w:b/>
+          <w:i w:val="0"/>
+          <w:sz w:val="32"/>
+        </w:rPr>
+        <w:t>7.5 การตรวจสอบความถูกต้อง (Validation)</w:t>
+      </w:r>
+    </w:p>
+    <w:p>
+      <w:pPr>
+        <w:spacing w:after="80"/>
+        <w:ind w:left="720"/>
+      </w:pPr>
+      <w:r>
+        <w:rPr>
+          <w:rFonts w:ascii="TH SarabunPSK" w:hAnsi="TH SarabunPSK" w:eastAsia="TH SarabunPSK" w:cs="TH SarabunPSK"/>
+          <w:b w:val="0"/>
+          <w:i w:val="0"/>
+          <w:sz w:val="32"/>
+        </w:rPr>
+        <w:t xml:space="preserve">1. </w:t>
+      </w:r>
+      <w:r>
+        <w:rPr>
+          <w:rFonts w:ascii="TH SarabunPSK" w:hAnsi="TH SarabunPSK" w:eastAsia="TH SarabunPSK" w:cs="TH SarabunPSK"/>
+          <w:b/>
+          <w:i w:val="0"/>
+          <w:sz w:val="32"/>
+        </w:rPr>
+        <w:t>Ground truth annotation:</w:t>
+      </w:r>
+      <w:r>
+        <w:rPr>
+          <w:rFonts w:ascii="TH SarabunPSK" w:hAnsi="TH SarabunPSK" w:eastAsia="TH SarabunPSK" w:cs="TH SarabunPSK"/>
+          <w:b w:val="0"/>
+          <w:i w:val="0"/>
+          <w:sz w:val="32"/>
+        </w:rPr>
+        <w:t xml:space="preserve"> annotate mask (plant/leaf) บนภาพตัวอย่าง ≥ 30 ขวด โดยมนุษย์ → คำนวณ mIoU/Dice ของ segmentation เทียบกับ ground truth</w:t>
+      </w:r>
+    </w:p>
+    <w:p>
+      <w:pPr>
+        <w:spacing w:after="80"/>
+        <w:ind w:left="720"/>
+      </w:pPr>
+      <w:r>
+        <w:rPr>
+          <w:rFonts w:ascii="TH SarabunPSK" w:hAnsi="TH SarabunPSK" w:eastAsia="TH SarabunPSK" w:cs="TH SarabunPSK"/>
+          <w:b w:val="0"/>
+          <w:i w:val="0"/>
+          <w:sz w:val="32"/>
+        </w:rPr>
+        <w:t xml:space="preserve">2. </w:t>
+      </w:r>
+      <w:r>
+        <w:rPr>
+          <w:rFonts w:ascii="TH SarabunPSK" w:hAnsi="TH SarabunPSK" w:eastAsia="TH SarabunPSK" w:cs="TH SarabunPSK"/>
+          <w:b/>
+          <w:i w:val="0"/>
+          <w:sz w:val="32"/>
+        </w:rPr>
+        <w:t>เปรียบเทียบกับค่าอ้างอิงจากผู้ประเมิน:</w:t>
+      </w:r>
+      <w:r>
+        <w:rPr>
+          <w:rFonts w:ascii="TH SarabunPSK" w:hAnsi="TH SarabunPSK" w:eastAsia="TH SarabunPSK" w:cs="TH SarabunPSK"/>
+          <w:b w:val="0"/>
+          <w:i w:val="0"/>
+          <w:sz w:val="32"/>
+        </w:rPr>
+        <w:t xml:space="preserve"> นำภาพพร้อม metadata มาทดสอบระบบ คำนวณ confusion matrix, precision, recall, F1-score สำหรับแต่ละคลาสของ verdict</w:t>
+      </w:r>
+    </w:p>
+    <w:p>
+      <w:pPr>
+        <w:spacing w:after="80"/>
+        <w:ind w:left="720"/>
+      </w:pPr>
+      <w:r>
+        <w:rPr>
+          <w:rFonts w:ascii="TH SarabunPSK" w:hAnsi="TH SarabunPSK" w:eastAsia="TH SarabunPSK" w:cs="TH SarabunPSK"/>
+          <w:b w:val="0"/>
+          <w:i w:val="0"/>
+          <w:sz w:val="32"/>
+        </w:rPr>
+        <w:t xml:space="preserve">3. </w:t>
+      </w:r>
+      <w:r>
+        <w:rPr>
+          <w:rFonts w:ascii="TH SarabunPSK" w:hAnsi="TH SarabunPSK" w:eastAsia="TH SarabunPSK" w:cs="TH SarabunPSK"/>
+          <w:b/>
+          <w:i w:val="0"/>
+          <w:sz w:val="32"/>
+        </w:rPr>
+        <w:t>Iterative threshold tuning:</w:t>
+      </w:r>
+      <w:r>
+        <w:rPr>
+          <w:rFonts w:ascii="TH SarabunPSK" w:hAnsi="TH SarabunPSK" w:eastAsia="TH SarabunPSK" w:cs="TH SarabunPSK"/>
+          <w:b w:val="0"/>
+          <w:i w:val="0"/>
+          <w:sz w:val="32"/>
+        </w:rPr>
+        <w:t xml:space="preserve"> หากผล validation แรกต่ำกว่าเป้าหมาย (accuracy &lt; 70%) ให้ปรับ threshold แล้วทดสอบซ้ำ บันทึกทุกการเปลี่ยนแปลง</w:t>
+      </w:r>
+    </w:p>
+    <w:p>
+      <w:pPr>
+        <w:spacing w:after="80"/>
+        <w:ind w:left="720"/>
+      </w:pPr>
+      <w:r>
+        <w:rPr>
+          <w:rFonts w:ascii="TH SarabunPSK" w:hAnsi="TH SarabunPSK" w:eastAsia="TH SarabunPSK" w:cs="TH SarabunPSK"/>
+          <w:b w:val="0"/>
+          <w:i w:val="0"/>
+          <w:sz w:val="32"/>
+        </w:rPr>
+        <w:t xml:space="preserve">4. </w:t>
+      </w:r>
+      <w:r>
+        <w:rPr>
+          <w:rFonts w:ascii="TH SarabunPSK" w:hAnsi="TH SarabunPSK" w:eastAsia="TH SarabunPSK" w:cs="TH SarabunPSK"/>
+          <w:b/>
+          <w:i w:val="0"/>
+          <w:sz w:val="32"/>
+        </w:rPr>
+        <w:t>Cross-species test:</w:t>
+      </w:r>
+      <w:r>
+        <w:rPr>
+          <w:rFonts w:ascii="TH SarabunPSK" w:hAnsi="TH SarabunPSK" w:eastAsia="TH SarabunPSK" w:cs="TH SarabunPSK"/>
+          <w:b w:val="0"/>
+          <w:i w:val="0"/>
+          <w:sz w:val="32"/>
+        </w:rPr>
+        <w:t xml:space="preserve"> ทดสอบระบบกับพืชต่างชนิดกันเพื่อดูว่า threshold ชุดเดียวใช้ได้กับทุกชนิดหรือไม่</w:t>
+      </w:r>
+    </w:p>
+    <w:p>
+      <w:pPr>
+        <w:spacing w:after="80"/>
+        <w:ind w:left="720"/>
+      </w:pPr>
+      <w:r>
+        <w:rPr>
+          <w:rFonts w:ascii="TH SarabunPSK" w:hAnsi="TH SarabunPSK" w:eastAsia="TH SarabunPSK" w:cs="TH SarabunPSK"/>
+          <w:b w:val="0"/>
+          <w:i w:val="0"/>
+          <w:sz w:val="32"/>
+        </w:rPr>
+        <w:t xml:space="preserve">5. </w:t>
+      </w:r>
+      <w:r>
+        <w:rPr>
+          <w:rFonts w:ascii="TH SarabunPSK" w:hAnsi="TH SarabunPSK" w:eastAsia="TH SarabunPSK" w:cs="TH SarabunPSK"/>
+          <w:b/>
+          <w:i w:val="0"/>
+          <w:sz w:val="32"/>
+        </w:rPr>
+        <w:t>Inter-rater reliability:</w:t>
+      </w:r>
+      <w:r>
+        <w:rPr>
+          <w:rFonts w:ascii="TH SarabunPSK" w:hAnsi="TH SarabunPSK" w:eastAsia="TH SarabunPSK" w:cs="TH SarabunPSK"/>
+          <w:b w:val="0"/>
+          <w:i w:val="0"/>
+          <w:sz w:val="32"/>
+        </w:rPr>
+        <w:t xml:space="preserve"> หากเป็นไปได้ ให้เปรียบเทียบการประเมินระหว่างนักวิทยาศาสตร์ 2 คนขึ้นไป เพื่อดู baseline ของมนุษย์เอง</w:t>
+      </w:r>
+    </w:p>
+    <w:p>
+      <w:pPr>
+        <w:spacing w:before="160" w:after="120"/>
+      </w:pPr>
+      <w:r>
+        <w:rPr>
+          <w:rFonts w:ascii="TH SarabunPSK" w:hAnsi="TH SarabunPSK" w:eastAsia="TH SarabunPSK" w:cs="TH SarabunPSK"/>
+          <w:b/>
+          <w:i w:val="0"/>
+          <w:sz w:val="32"/>
+        </w:rPr>
+        <w:t>7.6 การประเมินเปรียบเทียบกับวิธีพื้นฐาน (Baseline Comparison) และการวิเคราะห์ความไว (Sensitivity Analysis)</w:t>
+      </w:r>
+    </w:p>
+    <w:p>
+      <w:pPr>
+        <w:spacing w:after="120"/>
+        <w:ind w:left="432"/>
+      </w:pPr>
+      <w:r>
+        <w:rPr>
+          <w:rFonts w:ascii="TH SarabunPSK" w:hAnsi="TH SarabunPSK" w:eastAsia="TH SarabunPSK" w:cs="TH SarabunPSK"/>
+          <w:b/>
+          <w:i w:val="0"/>
+          <w:sz w:val="32"/>
+        </w:rPr>
+        <w:t>7.6.0 ผลที่ได้เบื้องต้น — ระดับค่าวัด (trait/measurement) [RESULT]: `src/benchmark_traits.py`</w:t>
+      </w:r>
+      <w:r>
+        <w:rPr>
+          <w:rFonts w:ascii="TH SarabunPSK" w:hAnsi="TH SarabunPSK" w:eastAsia="TH SarabunPSK" w:cs="TH SarabunPSK"/>
+          <w:b w:val="0"/>
+          <w:i w:val="0"/>
+          <w:sz w:val="32"/>
+        </w:rPr>
+        <w:t xml:space="preserve"> — เปรียบเทียบ proxy ของ "ขนาดต้น" ที่แต่ละวิธีได้จาก segmentation กับค่าที่วัดมือ (`height_cm`, `area_cm2`) ด้วย Pearson r (scale-free — proxy เป็น px แต่เทียบกับ cm ได้โดยไม่ต้องสอบเทียบหน่วย):</w:t>
+      </w:r>
+    </w:p>
+    <w:tbl>
+      <w:tblPr>
+        <w:tblStyle w:val="TableGrid"/>
+        <w:tblW w:type="auto" w:w="0"/>
+        <w:tblLayout w:type="autofit"/>
+        <w:tblLook w:firstColumn="1" w:firstRow="1" w:lastColumn="0" w:lastRow="0" w:noHBand="0" w:noVBand="1" w:val="04A0"/>
+      </w:tblPr>
+      <w:tblGrid>
+        <w:gridCol w:w="1805"/>
+        <w:gridCol w:w="1805"/>
+        <w:gridCol w:w="1805"/>
+        <w:gridCol w:w="1805"/>
+        <w:gridCol w:w="1805"/>
+      </w:tblGrid>
       <w:tr>
         <w:tc>
           <w:tcPr>
-            <w:tcW w:type="dxa" w:w="4513"/>
+            <w:tcW w:type="dxa" w:w="1805"/>
           </w:tcPr>
           <w:p>
             <w:r/>
@@ -2650,13 +3684,134 @@
                 <w:i w:val="0"/>
                 <w:sz w:val="28"/>
               </w:rPr>
-              <w:t>transplant-overdue</w:t>
+              <w:t>วิธี</w:t>
             </w:r>
           </w:p>
         </w:tc>
         <w:tc>
           <w:tcPr>
-            <w:tcW w:type="dxa" w:w="4513"/>
+            <w:tcW w:type="dxa" w:w="1805"/>
+          </w:tcPr>
+          <w:p>
+            <w:r/>
+            <w:r>
+              <w:rPr>
+                <w:rFonts w:ascii="TH SarabunPSK" w:hAnsi="TH SarabunPSK" w:eastAsia="TH SarabunPSK" w:cs="TH SarabunPSK"/>
+                <w:b/>
+                <w:i w:val="0"/>
+                <w:sz w:val="28"/>
+              </w:rPr>
+              <w:t>ความสูง (r เทียบมือ, n=100)</w:t>
+            </w:r>
+          </w:p>
+        </w:tc>
+        <w:tc>
+          <w:tcPr>
+            <w:tcW w:type="dxa" w:w="1805"/>
+          </w:tcPr>
+          <w:p>
+            <w:r/>
+            <w:r>
+              <w:rPr>
+                <w:rFonts w:ascii="TH SarabunPSK" w:hAnsi="TH SarabunPSK" w:eastAsia="TH SarabunPSK" w:cs="TH SarabunPSK"/>
+                <w:b/>
+                <w:i w:val="0"/>
+                <w:sz w:val="28"/>
+              </w:rPr>
+              <w:t>พื้นที่ (r เทียบมือ, n=80)</w:t>
+            </w:r>
+          </w:p>
+        </w:tc>
+        <w:tc>
+          <w:tcPr>
+            <w:tcW w:type="dxa" w:w="1805"/>
+          </w:tcPr>
+          <w:p>
+            <w:r/>
+            <w:r>
+              <w:rPr>
+                <w:rFonts w:ascii="TH SarabunPSK" w:hAnsi="TH SarabunPSK" w:eastAsia="TH SarabunPSK" w:cs="TH SarabunPSK"/>
+                <w:b/>
+                <w:i w:val="0"/>
+                <w:sz w:val="28"/>
+              </w:rPr>
+              <w:t>อัตราล้มเหลว (mask=0)</w:t>
+            </w:r>
+          </w:p>
+        </w:tc>
+        <w:tc>
+          <w:tcPr>
+            <w:tcW w:type="dxa" w:w="1805"/>
+          </w:tcPr>
+          <w:p>
+            <w:r/>
+            <w:r>
+              <w:rPr>
+                <w:rFonts w:ascii="TH SarabunPSK" w:hAnsi="TH SarabunPSK" w:eastAsia="TH SarabunPSK" w:cs="TH SarabunPSK"/>
+                <w:b/>
+                <w:i w:val="0"/>
+                <w:sz w:val="28"/>
+              </w:rPr>
+              <w:t>เวลาเฉลี่ย/ภาพ</w:t>
+            </w:r>
+          </w:p>
+        </w:tc>
+      </w:tr>
+      <w:tr>
+        <w:tc>
+          <w:tcPr>
+            <w:tcW w:type="dxa" w:w="1805"/>
+          </w:tcPr>
+          <w:p>
+            <w:r/>
+            <w:r>
+              <w:rPr>
+                <w:rFonts w:ascii="TH SarabunPSK" w:hAnsi="TH SarabunPSK" w:eastAsia="TH SarabunPSK" w:cs="TH SarabunPSK"/>
+                <w:b/>
+                <w:i w:val="0"/>
+                <w:sz w:val="28"/>
+              </w:rPr>
+              <w:t>SAM3 PCS</w:t>
+            </w:r>
+          </w:p>
+        </w:tc>
+        <w:tc>
+          <w:tcPr>
+            <w:tcW w:type="dxa" w:w="1805"/>
+          </w:tcPr>
+          <w:p>
+            <w:r/>
+            <w:r>
+              <w:rPr>
+                <w:rFonts w:ascii="TH SarabunPSK" w:hAnsi="TH SarabunPSK" w:eastAsia="TH SarabunPSK" w:cs="TH SarabunPSK"/>
+                <w:b/>
+                <w:i w:val="0"/>
+                <w:sz w:val="28"/>
+              </w:rPr>
+              <w:t>0.638</w:t>
+            </w:r>
+          </w:p>
+        </w:tc>
+        <w:tc>
+          <w:tcPr>
+            <w:tcW w:type="dxa" w:w="1805"/>
+          </w:tcPr>
+          <w:p>
+            <w:r/>
+            <w:r>
+              <w:rPr>
+                <w:rFonts w:ascii="TH SarabunPSK" w:hAnsi="TH SarabunPSK" w:eastAsia="TH SarabunPSK" w:cs="TH SarabunPSK"/>
+                <w:b/>
+                <w:i w:val="0"/>
+                <w:sz w:val="28"/>
+              </w:rPr>
+              <w:t>0.398</w:t>
+            </w:r>
+          </w:p>
+        </w:tc>
+        <w:tc>
+          <w:tcPr>
+            <w:tcW w:type="dxa" w:w="1805"/>
           </w:tcPr>
           <w:p>
             <w:r/>
@@ -2667,7 +3822,24 @@
                 <w:i w:val="0"/>
                 <w:sz w:val="28"/>
               </w:rPr>
-              <w:t>`coverage_ratio &gt; overdense` (ค่าเริ่มต้น 0.80)</w:t>
+              <w:t>0.01</w:t>
+            </w:r>
+          </w:p>
+        </w:tc>
+        <w:tc>
+          <w:tcPr>
+            <w:tcW w:type="dxa" w:w="1805"/>
+          </w:tcPr>
+          <w:p>
+            <w:r/>
+            <w:r>
+              <w:rPr>
+                <w:rFonts w:ascii="TH SarabunPSK" w:hAnsi="TH SarabunPSK" w:eastAsia="TH SarabunPSK" w:cs="TH SarabunPSK"/>
+                <w:b w:val="0"/>
+                <w:i w:val="0"/>
+                <w:sz w:val="28"/>
+              </w:rPr>
+              <w:t>—</w:t>
             </w:r>
           </w:p>
         </w:tc>
@@ -2675,7 +3847,58 @@
       <w:tr>
         <w:tc>
           <w:tcPr>
-            <w:tcW w:type="dxa" w:w="4513"/>
+            <w:tcW w:type="dxa" w:w="1805"/>
+          </w:tcPr>
+          <w:p>
+            <w:r/>
+            <w:r>
+              <w:rPr>
+                <w:rFonts w:ascii="TH SarabunPSK" w:hAnsi="TH SarabunPSK" w:eastAsia="TH SarabunPSK" w:cs="TH SarabunPSK"/>
+                <w:b w:val="0"/>
+                <w:i w:val="0"/>
+                <w:sz w:val="28"/>
+              </w:rPr>
+              <w:t>classical (HSV เขียว)</w:t>
+            </w:r>
+          </w:p>
+        </w:tc>
+        <w:tc>
+          <w:tcPr>
+            <w:tcW w:type="dxa" w:w="1805"/>
+          </w:tcPr>
+          <w:p>
+            <w:r/>
+            <w:r>
+              <w:rPr>
+                <w:rFonts w:ascii="TH SarabunPSK" w:hAnsi="TH SarabunPSK" w:eastAsia="TH SarabunPSK" w:cs="TH SarabunPSK"/>
+                <w:b w:val="0"/>
+                <w:i w:val="0"/>
+                <w:sz w:val="28"/>
+              </w:rPr>
+              <w:t>0.498</w:t>
+            </w:r>
+          </w:p>
+        </w:tc>
+        <w:tc>
+          <w:tcPr>
+            <w:tcW w:type="dxa" w:w="1805"/>
+          </w:tcPr>
+          <w:p>
+            <w:r/>
+            <w:r>
+              <w:rPr>
+                <w:rFonts w:ascii="TH SarabunPSK" w:hAnsi="TH SarabunPSK" w:eastAsia="TH SarabunPSK" w:cs="TH SarabunPSK"/>
+                <w:b w:val="0"/>
+                <w:i w:val="0"/>
+                <w:sz w:val="28"/>
+              </w:rPr>
+              <w:t>0.261</w:t>
+            </w:r>
+          </w:p>
+        </w:tc>
+        <w:tc>
+          <w:tcPr>
+            <w:tcW w:type="dxa" w:w="1805"/>
           </w:tcPr>
           <w:p>
             <w:r/>
@@ -2686,13 +3909,13 @@
                 <w:i w:val="0"/>
                 <w:sz w:val="28"/>
               </w:rPr>
-              <w:t>ROI-ไม่ชัด-ตรวจเอง</w:t>
+              <w:t>0.23</w:t>
             </w:r>
           </w:p>
         </w:tc>
         <w:tc>
           <w:tcPr>
-            <w:tcW w:type="dxa" w:w="4513"/>
+            <w:tcW w:type="dxa" w:w="1805"/>
           </w:tcPr>
           <w:p>
             <w:r/>
@@ -2703,7 +3926,94 @@
                 <w:i w:val="0"/>
                 <w:sz w:val="28"/>
               </w:rPr>
-              <w:t>ตรวจหาขวดไม่พบ (ROI detection ล้มเหลว) → ส่งให้มนุษย์ตรวจ ไม่เดาจาก ROI ทั้งภาพ</w:t>
+              <w:t>0.27 s</w:t>
+            </w:r>
+          </w:p>
+        </w:tc>
+      </w:tr>
+      <w:tr>
+        <w:tc>
+          <w:tcPr>
+            <w:tcW w:type="dxa" w:w="1805"/>
+          </w:tcPr>
+          <w:p>
+            <w:r/>
+            <w:r>
+              <w:rPr>
+                <w:rFonts w:ascii="TH SarabunPSK" w:hAnsi="TH SarabunPSK" w:eastAsia="TH SarabunPSK" w:cs="TH SarabunPSK"/>
+                <w:b w:val="0"/>
+                <w:i w:val="0"/>
+                <w:sz w:val="28"/>
+              </w:rPr>
+              <w:t>YOLO-seg (COCO pretrain)</w:t>
+            </w:r>
+          </w:p>
+        </w:tc>
+        <w:tc>
+          <w:tcPr>
+            <w:tcW w:type="dxa" w:w="1805"/>
+          </w:tcPr>
+          <w:p>
+            <w:r/>
+            <w:r>
+              <w:rPr>
+                <w:rFonts w:ascii="TH SarabunPSK" w:hAnsi="TH SarabunPSK" w:eastAsia="TH SarabunPSK" w:cs="TH SarabunPSK"/>
+                <w:b w:val="0"/>
+                <w:i w:val="0"/>
+                <w:sz w:val="28"/>
+              </w:rPr>
+              <w:t>0.133</w:t>
+            </w:r>
+          </w:p>
+        </w:tc>
+        <w:tc>
+          <w:tcPr>
+            <w:tcW w:type="dxa" w:w="1805"/>
+          </w:tcPr>
+          <w:p>
+            <w:r/>
+            <w:r>
+              <w:rPr>
+                <w:rFonts w:ascii="TH SarabunPSK" w:hAnsi="TH SarabunPSK" w:eastAsia="TH SarabunPSK" w:cs="TH SarabunPSK"/>
+                <w:b w:val="0"/>
+                <w:i w:val="0"/>
+                <w:sz w:val="28"/>
+              </w:rPr>
+              <w:t>0.050</w:t>
+            </w:r>
+          </w:p>
+        </w:tc>
+        <w:tc>
+          <w:tcPr>
+            <w:tcW w:type="dxa" w:w="1805"/>
+          </w:tcPr>
+          <w:p>
+            <w:r/>
+            <w:r>
+              <w:rPr>
+                <w:rFonts w:ascii="TH SarabunPSK" w:hAnsi="TH SarabunPSK" w:eastAsia="TH SarabunPSK" w:cs="TH SarabunPSK"/>
+                <w:b w:val="0"/>
+                <w:i w:val="0"/>
+                <w:sz w:val="28"/>
+              </w:rPr>
+              <w:t>0.13</w:t>
+            </w:r>
+          </w:p>
+        </w:tc>
+        <w:tc>
+          <w:tcPr>
+            <w:tcW w:type="dxa" w:w="1805"/>
+          </w:tcPr>
+          <w:p>
+            <w:r/>
+            <w:r>
+              <w:rPr>
+                <w:rFonts w:ascii="TH SarabunPSK" w:hAnsi="TH SarabunPSK" w:eastAsia="TH SarabunPSK" w:cs="TH SarabunPSK"/>
+                <w:b w:val="0"/>
+                <w:i w:val="0"/>
+                <w:sz w:val="28"/>
+              </w:rPr>
+              <w:t>0.33 s</w:t>
             </w:r>
           </w:p>
         </w:tc>
@@ -2717,20 +4027,11 @@
       <w:r>
         <w:rPr>
           <w:rFonts w:ascii="TH SarabunPSK" w:hAnsi="TH SarabunPSK" w:eastAsia="TH SarabunPSK" w:cs="TH SarabunPSK"/>
-          <w:b/>
-          <w:i w:val="0"/>
-          <w:sz w:val="32"/>
-        </w:rPr>
-        <w:t>⚠️ คำเตือน:</w:t>
-      </w:r>
-      <w:r>
-        <w:rPr>
-          <w:rFonts w:ascii="TH SarabunPSK" w:hAnsi="TH SarabunPSK" w:eastAsia="TH SarabunPSK" w:cs="TH SarabunPSK"/>
           <w:b w:val="0"/>
           <w:i w:val="0"/>
-          <w:sz w:val="32"/>
-        </w:rPr>
-        <w:t xml:space="preserve"> ตัวเลข 0.20, 0.80 เป็นค่าเริ่มต้นที่ปรับตั้งจากวรรณกรรมและผู้เชี่ยวชาญ — ยังต้อง calibrate กับข้อมูลจริงในห้องปฏิบัติการก่อนนำไปใช้ ระบบรองรับการตั้งค่าเฉพาะชนิดพืชผ่าน `--config` (SPECIES_THRESHOLDS)</w:t>
+          <w:sz w:val="28"/>
+        </w:rPr>
+        <w:t>SAM3 ตรงกับค่าวัดมือมากกว่า baseline อย่างชัดเจนด้านความสูง (r=0.638 &gt; classical 0.498 &gt; YOLO-COCO 0.133) และล้มเหลวน้อยกว่า (1% vs 23%/13%) — สอดคล้องกับ Orvati Nia et al. (2026) ที่ SAM3 ดีที่สุดในโหมด detector-free ส่วน YOLO-COCO ไม่มีคลาส "plant" จึงจับทั้งฉากแทนต้น (ต้อง fine-tune เพื่อใช้จริง) ⚠️ ค่านี้คือ "ความสอดคล้องกับมือ" ไม่ใช่ mIoU/Dice ระดับพิกเซล — การทดสอบระดับพิกเซล (Level A) ยังต้องใช้ ground-truth masks [OPEN]</w:t>
       </w:r>
     </w:p>
     <w:p>
@@ -2745,7 +4046,16 @@
           <w:i w:val="0"/>
           <w:sz w:val="32"/>
         </w:rPr>
-        <w:t>7.4.1 การคำนวณ confidence score</w:t>
+        <w:t>7.6.1 Baseline segmentation</w:t>
+      </w:r>
+      <w:r>
+        <w:rPr>
+          <w:rFonts w:ascii="TH SarabunPSK" w:hAnsi="TH SarabunPSK" w:eastAsia="TH SarabunPSK" w:cs="TH SarabunPSK"/>
+          <w:b w:val="0"/>
+          <w:i w:val="0"/>
+          <w:sz w:val="32"/>
+        </w:rPr>
+        <w:t xml:space="preserve"> — รันวิธีพื้นฐาน 3 วิธีบนชุดข้อมูลเดียวกัน และเปรียบเทียบด้วยตัวชี้วัดมาตรฐาน: SAM2 (Ravi et al., 2024), YOLO-seg (เช่น YOLOv8-seg), และการแบ่งส่วนเชิงคลาสสิก (thresholding/color segmentation) รายงาน mIoU, Dice, precision, recall, F1 พร้อมเวลาประมวลผลต่อภาพ — อ้างอิงจากงาน Orvati Nia et al. (2026) ที่ใช้เกณฑ์การเปรียบเทียบลักษณะเดียวกัน [PLAN — ระดับค่าวัดทำแล้ว ดู 7.6.0 / ระดับพิกเซลรอ ground-truth masks]</w:t>
       </w:r>
     </w:p>
     <w:p>
@@ -2756,11 +4066,20 @@
       <w:r>
         <w:rPr>
           <w:rFonts w:ascii="TH SarabunPSK" w:hAnsi="TH SarabunPSK" w:eastAsia="TH SarabunPSK" w:cs="TH SarabunPSK"/>
+          <w:b/>
+          <w:i w:val="0"/>
+          <w:sz w:val="32"/>
+        </w:rPr>
+        <w:t>7.6.2 Prompt sensitivity</w:t>
+      </w:r>
+      <w:r>
+        <w:rPr>
+          <w:rFonts w:ascii="TH SarabunPSK" w:hAnsi="TH SarabunPSK" w:eastAsia="TH SarabunPSK" w:cs="TH SarabunPSK"/>
           <w:b w:val="0"/>
           <w:i w:val="0"/>
           <w:sz w:val="32"/>
         </w:rPr>
-        <w:t>```</w:t>
+        <w:t xml:space="preserve"> — ทดสอบชุดพรอมป์ทางเลือก (เช่น plant อย่างเดียว, plant+leaf, ครบ 5 คำ, คำพ้อง เช่น "seedling") แล้วรายงานความแปรปรวนของ mIoU และ verdict — อ้างอิงงาน Dubois et al. (2026) ที่พบว่า SAM3 แบบชี้นำด้วยข้อความไวต่อถ้อยคำพรอมป์</w:t>
       </w:r>
     </w:p>
     <w:p>
@@ -2771,26 +4090,146 @@
       <w:r>
         <w:rPr>
           <w:rFonts w:ascii="TH SarabunPSK" w:hAnsi="TH SarabunPSK" w:eastAsia="TH SarabunPSK" w:cs="TH SarabunPSK"/>
+          <w:b/>
+          <w:i w:val="0"/>
+          <w:sz w:val="32"/>
+        </w:rPr>
+        <w:t>7.6.3 Threshold sensitivity</w:t>
+      </w:r>
+      <w:r>
+        <w:rPr>
+          <w:rFonts w:ascii="TH SarabunPSK" w:hAnsi="TH SarabunPSK" w:eastAsia="TH SarabunPSK" w:cs="TH SarabunPSK"/>
           <w:b w:val="0"/>
           <w:i w:val="0"/>
           <w:sz w:val="32"/>
         </w:rPr>
-        <w:t>confidence = base_confidence × (1 - glare_penalty)</w:t>
+        <w:t xml:space="preserve"> — ทดสอบค่า ready/overdense ช่วง 0.10–0.90 (step 0.05) แล้วรายงานผลต่อ accuracy ของ verdict และเลือกชุด threshold ที่ให้ MCC สูงสุด</w:t>
       </w:r>
     </w:p>
     <w:p>
       <w:pPr>
+        <w:spacing w:before="280" w:after="120"/>
+      </w:pPr>
+      <w:r>
+        <w:rPr>
+          <w:rFonts w:ascii="TH SarabunPSK" w:hAnsi="TH SarabunPSK" w:eastAsia="TH SarabunPSK" w:cs="TH SarabunPSK"/>
+          <w:b/>
+          <w:i w:val="0"/>
+          <w:sz w:val="32"/>
+        </w:rPr>
+        <w:t>8. การวิเคราะห์ข้อมูล</w:t>
+      </w:r>
+    </w:p>
+    <w:p>
+      <w:pPr>
+        <w:spacing w:before="160" w:after="120"/>
+      </w:pPr>
+      <w:r>
+        <w:rPr>
+          <w:rFonts w:ascii="TH SarabunPSK" w:hAnsi="TH SarabunPSK" w:eastAsia="TH SarabunPSK" w:cs="TH SarabunPSK"/>
+          <w:b/>
+          <w:i w:val="0"/>
+          <w:sz w:val="32"/>
+        </w:rPr>
+        <w:t>8.1 การวิเคราะห์ความสัมพันธ์ระหว่าง Feature กับความพร้อมอนุบาล</w:t>
+      </w:r>
+    </w:p>
+    <w:p>
+      <w:pPr>
+        <w:spacing w:after="80"/>
+        <w:ind w:left="720"/>
+      </w:pPr>
+      <w:r>
+        <w:rPr>
+          <w:rFonts w:ascii="TH SarabunPSK" w:hAnsi="TH SarabunPSK" w:eastAsia="TH SarabunPSK" w:cs="TH SarabunPSK"/>
+          <w:b w:val="0"/>
+          <w:i w:val="0"/>
+          <w:sz w:val="32"/>
+        </w:rPr>
+        <w:t>• ใช้ scatter plot และ box plot แสดงการกระจายตัวของแต่ละ feature จำแนกตามกลุ่ม (ยังไม่พร้อม / พร้อมอนุบาล / ตรวจเอง)</w:t>
+      </w:r>
+    </w:p>
+    <w:p>
+      <w:pPr>
+        <w:spacing w:after="80"/>
+        <w:ind w:left="720"/>
+      </w:pPr>
+      <w:r>
+        <w:rPr>
+          <w:rFonts w:ascii="TH SarabunPSK" w:hAnsi="TH SarabunPSK" w:eastAsia="TH SarabunPSK" w:cs="TH SarabunPSK"/>
+          <w:b w:val="0"/>
+          <w:i w:val="0"/>
+          <w:sz w:val="32"/>
+        </w:rPr>
+        <w:t>• คำนวณ correlation matrix ระหว่าง features เพื่อตรวจสอบ multicollinearity (เช่น coverage_ratio กับ shoot_count, root_ratio กับความพร้อมอนุบาล)</w:t>
+      </w:r>
+    </w:p>
+    <w:p>
+      <w:pPr>
+        <w:spacing w:after="80"/>
+        <w:ind w:left="720"/>
+      </w:pPr>
+      <w:r>
+        <w:rPr>
+          <w:rFonts w:ascii="TH SarabunPSK" w:hAnsi="TH SarabunPSK" w:eastAsia="TH SarabunPSK" w:cs="TH SarabunPSK"/>
+          <w:b w:val="0"/>
+          <w:i w:val="0"/>
+          <w:sz w:val="32"/>
+        </w:rPr>
+        <w:t>• วิเคราะห์ว่าชุด feature ใดที่มีอำนาจจำแนกสูงสุดโดยใช้ feature importance จาก simple decision tree (ใช้เพื่อการวิเคราะห์เท่านั้น — algorithm จริงเป็น rule-based)</w:t>
+      </w:r>
+    </w:p>
+    <w:p>
+      <w:pPr>
+        <w:spacing w:after="80"/>
+        <w:ind w:left="720"/>
+      </w:pPr>
+      <w:r>
+        <w:rPr>
+          <w:rFonts w:ascii="TH SarabunPSK" w:hAnsi="TH SarabunPSK" w:eastAsia="TH SarabunPSK" w:cs="TH SarabunPSK"/>
+          <w:b w:val="0"/>
+          <w:i w:val="0"/>
+          <w:sz w:val="32"/>
+        </w:rPr>
+        <w:t>• เปรียบเทียบผลระหว่างพืชต่างชนิดว่า feature thresholds ต้องปรับต่างกันหรือไม่</w:t>
+      </w:r>
+    </w:p>
+    <w:p>
+      <w:pPr>
+        <w:spacing w:before="160" w:after="120"/>
+      </w:pPr>
+      <w:r>
+        <w:rPr>
+          <w:rFonts w:ascii="TH SarabunPSK" w:hAnsi="TH SarabunPSK" w:eastAsia="TH SarabunPSK" w:cs="TH SarabunPSK"/>
+          <w:b/>
+          <w:i w:val="0"/>
+          <w:sz w:val="32"/>
+        </w:rPr>
+        <w:t>8.2 การประเมินความแม่นยำของระบบ (Classification Metrics)</w:t>
+      </w:r>
+    </w:p>
+    <w:p>
+      <w:pPr>
         <w:spacing w:after="120"/>
         <w:ind w:left="432"/>
       </w:pPr>
       <w:r>
         <w:rPr>
           <w:rFonts w:ascii="TH SarabunPSK" w:hAnsi="TH SarabunPSK" w:eastAsia="TH SarabunPSK" w:cs="TH SarabunPSK"/>
+          <w:b/>
+          <w:i w:val="0"/>
+          <w:sz w:val="32"/>
+        </w:rPr>
+        <w:t>การประเมิน segmentation (เปรียบเทียบ baseline):</w:t>
+      </w:r>
+      <w:r>
+        <w:rPr>
+          <w:rFonts w:ascii="TH SarabunPSK" w:hAnsi="TH SarabunPSK" w:eastAsia="TH SarabunPSK" w:cs="TH SarabunPSK"/>
           <w:b w:val="0"/>
           <w:i w:val="0"/>
           <w:sz w:val="32"/>
         </w:rPr>
-        <w:t>```</w:t>
+        <w:t xml:space="preserve"> คำนวณ mIoU, Dice coefficient, precision, recall และ F1 ที่ระดับพิกเซล โดยเทียบ mask ของ SAM3 กับ ground truth ที่ annotate โดยมนุษย์ และเทียบกับ baseline (SAM2, YOLO-seg, การแบ่งส่วนเชิงคลาสสิก) บนชุดภาพเดียวกัน พร้อมบันทึกเวลาประมวลผลต่อภาพเพื่อพิจารณา trade-off ระหว่างความแม่นยำกับต้นทุนการคำนวณ</w:t>
       </w:r>
     </w:p>
     <w:p>
@@ -2801,552 +4240,11 @@
       <w:r>
         <w:rPr>
           <w:rFonts w:ascii="TH SarabunPSK" w:hAnsi="TH SarabunPSK" w:eastAsia="TH SarabunPSK" w:cs="TH SarabunPSK"/>
-          <w:b w:val="0"/>
-          <w:i w:val="0"/>
-          <w:sz w:val="32"/>
-        </w:rPr>
-        <w:t>โดยที่:</w:t>
-      </w:r>
-    </w:p>
-    <w:p>
-      <w:pPr>
-        <w:spacing w:after="80"/>
-        <w:ind w:left="720"/>
-      </w:pPr>
-      <w:r>
-        <w:rPr>
-          <w:rFonts w:ascii="TH SarabunPSK" w:hAnsi="TH SarabunPSK" w:eastAsia="TH SarabunPSK" w:cs="TH SarabunPSK"/>
-          <w:b w:val="0"/>
-          <w:i w:val="0"/>
-          <w:sz w:val="32"/>
-        </w:rPr>
-        <w:t>• `base_confidence` = 0.85 (ค่าเริ่มต้น หากเข้าเงื่อนไขของคลาสโดยตรง)</w:t>
-      </w:r>
-    </w:p>
-    <w:p>
-      <w:pPr>
-        <w:spacing w:after="80"/>
-        <w:ind w:left="720"/>
-      </w:pPr>
-      <w:r>
-        <w:rPr>
-          <w:rFonts w:ascii="TH SarabunPSK" w:hAnsi="TH SarabunPSK" w:eastAsia="TH SarabunPSK" w:cs="TH SarabunPSK"/>
-          <w:b w:val="0"/>
-          <w:i w:val="0"/>
-          <w:sz w:val="32"/>
-        </w:rPr>
-        <w:t>• `glare_penalty` = min(glare_score × 2, 0.5) — ลด confidence เมื่อ glare สูง</w:t>
-      </w:r>
-    </w:p>
-    <w:p>
-      <w:pPr>
-        <w:spacing w:after="80"/>
-        <w:ind w:left="720"/>
-      </w:pPr>
-      <w:r>
-        <w:rPr>
-          <w:rFonts w:ascii="TH SarabunPSK" w:hAnsi="TH SarabunPSK" w:eastAsia="TH SarabunPSK" w:cs="TH SarabunPSK"/>
-          <w:b w:val="0"/>
-          <w:i w:val="0"/>
-          <w:sz w:val="32"/>
-        </w:rPr>
-        <w:t>• ถ้า `coverage_ratio` และ `days_since_last_subculture` ให้ผลตรงกันข้าม (เช่น coverage สูงแต่วันน้อย) ให้ลด base_confidence เหลือ 0.60 ก่อนคูณ glare_penalty</w:t>
-      </w:r>
-    </w:p>
-    <w:p>
-      <w:pPr>
-        <w:spacing w:after="120"/>
-        <w:ind w:left="432"/>
-      </w:pPr>
-      <w:r>
-        <w:rPr>
-          <w:rFonts w:ascii="TH SarabunPSK" w:hAnsi="TH SarabunPSK" w:eastAsia="TH SarabunPSK" w:cs="TH SarabunPSK"/>
           <w:b/>
           <w:i w:val="0"/>
           <w:sz w:val="32"/>
         </w:rPr>
-        <w:t>7.4.2 การปรับแก้โดยผู้ใช้ (Manual Override)</w:t>
-      </w:r>
-    </w:p>
-    <w:p>
-      <w:pPr>
-        <w:spacing w:after="120"/>
-        <w:ind w:left="432"/>
-      </w:pPr>
-      <w:r>
-        <w:rPr>
-          <w:rFonts w:ascii="TH SarabunPSK" w:hAnsi="TH SarabunPSK" w:eastAsia="TH SarabunPSK" w:cs="TH SarabunPSK"/>
-          <w:b w:val="0"/>
-          <w:i w:val="0"/>
-          <w:sz w:val="32"/>
-        </w:rPr>
-        <w:t>ทุกรายการที่ระบบประมวลผลจะแสดงผลลัพธ์พร้อม:</w:t>
-      </w:r>
-    </w:p>
-    <w:p>
-      <w:pPr>
-        <w:spacing w:after="80"/>
-        <w:ind w:left="720"/>
-      </w:pPr>
-      <w:r>
-        <w:rPr>
-          <w:rFonts w:ascii="TH SarabunPSK" w:hAnsi="TH SarabunPSK" w:eastAsia="TH SarabunPSK" w:cs="TH SarabunPSK"/>
-          <w:b w:val="0"/>
-          <w:i w:val="0"/>
-          <w:sz w:val="32"/>
-        </w:rPr>
-        <w:t>• คลาสที่ทำนาย + confidence score</w:t>
-      </w:r>
-    </w:p>
-    <w:p>
-      <w:pPr>
-        <w:spacing w:after="80"/>
-        <w:ind w:left="720"/>
-      </w:pPr>
-      <w:r>
-        <w:rPr>
-          <w:rFonts w:ascii="TH SarabunPSK" w:hAnsi="TH SarabunPSK" w:eastAsia="TH SarabunPSK" w:cs="TH SarabunPSK"/>
-          <w:b w:val="0"/>
-          <w:i w:val="0"/>
-          <w:sz w:val="32"/>
-        </w:rPr>
-        <w:t>• ภาพที่ overlay mask + bbox</w:t>
-      </w:r>
-    </w:p>
-    <w:p>
-      <w:pPr>
-        <w:spacing w:after="80"/>
-        <w:ind w:left="720"/>
-      </w:pPr>
-      <w:r>
-        <w:rPr>
-          <w:rFonts w:ascii="TH SarabunPSK" w:hAnsi="TH SarabunPSK" w:eastAsia="TH SarabunPSK" w:cs="TH SarabunPSK"/>
-          <w:b w:val="0"/>
-          <w:i w:val="0"/>
-          <w:sz w:val="32"/>
-        </w:rPr>
-        <w:t>• ปุ่ม "เปลี่ยนคลาส" ให้ผู้ใช้เลือกคลาสด้วยตนเอง</w:t>
-      </w:r>
-    </w:p>
-    <w:p>
-      <w:pPr>
-        <w:spacing w:after="80"/>
-        <w:ind w:left="720"/>
-      </w:pPr>
-      <w:r>
-        <w:rPr>
-          <w:rFonts w:ascii="TH SarabunPSK" w:hAnsi="TH SarabunPSK" w:eastAsia="TH SarabunPSK" w:cs="TH SarabunPSK"/>
-          <w:b w:val="0"/>
-          <w:i w:val="0"/>
-          <w:sz w:val="32"/>
-        </w:rPr>
-        <w:t>• ช่องบันทึกหมายเหตุ (optional)</w:t>
-      </w:r>
-    </w:p>
-    <w:p>
-      <w:pPr>
-        <w:spacing w:before="160" w:after="120"/>
-      </w:pPr>
-      <w:r>
-        <w:rPr>
-          <w:rFonts w:ascii="TH SarabunPSK" w:hAnsi="TH SarabunPSK" w:eastAsia="TH SarabunPSK" w:cs="TH SarabunPSK"/>
-          <w:b/>
-          <w:i w:val="0"/>
-          <w:sz w:val="32"/>
-        </w:rPr>
-        <w:t>7.5 การตรวจสอบความถูกต้อง (Validation)</w:t>
-      </w:r>
-    </w:p>
-    <w:p>
-      <w:pPr>
-        <w:spacing w:after="80"/>
-        <w:ind w:left="720"/>
-      </w:pPr>
-      <w:r>
-        <w:rPr>
-          <w:rFonts w:ascii="TH SarabunPSK" w:hAnsi="TH SarabunPSK" w:eastAsia="TH SarabunPSK" w:cs="TH SarabunPSK"/>
-          <w:b w:val="0"/>
-          <w:i w:val="0"/>
-          <w:sz w:val="32"/>
-        </w:rPr>
-        <w:t xml:space="preserve">1. </w:t>
-      </w:r>
-      <w:r>
-        <w:rPr>
-          <w:rFonts w:ascii="TH SarabunPSK" w:hAnsi="TH SarabunPSK" w:eastAsia="TH SarabunPSK" w:cs="TH SarabunPSK"/>
-          <w:b/>
-          <w:i w:val="0"/>
-          <w:sz w:val="32"/>
-        </w:rPr>
-        <w:t>Ground truth annotation:</w:t>
-      </w:r>
-      <w:r>
-        <w:rPr>
-          <w:rFonts w:ascii="TH SarabunPSK" w:hAnsi="TH SarabunPSK" w:eastAsia="TH SarabunPSK" w:cs="TH SarabunPSK"/>
-          <w:b w:val="0"/>
-          <w:i w:val="0"/>
-          <w:sz w:val="32"/>
-        </w:rPr>
-        <w:t xml:space="preserve"> annotate mask (plant/leaf) บนภาพตัวอย่าง ≥ 30 ขวด โดยมนุษย์ → คำนวณ mIoU/Dice ของ segmentation เทียบกับ ground truth</w:t>
-      </w:r>
-    </w:p>
-    <w:p>
-      <w:pPr>
-        <w:spacing w:after="80"/>
-        <w:ind w:left="720"/>
-      </w:pPr>
-      <w:r>
-        <w:rPr>
-          <w:rFonts w:ascii="TH SarabunPSK" w:hAnsi="TH SarabunPSK" w:eastAsia="TH SarabunPSK" w:cs="TH SarabunPSK"/>
-          <w:b w:val="0"/>
-          <w:i w:val="0"/>
-          <w:sz w:val="32"/>
-        </w:rPr>
-        <w:t xml:space="preserve">2. </w:t>
-      </w:r>
-      <w:r>
-        <w:rPr>
-          <w:rFonts w:ascii="TH SarabunPSK" w:hAnsi="TH SarabunPSK" w:eastAsia="TH SarabunPSK" w:cs="TH SarabunPSK"/>
-          <w:b/>
-          <w:i w:val="0"/>
-          <w:sz w:val="32"/>
-        </w:rPr>
-        <w:t>เปรียบเทียบกับค่าอ้างอิงจากผู้ประเมิน:</w:t>
-      </w:r>
-      <w:r>
-        <w:rPr>
-          <w:rFonts w:ascii="TH SarabunPSK" w:hAnsi="TH SarabunPSK" w:eastAsia="TH SarabunPSK" w:cs="TH SarabunPSK"/>
-          <w:b w:val="0"/>
-          <w:i w:val="0"/>
-          <w:sz w:val="32"/>
-        </w:rPr>
-        <w:t xml:space="preserve"> นำภาพพร้อม metadata มาทดสอบระบบ คำนวณ confusion matrix, precision, recall, F1-score สำหรับแต่ละคลาสของ verdict</w:t>
-      </w:r>
-    </w:p>
-    <w:p>
-      <w:pPr>
-        <w:spacing w:after="80"/>
-        <w:ind w:left="720"/>
-      </w:pPr>
-      <w:r>
-        <w:rPr>
-          <w:rFonts w:ascii="TH SarabunPSK" w:hAnsi="TH SarabunPSK" w:eastAsia="TH SarabunPSK" w:cs="TH SarabunPSK"/>
-          <w:b w:val="0"/>
-          <w:i w:val="0"/>
-          <w:sz w:val="32"/>
-        </w:rPr>
-        <w:t xml:space="preserve">3. </w:t>
-      </w:r>
-      <w:r>
-        <w:rPr>
-          <w:rFonts w:ascii="TH SarabunPSK" w:hAnsi="TH SarabunPSK" w:eastAsia="TH SarabunPSK" w:cs="TH SarabunPSK"/>
-          <w:b/>
-          <w:i w:val="0"/>
-          <w:sz w:val="32"/>
-        </w:rPr>
-        <w:t>Iterative threshold tuning:</w:t>
-      </w:r>
-      <w:r>
-        <w:rPr>
-          <w:rFonts w:ascii="TH SarabunPSK" w:hAnsi="TH SarabunPSK" w:eastAsia="TH SarabunPSK" w:cs="TH SarabunPSK"/>
-          <w:b w:val="0"/>
-          <w:i w:val="0"/>
-          <w:sz w:val="32"/>
-        </w:rPr>
-        <w:t xml:space="preserve"> หากผล validation แรกต่ำกว่าเป้าหมาย (accuracy &lt; 70%) ให้ปรับ threshold แล้วทดสอบซ้ำ บันทึกทุกการเปลี่ยนแปลง</w:t>
-      </w:r>
-    </w:p>
-    <w:p>
-      <w:pPr>
-        <w:spacing w:after="80"/>
-        <w:ind w:left="720"/>
-      </w:pPr>
-      <w:r>
-        <w:rPr>
-          <w:rFonts w:ascii="TH SarabunPSK" w:hAnsi="TH SarabunPSK" w:eastAsia="TH SarabunPSK" w:cs="TH SarabunPSK"/>
-          <w:b w:val="0"/>
-          <w:i w:val="0"/>
-          <w:sz w:val="32"/>
-        </w:rPr>
-        <w:t xml:space="preserve">4. </w:t>
-      </w:r>
-      <w:r>
-        <w:rPr>
-          <w:rFonts w:ascii="TH SarabunPSK" w:hAnsi="TH SarabunPSK" w:eastAsia="TH SarabunPSK" w:cs="TH SarabunPSK"/>
-          <w:b/>
-          <w:i w:val="0"/>
-          <w:sz w:val="32"/>
-        </w:rPr>
-        <w:t>Cross-species test:</w:t>
-      </w:r>
-      <w:r>
-        <w:rPr>
-          <w:rFonts w:ascii="TH SarabunPSK" w:hAnsi="TH SarabunPSK" w:eastAsia="TH SarabunPSK" w:cs="TH SarabunPSK"/>
-          <w:b w:val="0"/>
-          <w:i w:val="0"/>
-          <w:sz w:val="32"/>
-        </w:rPr>
-        <w:t xml:space="preserve"> ทดสอบระบบกับพืชต่างชนิดกันเพื่อดูว่า threshold ชุดเดียวใช้ได้กับทุกชนิดหรือไม่</w:t>
-      </w:r>
-    </w:p>
-    <w:p>
-      <w:pPr>
-        <w:spacing w:after="80"/>
-        <w:ind w:left="720"/>
-      </w:pPr>
-      <w:r>
-        <w:rPr>
-          <w:rFonts w:ascii="TH SarabunPSK" w:hAnsi="TH SarabunPSK" w:eastAsia="TH SarabunPSK" w:cs="TH SarabunPSK"/>
-          <w:b w:val="0"/>
-          <w:i w:val="0"/>
-          <w:sz w:val="32"/>
-        </w:rPr>
-        <w:t xml:space="preserve">5. </w:t>
-      </w:r>
-      <w:r>
-        <w:rPr>
-          <w:rFonts w:ascii="TH SarabunPSK" w:hAnsi="TH SarabunPSK" w:eastAsia="TH SarabunPSK" w:cs="TH SarabunPSK"/>
-          <w:b/>
-          <w:i w:val="0"/>
-          <w:sz w:val="32"/>
-        </w:rPr>
-        <w:t>Inter-rater reliability:</w:t>
-      </w:r>
-      <w:r>
-        <w:rPr>
-          <w:rFonts w:ascii="TH SarabunPSK" w:hAnsi="TH SarabunPSK" w:eastAsia="TH SarabunPSK" w:cs="TH SarabunPSK"/>
-          <w:b w:val="0"/>
-          <w:i w:val="0"/>
-          <w:sz w:val="32"/>
-        </w:rPr>
-        <w:t xml:space="preserve"> หากเป็นไปได้ ให้เปรียบเทียบการประเมินระหว่างนักวิทยาศาสตร์ 2 คนขึ้นไป เพื่อดู baseline ของมนุษย์เอง</w:t>
-      </w:r>
-    </w:p>
-    <w:p>
-      <w:pPr>
-        <w:spacing w:before="160" w:after="120"/>
-      </w:pPr>
-      <w:r>
-        <w:rPr>
-          <w:rFonts w:ascii="TH SarabunPSK" w:hAnsi="TH SarabunPSK" w:eastAsia="TH SarabunPSK" w:cs="TH SarabunPSK"/>
-          <w:b/>
-          <w:i w:val="0"/>
-          <w:sz w:val="32"/>
-        </w:rPr>
-        <w:t>7.6 การประเมินเปรียบเทียบกับวิธีพื้นฐาน (Baseline Comparison) และการวิเคราะห์ความไว (Sensitivity Analysis)</w:t>
-      </w:r>
-    </w:p>
-    <w:p>
-      <w:pPr>
-        <w:spacing w:after="120"/>
-        <w:ind w:left="432"/>
-      </w:pPr>
-      <w:r>
-        <w:rPr>
-          <w:rFonts w:ascii="TH SarabunPSK" w:hAnsi="TH SarabunPSK" w:eastAsia="TH SarabunPSK" w:cs="TH SarabunPSK"/>
-          <w:b/>
-          <w:i w:val="0"/>
-          <w:sz w:val="32"/>
-        </w:rPr>
-        <w:t>7.6.1 Baseline segmentation</w:t>
-      </w:r>
-      <w:r>
-        <w:rPr>
-          <w:rFonts w:ascii="TH SarabunPSK" w:hAnsi="TH SarabunPSK" w:eastAsia="TH SarabunPSK" w:cs="TH SarabunPSK"/>
-          <w:b w:val="0"/>
-          <w:i w:val="0"/>
-          <w:sz w:val="32"/>
-        </w:rPr>
-        <w:t xml:space="preserve"> — รันวิธีพื้นฐาน 3 วิธีบนชุดข้อมูลเดียวกัน และเปรียบเทียบด้วยตัวชี้วัดมาตรฐาน: SAM2 (Ravi et al., 2024), YOLO-seg (เช่น YOLOv8-seg), และการแบ่งส่วนเชิงคลาสสิก (thresholding/color segmentation) รายงาน mIoU, Dice, precision, recall, F1 พร้อมเวลาประมวลผลต่อภาพ — อ้างอิงจากงาน Orvati Nia et al. (2026) ที่ใช้เกณฑ์การเปรียบเทียบลักษณะเดียวกัน</w:t>
-      </w:r>
-    </w:p>
-    <w:p>
-      <w:pPr>
-        <w:spacing w:after="120"/>
-        <w:ind w:left="432"/>
-      </w:pPr>
-      <w:r>
-        <w:rPr>
-          <w:rFonts w:ascii="TH SarabunPSK" w:hAnsi="TH SarabunPSK" w:eastAsia="TH SarabunPSK" w:cs="TH SarabunPSK"/>
-          <w:b/>
-          <w:i w:val="0"/>
-          <w:sz w:val="32"/>
-        </w:rPr>
-        <w:t>7.6.2 Prompt sensitivity</w:t>
-      </w:r>
-      <w:r>
-        <w:rPr>
-          <w:rFonts w:ascii="TH SarabunPSK" w:hAnsi="TH SarabunPSK" w:eastAsia="TH SarabunPSK" w:cs="TH SarabunPSK"/>
-          <w:b w:val="0"/>
-          <w:i w:val="0"/>
-          <w:sz w:val="32"/>
-        </w:rPr>
-        <w:t xml:space="preserve"> — ทดสอบชุดพรอมป์ทางเลือก (เช่น plant อย่างเดียว, plant+leaf, ครบ 5 คำ, คำพ้อง เช่น "seedling") แล้วรายงานความแปรปรวนของ mIoU และ verdict — อ้างอิงงาน Dubois et al. (2026) ที่พบว่า SAM3 แบบชี้นำด้วยข้อความไวต่อถ้อยคำพรอมป์</w:t>
-      </w:r>
-    </w:p>
-    <w:p>
-      <w:pPr>
-        <w:spacing w:after="120"/>
-        <w:ind w:left="432"/>
-      </w:pPr>
-      <w:r>
-        <w:rPr>
-          <w:rFonts w:ascii="TH SarabunPSK" w:hAnsi="TH SarabunPSK" w:eastAsia="TH SarabunPSK" w:cs="TH SarabunPSK"/>
-          <w:b/>
-          <w:i w:val="0"/>
-          <w:sz w:val="32"/>
-        </w:rPr>
-        <w:t>7.6.3 Threshold sensitivity</w:t>
-      </w:r>
-      <w:r>
-        <w:rPr>
-          <w:rFonts w:ascii="TH SarabunPSK" w:hAnsi="TH SarabunPSK" w:eastAsia="TH SarabunPSK" w:cs="TH SarabunPSK"/>
-          <w:b w:val="0"/>
-          <w:i w:val="0"/>
-          <w:sz w:val="32"/>
-        </w:rPr>
-        <w:t xml:space="preserve"> — ทดสอบค่า ready/overdense ช่วง 0.10–0.90 (step 0.05) แล้วรายงานผลต่อ accuracy ของ verdict และเลือกชุด threshold ที่ให้ MCC สูงสุด</w:t>
-      </w:r>
-    </w:p>
-    <w:p>
-      <w:pPr>
-        <w:spacing w:before="280" w:after="120"/>
-      </w:pPr>
-      <w:r>
-        <w:rPr>
-          <w:rFonts w:ascii="TH SarabunPSK" w:hAnsi="TH SarabunPSK" w:eastAsia="TH SarabunPSK" w:cs="TH SarabunPSK"/>
-          <w:b/>
-          <w:i w:val="0"/>
-          <w:sz w:val="32"/>
-        </w:rPr>
-        <w:t>8. การวิเคราะห์ข้อมูล</w:t>
-      </w:r>
-    </w:p>
-    <w:p>
-      <w:pPr>
-        <w:spacing w:before="160" w:after="120"/>
-      </w:pPr>
-      <w:r>
-        <w:rPr>
-          <w:rFonts w:ascii="TH SarabunPSK" w:hAnsi="TH SarabunPSK" w:eastAsia="TH SarabunPSK" w:cs="TH SarabunPSK"/>
-          <w:b/>
-          <w:i w:val="0"/>
-          <w:sz w:val="32"/>
-        </w:rPr>
-        <w:t>8.1 การวิเคราะห์ความสัมพันธ์ระหว่าง Feature กับ Subculture Readiness</w:t>
-      </w:r>
-    </w:p>
-    <w:p>
-      <w:pPr>
-        <w:spacing w:after="80"/>
-        <w:ind w:left="720"/>
-      </w:pPr>
-      <w:r>
-        <w:rPr>
-          <w:rFonts w:ascii="TH SarabunPSK" w:hAnsi="TH SarabunPSK" w:eastAsia="TH SarabunPSK" w:cs="TH SarabunPSK"/>
-          <w:b w:val="0"/>
-          <w:i w:val="0"/>
-          <w:sz w:val="32"/>
-        </w:rPr>
-        <w:t>• ใช้ scatter plot และ box plot แสดงการกระจายตัวของแต่ละ feature จำแนกตาม 3 คลาส (wait / subculture / transplant-overdue)</w:t>
-      </w:r>
-    </w:p>
-    <w:p>
-      <w:pPr>
-        <w:spacing w:after="80"/>
-        <w:ind w:left="720"/>
-      </w:pPr>
-      <w:r>
-        <w:rPr>
-          <w:rFonts w:ascii="TH SarabunPSK" w:hAnsi="TH SarabunPSK" w:eastAsia="TH SarabunPSK" w:cs="TH SarabunPSK"/>
-          <w:b w:val="0"/>
-          <w:i w:val="0"/>
-          <w:sz w:val="32"/>
-        </w:rPr>
-        <w:t>• คำนวณ correlation matrix ระหว่าง features เพื่อตรวจสอบ multicollinearity (เช่น coverage_ratio กับ shoot_count)</w:t>
-      </w:r>
-    </w:p>
-    <w:p>
-      <w:pPr>
-        <w:spacing w:after="80"/>
-        <w:ind w:left="720"/>
-      </w:pPr>
-      <w:r>
-        <w:rPr>
-          <w:rFonts w:ascii="TH SarabunPSK" w:hAnsi="TH SarabunPSK" w:eastAsia="TH SarabunPSK" w:cs="TH SarabunPSK"/>
-          <w:b w:val="0"/>
-          <w:i w:val="0"/>
-          <w:sz w:val="32"/>
-        </w:rPr>
-        <w:t>• วิเคราะห์ว่าชุด feature ใดที่มีอำนาจจำแนกสูงสุดโดยใช้ feature importance จาก simple decision tree (ใช้เพื่อการวิเคราะห์เท่านั้น — algorithm จริงเป็น rule-based)</w:t>
-      </w:r>
-    </w:p>
-    <w:p>
-      <w:pPr>
-        <w:spacing w:after="80"/>
-        <w:ind w:left="720"/>
-      </w:pPr>
-      <w:r>
-        <w:rPr>
-          <w:rFonts w:ascii="TH SarabunPSK" w:hAnsi="TH SarabunPSK" w:eastAsia="TH SarabunPSK" w:cs="TH SarabunPSK"/>
-          <w:b w:val="0"/>
-          <w:i w:val="0"/>
-          <w:sz w:val="32"/>
-        </w:rPr>
-        <w:t>• เปรียบเทียบผลระหว่างพืชต่างชนิดว่า feature thresholds ต้องปรับต่างกันหรือไม่</w:t>
-      </w:r>
-    </w:p>
-    <w:p>
-      <w:pPr>
-        <w:spacing w:before="160" w:after="120"/>
-      </w:pPr>
-      <w:r>
-        <w:rPr>
-          <w:rFonts w:ascii="TH SarabunPSK" w:hAnsi="TH SarabunPSK" w:eastAsia="TH SarabunPSK" w:cs="TH SarabunPSK"/>
-          <w:b/>
-          <w:i w:val="0"/>
-          <w:sz w:val="32"/>
-        </w:rPr>
-        <w:t>8.2 การประเมินความแม่นยำของระบบ (Classification Metrics)</w:t>
-      </w:r>
-    </w:p>
-    <w:p>
-      <w:pPr>
-        <w:spacing w:after="120"/>
-        <w:ind w:left="432"/>
-      </w:pPr>
-      <w:r>
-        <w:rPr>
-          <w:rFonts w:ascii="TH SarabunPSK" w:hAnsi="TH SarabunPSK" w:eastAsia="TH SarabunPSK" w:cs="TH SarabunPSK"/>
-          <w:b/>
-          <w:i w:val="0"/>
-          <w:sz w:val="32"/>
-        </w:rPr>
-        <w:t>การประเมิน segmentation (เปรียบเทียบ baseline):</w:t>
-      </w:r>
-      <w:r>
-        <w:rPr>
-          <w:rFonts w:ascii="TH SarabunPSK" w:hAnsi="TH SarabunPSK" w:eastAsia="TH SarabunPSK" w:cs="TH SarabunPSK"/>
-          <w:b w:val="0"/>
-          <w:i w:val="0"/>
-          <w:sz w:val="32"/>
-        </w:rPr>
-        <w:t xml:space="preserve"> คำนวณ mIoU, Dice coefficient, precision, recall และ F1 ที่ระดับพิกเซล โดยเทียบ mask ของ SAM3 กับ ground truth ที่ annotate โดยมนุษย์ และเทียบกับ baseline (SAM2, YOLO-seg, การแบ่งส่วนเชิงคลาสสิก) บนชุดภาพเดียวกัน พร้อมบันทึกเวลาประมวลผลต่อภาพเพื่อพิจารณา trade-off ระหว่างความแม่นยำกับต้นทุนการคำนวณ</w:t>
-      </w:r>
-    </w:p>
-    <w:p>
-      <w:pPr>
-        <w:spacing w:after="120"/>
-        <w:ind w:left="432"/>
-      </w:pPr>
-      <w:r>
-        <w:rPr>
-          <w:rFonts w:ascii="TH SarabunPSK" w:hAnsi="TH SarabunPSK" w:eastAsia="TH SarabunPSK" w:cs="TH SarabunPSK"/>
-          <w:b/>
-          <w:i w:val="0"/>
-          <w:sz w:val="32"/>
-        </w:rPr>
-        <w:t>การประเมิน verdict (การจัดกลุ่ม 3 คลาส):</w:t>
+        <w:t>การประเมิน verdict (การจัดกลุ่มความพร้อมอนุบาล):</w:t>
       </w:r>
     </w:p>
     <w:p>
@@ -3408,7 +4306,7 @@
                 <w:i w:val="0"/>
                 <w:sz w:val="28"/>
               </w:rPr>
-              <w:t>wait</w:t>
+              <w:t>ยังไม่พร้อม</w:t>
             </w:r>
           </w:p>
         </w:tc>
@@ -3425,7 +4323,7 @@
                 <w:i w:val="0"/>
                 <w:sz w:val="28"/>
               </w:rPr>
-              <w:t>subculture</w:t>
+              <w:t>พร้อมอนุบาล</w:t>
             </w:r>
           </w:p>
         </w:tc>
@@ -3442,7 +4340,7 @@
                 <w:i w:val="0"/>
                 <w:sz w:val="28"/>
               </w:rPr>
-              <w:t>transplant-overdue</w:t>
+              <w:t>ตรวจเอง</w:t>
             </w:r>
           </w:p>
         </w:tc>
@@ -3461,7 +4359,7 @@
                 <w:i w:val="0"/>
                 <w:sz w:val="28"/>
               </w:rPr>
-              <w:t>wait</w:t>
+              <w:t>ยังไม่พร้อม</w:t>
             </w:r>
           </w:p>
         </w:tc>
@@ -3495,7 +4393,7 @@
                 <w:i w:val="0"/>
                 <w:sz w:val="28"/>
               </w:rPr>
-              <w:t>FP_subculture</w:t>
+              <w:t>FP_ready</w:t>
             </w:r>
           </w:p>
         </w:tc>
@@ -3512,7 +4410,7 @@
                 <w:i w:val="0"/>
                 <w:sz w:val="28"/>
               </w:rPr>
-              <w:t>FP_transplant</w:t>
+              <w:t>FP_check</w:t>
             </w:r>
           </w:p>
         </w:tc>
@@ -3531,7 +4429,7 @@
                 <w:i w:val="0"/>
                 <w:sz w:val="28"/>
               </w:rPr>
-              <w:t>subculture</w:t>
+              <w:t>พร้อมอนุบาล</w:t>
             </w:r>
           </w:p>
         </w:tc>
@@ -3565,7 +4463,7 @@
                 <w:i w:val="0"/>
                 <w:sz w:val="28"/>
               </w:rPr>
-              <w:t>TP_subculture</w:t>
+              <w:t>TP_ready</w:t>
             </w:r>
           </w:p>
         </w:tc>
@@ -3582,7 +4480,7 @@
                 <w:i w:val="0"/>
                 <w:sz w:val="28"/>
               </w:rPr>
-              <w:t>FP_transplant</w:t>
+              <w:t>FP_check</w:t>
             </w:r>
           </w:p>
         </w:tc>
@@ -3601,7 +4499,7 @@
                 <w:i w:val="0"/>
                 <w:sz w:val="28"/>
               </w:rPr>
-              <w:t>transplant-overdue</w:t>
+              <w:t>ตรวจเอง</w:t>
             </w:r>
           </w:p>
         </w:tc>
@@ -3635,7 +4533,7 @@
                 <w:i w:val="0"/>
                 <w:sz w:val="28"/>
               </w:rPr>
-              <w:t>FN_subculture</w:t>
+              <w:t>FN_ready</w:t>
             </w:r>
           </w:p>
         </w:tc>
@@ -3652,7 +4550,7 @@
                 <w:i w:val="0"/>
                 <w:sz w:val="28"/>
               </w:rPr>
-              <w:t>TP_transplant</w:t>
+              <w:t>TP_check</w:t>
             </w:r>
           </w:p>
         </w:tc>
@@ -3727,7 +4625,7 @@
           <w:i w:val="0"/>
           <w:sz w:val="32"/>
         </w:rPr>
-        <w:t>Precision (ต่อคลาส):</w:t>
+        <w:t>Precision (ต่อกลุ่ม):</w:t>
       </w:r>
       <w:r>
         <w:rPr>
@@ -3736,7 +4634,7 @@
           <w:i w:val="0"/>
           <w:sz w:val="32"/>
         </w:rPr>
-        <w:t xml:space="preserve"> ความแม่นยำเมื่อระบบบอกว่าคลาสนั้น</w:t>
+        <w:t xml:space="preserve"> ความแม่นยำเมื่อระบบบอกว่ากลุ่มนั้น</w:t>
       </w:r>
     </w:p>
     <w:p>
@@ -3760,7 +4658,7 @@
           <w:i w:val="0"/>
           <w:sz w:val="32"/>
         </w:rPr>
-        <w:t>Recall/Sensitivity (ต่อคลาส):</w:t>
+        <w:t>Recall/Sensitivity (ต่อกลุ่ม):</w:t>
       </w:r>
       <w:r>
         <w:rPr>
@@ -3769,7 +4667,7 @@
           <w:i w:val="0"/>
           <w:sz w:val="32"/>
         </w:rPr>
-        <w:t xml:space="preserve"> ความสามารถในการตรวจจับคลาสนั้น (เป้าหมาย ≥ 0.6 สำหรับคลาส subculture)</w:t>
+        <w:t xml:space="preserve"> ความสามารถในการตรวจจับกลุ่มนั้น (เป้าหมาย ≥ 0.6 สำหรับกลุ่มพร้อมอนุบาล)</w:t>
       </w:r>
     </w:p>
     <w:p>
@@ -4294,7 +5192,7 @@
                 <w:i w:val="0"/>
                 <w:sz w:val="28"/>
               </w:rPr>
-              <w:t>9.1 เก็บข้อมูลภาพถ่ายขวด + metadata</w:t>
+              <w:t>9.1 เก็บข้อมูลภาพถ่ายขวดซ้ำรายรอบ (time-series) + metadata</w:t>
             </w:r>
           </w:p>
         </w:tc>
@@ -4427,7 +5325,140 @@
                 <w:i w:val="0"/>
                 <w:sz w:val="28"/>
               </w:rPr>
-              <w:t>9.2 สร้าง ground truth (annotation + expert evaluation)</w:t>
+              <w:t>9.2 สร้าง ground-truth masks (annotate ≥30 ภาพ) + วัดมือ</w:t>
+            </w:r>
+          </w:p>
+        </w:tc>
+        <w:tc>
+          <w:tcPr>
+            <w:tcW w:type="dxa" w:w="694"/>
+          </w:tcPr>
+          <w:p>
+            <w:r/>
+            <w:r>
+              <w:rPr>
+                <w:rFonts w:ascii="TH SarabunPSK" w:hAnsi="TH SarabunPSK" w:eastAsia="TH SarabunPSK" w:cs="TH SarabunPSK"/>
+                <w:b w:val="0"/>
+                <w:i w:val="0"/>
+                <w:sz w:val="28"/>
+              </w:rPr>
+              <w:t>█</w:t>
+            </w:r>
+          </w:p>
+        </w:tc>
+        <w:tc>
+          <w:tcPr>
+            <w:tcW w:type="dxa" w:w="694"/>
+          </w:tcPr>
+          <w:p>
+            <w:r/>
+            <w:r>
+              <w:rPr>
+                <w:rFonts w:ascii="TH SarabunPSK" w:hAnsi="TH SarabunPSK" w:eastAsia="TH SarabunPSK" w:cs="TH SarabunPSK"/>
+                <w:b w:val="0"/>
+                <w:i w:val="0"/>
+                <w:sz w:val="28"/>
+              </w:rPr>
+              <w:t>█</w:t>
+            </w:r>
+          </w:p>
+        </w:tc>
+        <w:tc>
+          <w:tcPr>
+            <w:tcW w:type="dxa" w:w="694"/>
+          </w:tcPr>
+          <w:p>
+            <w:r/>
+          </w:p>
+        </w:tc>
+        <w:tc>
+          <w:tcPr>
+            <w:tcW w:type="dxa" w:w="694"/>
+          </w:tcPr>
+          <w:p>
+            <w:r/>
+          </w:p>
+        </w:tc>
+        <w:tc>
+          <w:tcPr>
+            <w:tcW w:type="dxa" w:w="694"/>
+          </w:tcPr>
+          <w:p>
+            <w:r/>
+          </w:p>
+        </w:tc>
+        <w:tc>
+          <w:tcPr>
+            <w:tcW w:type="dxa" w:w="694"/>
+          </w:tcPr>
+          <w:p>
+            <w:r/>
+          </w:p>
+        </w:tc>
+        <w:tc>
+          <w:tcPr>
+            <w:tcW w:type="dxa" w:w="694"/>
+          </w:tcPr>
+          <w:p>
+            <w:r/>
+          </w:p>
+        </w:tc>
+        <w:tc>
+          <w:tcPr>
+            <w:tcW w:type="dxa" w:w="694"/>
+          </w:tcPr>
+          <w:p>
+            <w:r/>
+          </w:p>
+        </w:tc>
+        <w:tc>
+          <w:tcPr>
+            <w:tcW w:type="dxa" w:w="694"/>
+          </w:tcPr>
+          <w:p>
+            <w:r/>
+          </w:p>
+        </w:tc>
+        <w:tc>
+          <w:tcPr>
+            <w:tcW w:type="dxa" w:w="694"/>
+          </w:tcPr>
+          <w:p>
+            <w:r/>
+          </w:p>
+        </w:tc>
+        <w:tc>
+          <w:tcPr>
+            <w:tcW w:type="dxa" w:w="694"/>
+          </w:tcPr>
+          <w:p>
+            <w:r/>
+          </w:p>
+        </w:tc>
+        <w:tc>
+          <w:tcPr>
+            <w:tcW w:type="dxa" w:w="694"/>
+          </w:tcPr>
+          <w:p>
+            <w:r/>
+          </w:p>
+        </w:tc>
+      </w:tr>
+      <w:tr>
+        <w:tc>
+          <w:tcPr>
+            <w:tcW w:type="dxa" w:w="694"/>
+          </w:tcPr>
+          <w:p>
+            <w:r/>
+            <w:r>
+              <w:rPr>
+                <w:rFonts w:ascii="TH SarabunPSK" w:hAnsi="TH SarabunPSK" w:eastAsia="TH SarabunPSK" w:cs="TH SarabunPSK"/>
+                <w:b w:val="0"/>
+                <w:i w:val="0"/>
+                <w:sz w:val="28"/>
+              </w:rPr>
+              <w:t>9.3 ขยายชุดข้อมูลหลายชนิด (≥2–3 ชนิด, ข้ามชนิด)</w:t>
             </w:r>
           </w:p>
         </w:tc>
@@ -4560,8 +5591,149 @@
                 <w:i w:val="0"/>
                 <w:sz w:val="28"/>
               </w:rPr>
-              <w:t>9.3 พัฒนา Android app skeleton + camera integration</w:t>
+              <w:t>9.4 รัน baseline segmentation (SAM2/YOLO-seg/classical) + mIoU/Dice</w:t>
             </w:r>
+          </w:p>
+        </w:tc>
+        <w:tc>
+          <w:tcPr>
+            <w:tcW w:type="dxa" w:w="694"/>
+          </w:tcPr>
+          <w:p>
+            <w:r/>
+          </w:p>
+        </w:tc>
+        <w:tc>
+          <w:tcPr>
+            <w:tcW w:type="dxa" w:w="694"/>
+          </w:tcPr>
+          <w:p>
+            <w:r/>
+          </w:p>
+        </w:tc>
+        <w:tc>
+          <w:tcPr>
+            <w:tcW w:type="dxa" w:w="694"/>
+          </w:tcPr>
+          <w:p>
+            <w:r/>
+            <w:r>
+              <w:rPr>
+                <w:rFonts w:ascii="TH SarabunPSK" w:hAnsi="TH SarabunPSK" w:eastAsia="TH SarabunPSK" w:cs="TH SarabunPSK"/>
+                <w:b w:val="0"/>
+                <w:i w:val="0"/>
+                <w:sz w:val="28"/>
+              </w:rPr>
+              <w:t>█</w:t>
+            </w:r>
+          </w:p>
+        </w:tc>
+        <w:tc>
+          <w:tcPr>
+            <w:tcW w:type="dxa" w:w="694"/>
+          </w:tcPr>
+          <w:p>
+            <w:r/>
+            <w:r>
+              <w:rPr>
+                <w:rFonts w:ascii="TH SarabunPSK" w:hAnsi="TH SarabunPSK" w:eastAsia="TH SarabunPSK" w:cs="TH SarabunPSK"/>
+                <w:b w:val="0"/>
+                <w:i w:val="0"/>
+                <w:sz w:val="28"/>
+              </w:rPr>
+              <w:t>█</w:t>
+            </w:r>
+          </w:p>
+        </w:tc>
+        <w:tc>
+          <w:tcPr>
+            <w:tcW w:type="dxa" w:w="694"/>
+          </w:tcPr>
+          <w:p>
+            <w:r/>
+          </w:p>
+        </w:tc>
+        <w:tc>
+          <w:tcPr>
+            <w:tcW w:type="dxa" w:w="694"/>
+          </w:tcPr>
+          <w:p>
+            <w:r/>
+          </w:p>
+        </w:tc>
+        <w:tc>
+          <w:tcPr>
+            <w:tcW w:type="dxa" w:w="694"/>
+          </w:tcPr>
+          <w:p>
+            <w:r/>
+          </w:p>
+        </w:tc>
+        <w:tc>
+          <w:tcPr>
+            <w:tcW w:type="dxa" w:w="694"/>
+          </w:tcPr>
+          <w:p>
+            <w:r/>
+          </w:p>
+        </w:tc>
+        <w:tc>
+          <w:tcPr>
+            <w:tcW w:type="dxa" w:w="694"/>
+          </w:tcPr>
+          <w:p>
+            <w:r/>
+          </w:p>
+        </w:tc>
+        <w:tc>
+          <w:tcPr>
+            <w:tcW w:type="dxa" w:w="694"/>
+          </w:tcPr>
+          <w:p>
+            <w:r/>
+          </w:p>
+        </w:tc>
+        <w:tc>
+          <w:tcPr>
+            <w:tcW w:type="dxa" w:w="694"/>
+          </w:tcPr>
+          <w:p>
+            <w:r/>
+          </w:p>
+        </w:tc>
+        <w:tc>
+          <w:tcPr>
+            <w:tcW w:type="dxa" w:w="694"/>
+          </w:tcPr>
+          <w:p>
+            <w:r/>
+          </w:p>
+        </w:tc>
+      </w:tr>
+      <w:tr>
+        <w:tc>
+          <w:tcPr>
+            <w:tcW w:type="dxa" w:w="694"/>
+          </w:tcPr>
+          <w:p>
+            <w:r/>
+            <w:r>
+              <w:rPr>
+                <w:rFonts w:ascii="TH SarabunPSK" w:hAnsi="TH SarabunPSK" w:eastAsia="TH SarabunPSK" w:cs="TH SarabunPSK"/>
+                <w:b w:val="0"/>
+                <w:i w:val="0"/>
+                <w:sz w:val="28"/>
+              </w:rPr>
+              <w:t>9.5 วิเคราะห์ growth curve (time-series) + ทำนายวันพร้อม</w:t>
+            </w:r>
+          </w:p>
+        </w:tc>
+        <w:tc>
+          <w:tcPr>
+            <w:tcW w:type="dxa" w:w="694"/>
+          </w:tcPr>
+          <w:p>
+            <w:r/>
           </w:p>
         </w:tc>
         <w:tc>
@@ -4679,14 +5851,6 @@
             <w:r/>
           </w:p>
         </w:tc>
-        <w:tc>
-          <w:tcPr>
-            <w:tcW w:type="dxa" w:w="694"/>
-          </w:tcPr>
-          <w:p>
-            <w:r/>
-          </w:p>
-        </w:tc>
       </w:tr>
       <w:tr>
         <w:tc>
@@ -4702,273 +5866,7 @@
                 <w:i w:val="0"/>
                 <w:sz w:val="28"/>
               </w:rPr>
-              <w:t>9.4 เชื่อมต่อ Roboflow SAM3 PCS API + ทดสอบ</w:t>
-            </w:r>
-          </w:p>
-        </w:tc>
-        <w:tc>
-          <w:tcPr>
-            <w:tcW w:type="dxa" w:w="694"/>
-          </w:tcPr>
-          <w:p>
-            <w:r/>
-          </w:p>
-        </w:tc>
-        <w:tc>
-          <w:tcPr>
-            <w:tcW w:type="dxa" w:w="694"/>
-          </w:tcPr>
-          <w:p>
-            <w:r/>
-          </w:p>
-        </w:tc>
-        <w:tc>
-          <w:tcPr>
-            <w:tcW w:type="dxa" w:w="694"/>
-          </w:tcPr>
-          <w:p>
-            <w:r/>
-          </w:p>
-        </w:tc>
-        <w:tc>
-          <w:tcPr>
-            <w:tcW w:type="dxa" w:w="694"/>
-          </w:tcPr>
-          <w:p>
-            <w:r/>
-            <w:r>
-              <w:rPr>
-                <w:rFonts w:ascii="TH SarabunPSK" w:hAnsi="TH SarabunPSK" w:eastAsia="TH SarabunPSK" w:cs="TH SarabunPSK"/>
-                <w:b w:val="0"/>
-                <w:i w:val="0"/>
-                <w:sz w:val="28"/>
-              </w:rPr>
-              <w:t>█</w:t>
-            </w:r>
-          </w:p>
-        </w:tc>
-        <w:tc>
-          <w:tcPr>
-            <w:tcW w:type="dxa" w:w="694"/>
-          </w:tcPr>
-          <w:p>
-            <w:r/>
-            <w:r>
-              <w:rPr>
-                <w:rFonts w:ascii="TH SarabunPSK" w:hAnsi="TH SarabunPSK" w:eastAsia="TH SarabunPSK" w:cs="TH SarabunPSK"/>
-                <w:b w:val="0"/>
-                <w:i w:val="0"/>
-                <w:sz w:val="28"/>
-              </w:rPr>
-              <w:t>█</w:t>
-            </w:r>
-          </w:p>
-        </w:tc>
-        <w:tc>
-          <w:tcPr>
-            <w:tcW w:type="dxa" w:w="694"/>
-          </w:tcPr>
-          <w:p>
-            <w:r/>
-          </w:p>
-        </w:tc>
-        <w:tc>
-          <w:tcPr>
-            <w:tcW w:type="dxa" w:w="694"/>
-          </w:tcPr>
-          <w:p>
-            <w:r/>
-          </w:p>
-        </w:tc>
-        <w:tc>
-          <w:tcPr>
-            <w:tcW w:type="dxa" w:w="694"/>
-          </w:tcPr>
-          <w:p>
-            <w:r/>
-          </w:p>
-        </w:tc>
-        <w:tc>
-          <w:tcPr>
-            <w:tcW w:type="dxa" w:w="694"/>
-          </w:tcPr>
-          <w:p>
-            <w:r/>
-          </w:p>
-        </w:tc>
-        <w:tc>
-          <w:tcPr>
-            <w:tcW w:type="dxa" w:w="694"/>
-          </w:tcPr>
-          <w:p>
-            <w:r/>
-          </w:p>
-        </w:tc>
-        <w:tc>
-          <w:tcPr>
-            <w:tcW w:type="dxa" w:w="694"/>
-          </w:tcPr>
-          <w:p>
-            <w:r/>
-          </w:p>
-        </w:tc>
-        <w:tc>
-          <w:tcPr>
-            <w:tcW w:type="dxa" w:w="694"/>
-          </w:tcPr>
-          <w:p>
-            <w:r/>
-          </w:p>
-        </w:tc>
-      </w:tr>
-      <w:tr>
-        <w:tc>
-          <w:tcPr>
-            <w:tcW w:type="dxa" w:w="694"/>
-          </w:tcPr>
-          <w:p>
-            <w:r/>
-            <w:r>
-              <w:rPr>
-                <w:rFonts w:ascii="TH SarabunPSK" w:hAnsi="TH SarabunPSK" w:eastAsia="TH SarabunPSK" w:cs="TH SarabunPSK"/>
-                <w:b w:val="0"/>
-                <w:i w:val="0"/>
-                <w:sz w:val="28"/>
-              </w:rPr>
-              <w:t>9.5 สร้าง feature extraction module</w:t>
-            </w:r>
-          </w:p>
-        </w:tc>
-        <w:tc>
-          <w:tcPr>
-            <w:tcW w:type="dxa" w:w="694"/>
-          </w:tcPr>
-          <w:p>
-            <w:r/>
-          </w:p>
-        </w:tc>
-        <w:tc>
-          <w:tcPr>
-            <w:tcW w:type="dxa" w:w="694"/>
-          </w:tcPr>
-          <w:p>
-            <w:r/>
-          </w:p>
-        </w:tc>
-        <w:tc>
-          <w:tcPr>
-            <w:tcW w:type="dxa" w:w="694"/>
-          </w:tcPr>
-          <w:p>
-            <w:r/>
-          </w:p>
-        </w:tc>
-        <w:tc>
-          <w:tcPr>
-            <w:tcW w:type="dxa" w:w="694"/>
-          </w:tcPr>
-          <w:p>
-            <w:r/>
-          </w:p>
-        </w:tc>
-        <w:tc>
-          <w:tcPr>
-            <w:tcW w:type="dxa" w:w="694"/>
-          </w:tcPr>
-          <w:p>
-            <w:r/>
-            <w:r>
-              <w:rPr>
-                <w:rFonts w:ascii="TH SarabunPSK" w:hAnsi="TH SarabunPSK" w:eastAsia="TH SarabunPSK" w:cs="TH SarabunPSK"/>
-                <w:b w:val="0"/>
-                <w:i w:val="0"/>
-                <w:sz w:val="28"/>
-              </w:rPr>
-              <w:t>█</w:t>
-            </w:r>
-          </w:p>
-        </w:tc>
-        <w:tc>
-          <w:tcPr>
-            <w:tcW w:type="dxa" w:w="694"/>
-          </w:tcPr>
-          <w:p>
-            <w:r/>
-            <w:r>
-              <w:rPr>
-                <w:rFonts w:ascii="TH SarabunPSK" w:hAnsi="TH SarabunPSK" w:eastAsia="TH SarabunPSK" w:cs="TH SarabunPSK"/>
-                <w:b w:val="0"/>
-                <w:i w:val="0"/>
-                <w:sz w:val="28"/>
-              </w:rPr>
-              <w:t>█</w:t>
-            </w:r>
-          </w:p>
-        </w:tc>
-        <w:tc>
-          <w:tcPr>
-            <w:tcW w:type="dxa" w:w="694"/>
-          </w:tcPr>
-          <w:p>
-            <w:r/>
-          </w:p>
-        </w:tc>
-        <w:tc>
-          <w:tcPr>
-            <w:tcW w:type="dxa" w:w="694"/>
-          </w:tcPr>
-          <w:p>
-            <w:r/>
-          </w:p>
-        </w:tc>
-        <w:tc>
-          <w:tcPr>
-            <w:tcW w:type="dxa" w:w="694"/>
-          </w:tcPr>
-          <w:p>
-            <w:r/>
-          </w:p>
-        </w:tc>
-        <w:tc>
-          <w:tcPr>
-            <w:tcW w:type="dxa" w:w="694"/>
-          </w:tcPr>
-          <w:p>
-            <w:r/>
-          </w:p>
-        </w:tc>
-        <w:tc>
-          <w:tcPr>
-            <w:tcW w:type="dxa" w:w="694"/>
-          </w:tcPr>
-          <w:p>
-            <w:r/>
-          </w:p>
-        </w:tc>
-        <w:tc>
-          <w:tcPr>
-            <w:tcW w:type="dxa" w:w="694"/>
-          </w:tcPr>
-          <w:p>
-            <w:r/>
-          </w:p>
-        </w:tc>
-      </w:tr>
-      <w:tr>
-        <w:tc>
-          <w:tcPr>
-            <w:tcW w:type="dxa" w:w="694"/>
-          </w:tcPr>
-          <w:p>
-            <w:r/>
-            <w:r>
-              <w:rPr>
-                <w:rFonts w:ascii="TH SarabunPSK" w:hAnsi="TH SarabunPSK" w:eastAsia="TH SarabunPSK" w:cs="TH SarabunPSK"/>
-                <w:b w:val="0"/>
-                <w:i w:val="0"/>
-                <w:sz w:val="28"/>
-              </w:rPr>
-              <w:t>9.6 สร้างและปรับ rule-based decision algorithm</w:t>
+              <w:t>9.6 ปรับ rule-based decision + threshold sensitivity (MCC สูงสุด)</w:t>
             </w:r>
           </w:p>
         </w:tc>
@@ -5101,7 +5999,7 @@
                 <w:i w:val="0"/>
                 <w:sz w:val="28"/>
               </w:rPr>
-              <w:t>9.7 ทดสอบระบบ + confusion matrix</w:t>
+              <w:t>9.7 prompt sensitivity + validate ข้ามชนิด (inter-rater)</w:t>
             </w:r>
           </w:p>
         </w:tc>
@@ -5193,15 +6091,6 @@
           </w:tcPr>
           <w:p>
             <w:r/>
-            <w:r>
-              <w:rPr>
-                <w:rFonts w:ascii="TH SarabunPSK" w:hAnsi="TH SarabunPSK" w:eastAsia="TH SarabunPSK" w:cs="TH SarabunPSK"/>
-                <w:b w:val="0"/>
-                <w:i w:val="0"/>
-                <w:sz w:val="28"/>
-              </w:rPr>
-              <w:t>█</w:t>
-            </w:r>
           </w:p>
         </w:tc>
         <w:tc>
@@ -5243,7 +6132,7 @@
                 <w:i w:val="0"/>
                 <w:sz w:val="28"/>
               </w:rPr>
-              <w:t>9.8 ปรับเทียบ threshold + validate ข้ามชนิดพืช</w:t>
+              <w:t>9.8 เขียนรายงาน + diagram + เปิดชุดข้อมูล (FAIR)</w:t>
             </w:r>
           </w:p>
         </w:tc>
@@ -5376,7 +6265,7 @@
                 <w:i w:val="0"/>
                 <w:sz w:val="28"/>
               </w:rPr>
-              <w:t>9.9 เขียนรายงาน + เตรียม diagram</w:t>
+              <w:t>9.9 ทบทวน + เตรียมส่งรอบภูมิภาค</w:t>
             </w:r>
           </w:p>
         </w:tc>
@@ -5492,139 +6381,6 @@
           </w:tcPr>
           <w:p>
             <w:r/>
-          </w:p>
-        </w:tc>
-      </w:tr>
-      <w:tr>
-        <w:tc>
-          <w:tcPr>
-            <w:tcW w:type="dxa" w:w="694"/>
-          </w:tcPr>
-          <w:p>
-            <w:r/>
-            <w:r>
-              <w:rPr>
-                <w:rFonts w:ascii="TH SarabunPSK" w:hAnsi="TH SarabunPSK" w:eastAsia="TH SarabunPSK" w:cs="TH SarabunPSK"/>
-                <w:b w:val="0"/>
-                <w:i w:val="0"/>
-                <w:sz w:val="28"/>
-              </w:rPr>
-              <w:t>9.10 ทบทวน + ส่ง proposal</w:t>
-            </w:r>
-          </w:p>
-        </w:tc>
-        <w:tc>
-          <w:tcPr>
-            <w:tcW w:type="dxa" w:w="694"/>
-          </w:tcPr>
-          <w:p>
-            <w:r/>
-          </w:p>
-        </w:tc>
-        <w:tc>
-          <w:tcPr>
-            <w:tcW w:type="dxa" w:w="694"/>
-          </w:tcPr>
-          <w:p>
-            <w:r/>
-          </w:p>
-        </w:tc>
-        <w:tc>
-          <w:tcPr>
-            <w:tcW w:type="dxa" w:w="694"/>
-          </w:tcPr>
-          <w:p>
-            <w:r/>
-          </w:p>
-        </w:tc>
-        <w:tc>
-          <w:tcPr>
-            <w:tcW w:type="dxa" w:w="694"/>
-          </w:tcPr>
-          <w:p>
-            <w:r/>
-          </w:p>
-        </w:tc>
-        <w:tc>
-          <w:tcPr>
-            <w:tcW w:type="dxa" w:w="694"/>
-          </w:tcPr>
-          <w:p>
-            <w:r/>
-          </w:p>
-        </w:tc>
-        <w:tc>
-          <w:tcPr>
-            <w:tcW w:type="dxa" w:w="694"/>
-          </w:tcPr>
-          <w:p>
-            <w:r/>
-          </w:p>
-        </w:tc>
-        <w:tc>
-          <w:tcPr>
-            <w:tcW w:type="dxa" w:w="694"/>
-          </w:tcPr>
-          <w:p>
-            <w:r/>
-          </w:p>
-        </w:tc>
-        <w:tc>
-          <w:tcPr>
-            <w:tcW w:type="dxa" w:w="694"/>
-          </w:tcPr>
-          <w:p>
-            <w:r/>
-          </w:p>
-        </w:tc>
-        <w:tc>
-          <w:tcPr>
-            <w:tcW w:type="dxa" w:w="694"/>
-          </w:tcPr>
-          <w:p>
-            <w:r/>
-          </w:p>
-        </w:tc>
-        <w:tc>
-          <w:tcPr>
-            <w:tcW w:type="dxa" w:w="694"/>
-          </w:tcPr>
-          <w:p>
-            <w:r/>
-          </w:p>
-        </w:tc>
-        <w:tc>
-          <w:tcPr>
-            <w:tcW w:type="dxa" w:w="694"/>
-          </w:tcPr>
-          <w:p>
-            <w:r/>
-            <w:r>
-              <w:rPr>
-                <w:rFonts w:ascii="TH SarabunPSK" w:hAnsi="TH SarabunPSK" w:eastAsia="TH SarabunPSK" w:cs="TH SarabunPSK"/>
-                <w:b w:val="0"/>
-                <w:i w:val="0"/>
-                <w:sz w:val="28"/>
-              </w:rPr>
-              <w:t>█</w:t>
-            </w:r>
-          </w:p>
-        </w:tc>
-        <w:tc>
-          <w:tcPr>
-            <w:tcW w:type="dxa" w:w="694"/>
-          </w:tcPr>
-          <w:p>
-            <w:r/>
-            <w:r>
-              <w:rPr>
-                <w:rFonts w:ascii="TH SarabunPSK" w:hAnsi="TH SarabunPSK" w:eastAsia="TH SarabunPSK" w:cs="TH SarabunPSK"/>
-                <w:b w:val="0"/>
-                <w:i w:val="0"/>
-                <w:sz w:val="28"/>
-              </w:rPr>
-              <w:t>█</w:t>
-            </w:r>
           </w:p>
         </w:tc>
       </w:tr>
@@ -6044,7 +6800,7 @@
                 <w:i w:val="0"/>
                 <w:sz w:val="28"/>
               </w:rPr>
-              <w:t>จำนวนตัวอย่างไม่เพียงพอสำหรับ validation โดยเฉพาะคลาส transplant-overdue</w:t>
+              <w:t>จำนวนตัวอย่างไม่เพียงพอสำหรับ validation โดยเฉพาะกลุ่มขวดที่ต้องตรวจเอง (หนาแน่นเกิน/ROI ไม่ชัด)</w:t>
             </w:r>
           </w:p>
         </w:tc>
@@ -6145,7 +6901,7 @@
           <w:i w:val="0"/>
           <w:sz w:val="32"/>
         </w:rPr>
-        <w:t xml:space="preserve"> ลดเวลาที่นักวิทยาศาสตร์ต้องใช้ในการตรวจสอบขวดทีละขวด — ระบบช่วยคัดกรองขวดที่ "พร้อมตัดย้าย" ก่อน แล้วให้นักวิทยาศาสตร์ตรวจสอบขวดที่ระบบระบุว่ายังไม่พร้อมหรือเกินเวลาเฉพาะในกรณีที่ confidence ต่ำ</w:t>
+        <w:t xml:space="preserve"> ลดเวลาที่นักวิทยาศาสตร์ต้องใช้ในการตรวจสอบขวดทีละขวด — ระบบช่วยคัดกรองขวดที่ "พร้อมอนุบาล" ก่อน แล้วให้นักวิทยาศาสตร์ตรวจสอบขวดที่ระบบระบุว่ายังไม่พร้อมหรือต้องตรวจเองเฉพาะในกรณีที่ confidence ต่ำ</w:t>
       </w:r>
     </w:p>
     <w:p>
@@ -6244,7 +7000,7 @@
           <w:i w:val="0"/>
           <w:sz w:val="32"/>
         </w:rPr>
-        <w:t xml:space="preserve"> นักวิทยาศาสตร์สามารถจัดลำดับขวดที่ต้องตัดย้ายก่อน-หลังตามความเร่งด่วน (คลาส transplant-overdue ควรมาก่อน subculture ปกติ) ลดความสูญเสียจาก overcrowding</w:t>
+        <w:t xml:space="preserve"> นักวิทยาศาสตร์สามารถจัดลำดับขวดที่ต้องย้ายออกอนุบาลก่อน-หลังตามความเร่งด่วน (ขวดที่พร้อมอนุบาลและเสี่ยงแออัดควรมาก่อน) ลดความสูญเสียจาก overcrowding</w:t>
       </w:r>
     </w:p>
     <w:p>
@@ -6277,7 +7033,7 @@
           <w:i w:val="0"/>
           <w:sz w:val="32"/>
         </w:rPr>
-        <w:t xml:space="preserve"> เมื่อใช้ระบบอย่างต่อเนื่องหลายรอบ subculture จะได้ข้อมูลอนุกรมเวลา (time-series) ของ coverage_ratio, shoot_count ต่อขวด ซึ่งอาจใช้วิเคราะห์แนวโน้มและคาดการณ์ล่วงหน้าได้</w:t>
+        <w:t xml:space="preserve"> เมื่อใช้ระบบอย่างต่อเนื่องหลายรอบขยายพันธุ์ จะได้ข้อมูลอนุกรมเวลา (time-series) ของ coverage_ratio, root_ratio, shoot_count ต่อขวด ซึ่งอาจใช้วิเคราะห์แนวโน้มและคาดการณ์ล่วงหน้าได้</w:t>
       </w:r>
     </w:p>
     <w:p>
@@ -6344,6 +7100,218 @@
           <w:sz w:val="32"/>
         </w:rPr>
         <w:t xml:space="preserve"> ชุดข้อมูลภาพเพาะเลี้ยงเนื้อเยื่อผ่านขวดแก้วพร้อม metadata และการกำกับภาพ จะจัดทำตามหลัก FAIR (Findable, Accessible, Interoperable, Reusable) เพื่อเปิดให้นักวิจัยอื่นใช้ต่อ — เป็นทรัพยากรใหม่สำหรับงาน phenotyping ในสภาพเพาะเลี้ยงเนื้อเยื่อที่ยังขาดแคลน</w:t>
+      </w:r>
+    </w:p>
+    <w:p>
+      <w:pPr>
+        <w:spacing w:before="160" w:after="120"/>
+      </w:pPr>
+      <w:r>
+        <w:rPr>
+          <w:rFonts w:ascii="TH SarabunPSK" w:hAnsi="TH SarabunPSK" w:eastAsia="TH SarabunPSK" w:cs="TH SarabunPSK"/>
+          <w:b/>
+          <w:i w:val="0"/>
+          <w:sz w:val="32"/>
+        </w:rPr>
+        <w:t>11.1 เส้นทางต่อยอด (Future Work) [PLAN]</w:t>
+      </w:r>
+    </w:p>
+    <w:p>
+      <w:pPr>
+        <w:spacing w:after="120"/>
+        <w:ind w:left="432"/>
+      </w:pPr>
+      <w:r>
+        <w:rPr>
+          <w:rFonts w:ascii="TH SarabunPSK" w:hAnsi="TH SarabunPSK" w:eastAsia="TH SarabunPSK" w:cs="TH SarabunPSK"/>
+          <w:b w:val="0"/>
+          <w:i w:val="0"/>
+          <w:sz w:val="32"/>
+        </w:rPr>
+        <w:t>ผลนำร่องชุด 100 ขวดนี้พิสูจน์ความเป็นไปได้ของแนวทางแล้ว จึงเป็นฐานสู่การต่อยอดใน 4 ทิศทาง (เรียงตามความพร้อมข้อมูล):</w:t>
+      </w:r>
+    </w:p>
+    <w:p>
+      <w:pPr>
+        <w:spacing w:after="120"/>
+        <w:ind w:left="432"/>
+      </w:pPr>
+      <w:r>
+        <w:rPr>
+          <w:rFonts w:ascii="TH SarabunPSK" w:hAnsi="TH SarabunPSK" w:eastAsia="TH SarabunPSK" w:cs="TH SarabunPSK"/>
+          <w:b/>
+          <w:i w:val="0"/>
+          <w:sz w:val="32"/>
+        </w:rPr>
+        <w:t>1) จาก "จัดกลุ่ม" → "ทำนายการเจริญ" (time-series prediction)</w:t>
+      </w:r>
+      <w:r>
+        <w:rPr>
+          <w:rFonts w:ascii="TH SarabunPSK" w:hAnsi="TH SarabunPSK" w:eastAsia="TH SarabunPSK" w:cs="TH SarabunPSK"/>
+          <w:b w:val="0"/>
+          <w:i w:val="0"/>
+          <w:sz w:val="32"/>
+        </w:rPr>
+        <w:t xml:space="preserve"> — ข้อมูลนำร่องเป็นชุดถ่าย 3 วัน (16 ก.ค. / 2 ส.ค. / 14 ส.ค.) จึงเป็นชุดเวลา (time-series) ของการเจริญต่อขวด ต่อยอดสร้าง </w:t>
+      </w:r>
+      <w:r>
+        <w:rPr>
+          <w:rFonts w:ascii="TH SarabunPSK" w:hAnsi="TH SarabunPSK" w:eastAsia="TH SarabunPSK" w:cs="TH SarabunPSK"/>
+          <w:b/>
+          <w:i w:val="0"/>
+          <w:sz w:val="32"/>
+        </w:rPr>
+        <w:t>growth curve</w:t>
+      </w:r>
+      <w:r>
+        <w:rPr>
+          <w:rFonts w:ascii="TH SarabunPSK" w:hAnsi="TH SarabunPSK" w:eastAsia="TH SarabunPSK" w:cs="TH SarabunPSK"/>
+          <w:b w:val="0"/>
+          <w:i w:val="0"/>
+          <w:sz w:val="32"/>
+        </w:rPr>
+        <w:t xml:space="preserve"> (coverage/height/leaf ต่อเวลา) + ทำนาย</w:t>
+      </w:r>
+      <w:r>
+        <w:rPr>
+          <w:rFonts w:ascii="TH SarabunPSK" w:hAnsi="TH SarabunPSK" w:eastAsia="TH SarabunPSK" w:cs="TH SarabunPSK"/>
+          <w:b/>
+          <w:i w:val="0"/>
+          <w:sz w:val="32"/>
+        </w:rPr>
+        <w:t>อัตราการเจริญ</w:t>
+      </w:r>
+      <w:r>
+        <w:rPr>
+          <w:rFonts w:ascii="TH SarabunPSK" w:hAnsi="TH SarabunPSK" w:eastAsia="TH SarabunPSK" w:cs="TH SarabunPSK"/>
+          <w:b w:val="0"/>
+          <w:i w:val="0"/>
+          <w:sz w:val="32"/>
+        </w:rPr>
+        <w:t>และ</w:t>
+      </w:r>
+      <w:r>
+        <w:rPr>
+          <w:rFonts w:ascii="TH SarabunPSK" w:hAnsi="TH SarabunPSK" w:eastAsia="TH SarabunPSK" w:cs="TH SarabunPSK"/>
+          <w:b/>
+          <w:i w:val="0"/>
+          <w:sz w:val="32"/>
+        </w:rPr>
+        <w:t>เวลาที่ต้นจะพร้อมอนุบาล</w:t>
+      </w:r>
+      <w:r>
+        <w:rPr>
+          <w:rFonts w:ascii="TH SarabunPSK" w:hAnsi="TH SarabunPSK" w:eastAsia="TH SarabunPSK" w:cs="TH SarabunPSK"/>
+          <w:b w:val="0"/>
+          <w:i w:val="0"/>
+          <w:sz w:val="32"/>
+        </w:rPr>
+        <w:t xml:space="preserve"> เปลี่ยนจากระบบที่ตอบ "พร้อมหรือไม่" เป็นระบบที่</w:t>
+      </w:r>
+      <w:r>
+        <w:rPr>
+          <w:rFonts w:ascii="TH SarabunPSK" w:hAnsi="TH SarabunPSK" w:eastAsia="TH SarabunPSK" w:cs="TH SarabunPSK"/>
+          <w:b/>
+          <w:i w:val="0"/>
+          <w:sz w:val="32"/>
+        </w:rPr>
+        <w:t>ตอบ "จะพร้อมเมื่อไร"</w:t>
+      </w:r>
+      <w:r>
+        <w:rPr>
+          <w:rFonts w:ascii="TH SarabunPSK" w:hAnsi="TH SarabunPSK" w:eastAsia="TH SarabunPSK" w:cs="TH SarabunPSK"/>
+          <w:b w:val="0"/>
+          <w:i w:val="0"/>
+          <w:sz w:val="32"/>
+        </w:rPr>
+        <w:t xml:space="preserve"> — ยกระดับจาก classifier เป็น predictor (ต่อยอดสู่ greenhouse/plant factory)</w:t>
+      </w:r>
+    </w:p>
+    <w:p>
+      <w:pPr>
+        <w:spacing w:after="120"/>
+        <w:ind w:left="432"/>
+      </w:pPr>
+      <w:r>
+        <w:rPr>
+          <w:rFonts w:ascii="TH SarabunPSK" w:hAnsi="TH SarabunPSK" w:eastAsia="TH SarabunPSK" w:cs="TH SarabunPSK"/>
+          <w:b/>
+          <w:i w:val="0"/>
+          <w:sz w:val="32"/>
+        </w:rPr>
+        <w:t>2) ข้ามชนิด (multi-species zero-shot)</w:t>
+      </w:r>
+      <w:r>
+        <w:rPr>
+          <w:rFonts w:ascii="TH SarabunPSK" w:hAnsi="TH SarabunPSK" w:eastAsia="TH SarabunPSK" w:cs="TH SarabunPSK"/>
+          <w:b w:val="0"/>
+          <w:i w:val="0"/>
+          <w:sz w:val="32"/>
+        </w:rPr>
+        <w:t xml:space="preserve"> — เพราะใช้ SAM3 แบบไม่ต้อง retrain (พรอมป์ "plant" ข้ามชนิด — Orvati Nia et al., 2026) จึงต่อยอดทดสอบกับพืช 2–3 ชนิด (เช่น กล้วยไม้, กล้วย) เพื่อพิสูจน์ generalization สู่การใช้งานจริงในแล็บที่มีหลายชนิด</w:t>
+      </w:r>
+    </w:p>
+    <w:p>
+      <w:pPr>
+        <w:spacing w:after="120"/>
+        <w:ind w:left="432"/>
+      </w:pPr>
+      <w:r>
+        <w:rPr>
+          <w:rFonts w:ascii="TH SarabunPSK" w:hAnsi="TH SarabunPSK" w:eastAsia="TH SarabunPSK" w:cs="TH SarabunPSK"/>
+          <w:b/>
+          <w:i w:val="0"/>
+          <w:sz w:val="32"/>
+        </w:rPr>
+        <w:t>3) ชุดข้อมูลเปิด (FAIR) + baseline ครบ</w:t>
+      </w:r>
+      <w:r>
+        <w:rPr>
+          <w:rFonts w:ascii="TH SarabunPSK" w:hAnsi="TH SarabunPSK" w:eastAsia="TH SarabunPSK" w:cs="TH SarabunPSK"/>
+          <w:b w:val="0"/>
+          <w:i w:val="0"/>
+          <w:sz w:val="32"/>
+        </w:rPr>
+        <w:t xml:space="preserve"> — เปิด dataset (ภาพ + metadata + ground truth) ตามหลัก FAIR และรันการเปรียบเทียบกับวิธีพื้นฐาน (SAM2 / YOLO-seg / classical) ครบถ้วน (mIoU/Dice/F1) เพื่อให้ผลชัดและใช้ต่อได้ในวงกว้าง</w:t>
+      </w:r>
+    </w:p>
+    <w:p>
+      <w:pPr>
+        <w:spacing w:after="120"/>
+        <w:ind w:left="432"/>
+      </w:pPr>
+      <w:r>
+        <w:rPr>
+          <w:rFonts w:ascii="TH SarabunPSK" w:hAnsi="TH SarabunPSK" w:eastAsia="TH SarabunPSK" w:cs="TH SarabunPSK"/>
+          <w:b/>
+          <w:i w:val="0"/>
+          <w:sz w:val="32"/>
+        </w:rPr>
+        <w:t>4) สู่แอปมือถือ (deployment)</w:t>
+      </w:r>
+      <w:r>
+        <w:rPr>
+          <w:rFonts w:ascii="TH SarabunPSK" w:hAnsi="TH SarabunPSK" w:eastAsia="TH SarabunPSK" w:cs="TH SarabunPSK"/>
+          <w:b w:val="0"/>
+          <w:i w:val="0"/>
+          <w:sz w:val="32"/>
+        </w:rPr>
+        <w:t xml:space="preserve"> — มี component Android ในโปรเจกต์ (`src/android/`) ต่อยอดเป็นแอป "ถ่ายภาพ → verdict ภายในไม่กี่วินาที" สำหรับแล็บจริง ลดแรงงานตรวจด้วยตา ~60–70% ของต้นทุน (Bethge et al., 2023)</w:t>
+      </w:r>
+    </w:p>
+    <w:p>
+      <w:pPr>
+        <w:spacing w:after="120"/>
+        <w:ind w:left="432"/>
+      </w:pPr>
+      <w:r>
+        <w:rPr>
+          <w:rFonts w:ascii="TH SarabunPSK" w:hAnsi="TH SarabunPSK" w:eastAsia="TH SarabunPSK" w:cs="TH SarabunPSK"/>
+          <w:b w:val="0"/>
+          <w:i w:val="0"/>
+          <w:sz w:val="28"/>
+        </w:rPr>
+        <w:t>หมายเหตุ: ทิศทางทั้ง 4 เป็นแผนต่อยอด (งานระยะถัดไป) — ผลนำร่องตอนนี้คือการยืนยันความเป็นไปได้ในขั้นแรก [PLAN]</w:t>
       </w:r>
     </w:p>
     <w:p>
@@ -6975,7 +7943,70 @@
           <w:i w:val="0"/>
           <w:sz w:val="32"/>
         </w:rPr>
-        <w:t xml:space="preserve"> [ระบุเครื่องมือที่ใช้หากใช้ Gen-AI สร้าง diagram เช่น "ใช้ Claude ในการช่วยออกแบบ architecture diagram"] — diagram ที่ใช้ในข้อเสนอโครงงานเป็นภาษาอังกฤษและมีที่มาของเนื้อหาที่อ้างอิง</w:t>
+        <w:t xml:space="preserve"> ใช้ไวยากรณ์ </w:t>
+      </w:r>
+      <w:r>
+        <w:rPr>
+          <w:rFonts w:ascii="TH SarabunPSK" w:hAnsi="TH SarabunPSK" w:eastAsia="TH SarabunPSK" w:cs="TH SarabunPSK"/>
+          <w:b/>
+          <w:i w:val="0"/>
+          <w:sz w:val="32"/>
+        </w:rPr>
+        <w:t>Mermaid</w:t>
+      </w:r>
+      <w:r>
+        <w:rPr>
+          <w:rFonts w:ascii="TH SarabunPSK" w:hAnsi="TH SarabunPSK" w:eastAsia="TH SarabunPSK" w:cs="TH SarabunPSK"/>
+          <w:b w:val="0"/>
+          <w:i w:val="0"/>
+          <w:sz w:val="32"/>
+        </w:rPr>
+        <w:t xml:space="preserve"> (สำหรับแผนภาพสถาปัตยกรรม/การออกแบบใน `docs/diagrams.md`) และ </w:t>
+      </w:r>
+      <w:r>
+        <w:rPr>
+          <w:rFonts w:ascii="TH SarabunPSK" w:hAnsi="TH SarabunPSK" w:eastAsia="TH SarabunPSK" w:cs="TH SarabunPSK"/>
+          <w:b/>
+          <w:i w:val="0"/>
+          <w:sz w:val="32"/>
+        </w:rPr>
+        <w:t>matplotlib (Python)</w:t>
+      </w:r>
+      <w:r>
+        <w:rPr>
+          <w:rFonts w:ascii="TH SarabunPSK" w:hAnsi="TH SarabunPSK" w:eastAsia="TH SarabunPSK" w:cs="TH SarabunPSK"/>
+          <w:b w:val="0"/>
+          <w:i w:val="0"/>
+          <w:sz w:val="32"/>
+        </w:rPr>
+        <w:t xml:space="preserve"> (สำหรับภาพสถาปัตยกรรมในข้อเสนอ) ในการสร้างแผนภาพ — </w:t>
+      </w:r>
+      <w:r>
+        <w:rPr>
+          <w:rFonts w:ascii="TH SarabunPSK" w:hAnsi="TH SarabunPSK" w:eastAsia="TH SarabunPSK" w:cs="TH SarabunPSK"/>
+          <w:b/>
+          <w:i w:val="0"/>
+          <w:sz w:val="32"/>
+        </w:rPr>
+        <w:t>ผู้พัฒนาเป็นผู้เขียนและตรวจทานโครงสร้าง เนื้อหา และภาษาอังกฤษของแผนภาพเอง</w:t>
+      </w:r>
+      <w:r>
+        <w:rPr>
+          <w:rFonts w:ascii="TH SarabunPSK" w:hAnsi="TH SarabunPSK" w:eastAsia="TH SarabunPSK" w:cs="TH SarabunPSK"/>
+          <w:b w:val="0"/>
+          <w:i w:val="0"/>
+          <w:sz w:val="32"/>
+        </w:rPr>
+        <w:t xml:space="preserve"> โดยใช้ Claude ช่วยเฉพาะการเขียนโค้ด/โครงสร้าง (ครอบคลุมในข้อ 12.2.3 แล้ว) — </w:t>
+      </w:r>
+      <w:r>
+        <w:rPr>
+          <w:rFonts w:ascii="TH SarabunPSK" w:hAnsi="TH SarabunPSK" w:eastAsia="TH SarabunPSK" w:cs="TH SarabunPSK"/>
+          <w:b/>
+          <w:i w:val="0"/>
+          <w:sz w:val="32"/>
+        </w:rPr>
+        <w:t>ไม่ได้ใช้เครื่องมือสร้างภาพด้วย Gen-AI (image-generation) สำหรับแผนภาพ</w:t>
       </w:r>
     </w:p>
     <w:p>
@@ -7954,7 +8985,493 @@
           <w:i/>
           <w:sz w:val="32"/>
         </w:rPr>
-        <w:t>เอกสารนี้เป็นร่าง (draft) สำหรับ proposal ส่วนที่ 1 ของโครงงาน VitroVision เพื่อส่งประกวด YSC 2027 สาขา CSBI — ยังไม่ผ่านการตรวจสอบโดย auditor และยังไม่ใช่ฉบับสมบูรณ์</w:t>
+        <w:t>ข้อเสนอโครงงานนี้ (ส่วนที่ 1) จัดทำเพื่อส่งประกวด YSC 2027 สาขา CSAI (AI/ML) — เนื้อหาเป็นของผู้พัฒนาโครงงาน โดยผลนำร่อง 100 ขวดระบุเป็น [RESULT] (รันจริงบน Colab 2026-08-26) ส่วนการประเมิน baseline / ground truth ยังเป็น [PLAN]</w:t>
+      </w:r>
+    </w:p>
+    <w:p>
+      <w:pPr>
+        <w:spacing w:before="280" w:after="120"/>
+      </w:pPr>
+      <w:r>
+        <w:rPr>
+          <w:rFonts w:ascii="TH SarabunPSK" w:hAnsi="TH SarabunPSK" w:eastAsia="TH SarabunPSK" w:cs="TH SarabunPSK"/>
+          <w:b/>
+          <w:i w:val="0"/>
+          <w:sz w:val="32"/>
+        </w:rPr>
+        <w:t>14. ประวัติย่อผู้พัฒนาโครงงานและอาจารย์ที่ปรึกษา</w:t>
+      </w:r>
+    </w:p>
+    <w:p>
+      <w:pPr>
+        <w:spacing w:after="120"/>
+        <w:ind w:left="432"/>
+      </w:pPr>
+      <w:r>
+        <w:rPr>
+          <w:rFonts w:ascii="TH SarabunPSK" w:hAnsi="TH SarabunPSK" w:eastAsia="TH SarabunPSK" w:cs="TH SarabunPSK"/>
+          <w:b/>
+          <w:i w:val="0"/>
+          <w:sz w:val="28"/>
+        </w:rPr>
+        <w:t>กรุณากรอกข้อมูลจริง</w:t>
+      </w:r>
+      <w:r>
+        <w:rPr>
+          <w:rFonts w:ascii="TH SarabunPSK" w:hAnsi="TH SarabunPSK" w:eastAsia="TH SarabunPSK" w:cs="TH SarabunPSK"/>
+          <w:b w:val="0"/>
+          <w:i w:val="0"/>
+          <w:sz w:val="28"/>
+        </w:rPr>
+        <w:t xml:space="preserve"> (เป็นส่วนที่ FAQ กำหนดให้มีใน PDF ข้อเสนอโครงงาน — ใช้ข้อมูลจริงของคุณเอง)</w:t>
+      </w:r>
+    </w:p>
+    <w:p>
+      <w:pPr>
+        <w:spacing w:before="160" w:after="120"/>
+      </w:pPr>
+      <w:r>
+        <w:rPr>
+          <w:rFonts w:ascii="TH SarabunPSK" w:hAnsi="TH SarabunPSK" w:eastAsia="TH SarabunPSK" w:cs="TH SarabunPSK"/>
+          <w:b/>
+          <w:i w:val="0"/>
+          <w:sz w:val="32"/>
+        </w:rPr>
+        <w:t>14.1 ผู้พัฒนาโครงงาน (นักเรียน)</w:t>
+      </w:r>
+    </w:p>
+    <w:p>
+      <w:pPr>
+        <w:spacing w:after="80"/>
+        <w:ind w:left="720"/>
+      </w:pPr>
+      <w:r>
+        <w:rPr>
+          <w:rFonts w:ascii="TH SarabunPSK" w:hAnsi="TH SarabunPSK" w:eastAsia="TH SarabunPSK" w:cs="TH SarabunPSK"/>
+          <w:b w:val="0"/>
+          <w:i w:val="0"/>
+          <w:sz w:val="32"/>
+        </w:rPr>
+        <w:t xml:space="preserve">• </w:t>
+      </w:r>
+      <w:r>
+        <w:rPr>
+          <w:rFonts w:ascii="TH SarabunPSK" w:hAnsi="TH SarabunPSK" w:eastAsia="TH SarabunPSK" w:cs="TH SarabunPSK"/>
+          <w:b/>
+          <w:i w:val="0"/>
+          <w:sz w:val="32"/>
+        </w:rPr>
+        <w:t>ชื่อ-นามสกุล (ภาษาไทย):</w:t>
+      </w:r>
+      <w:r>
+        <w:rPr>
+          <w:rFonts w:ascii="TH SarabunPSK" w:hAnsi="TH SarabunPSK" w:eastAsia="TH SarabunPSK" w:cs="TH SarabunPSK"/>
+          <w:b w:val="0"/>
+          <w:i w:val="0"/>
+          <w:sz w:val="32"/>
+        </w:rPr>
+        <w:t xml:space="preserve"> \_\_\_\_\_\_\_\_\_\_\_\_\_\_\_\_\_\_\_\_\_\_\_\_\_\_\_</w:t>
+      </w:r>
+    </w:p>
+    <w:p>
+      <w:pPr>
+        <w:spacing w:after="80"/>
+        <w:ind w:left="720"/>
+      </w:pPr>
+      <w:r>
+        <w:rPr>
+          <w:rFonts w:ascii="TH SarabunPSK" w:hAnsi="TH SarabunPSK" w:eastAsia="TH SarabunPSK" w:cs="TH SarabunPSK"/>
+          <w:b w:val="0"/>
+          <w:i w:val="0"/>
+          <w:sz w:val="32"/>
+        </w:rPr>
+        <w:t xml:space="preserve">• </w:t>
+      </w:r>
+      <w:r>
+        <w:rPr>
+          <w:rFonts w:ascii="TH SarabunPSK" w:hAnsi="TH SarabunPSK" w:eastAsia="TH SarabunPSK" w:cs="TH SarabunPSK"/>
+          <w:b/>
+          <w:i w:val="0"/>
+          <w:sz w:val="32"/>
+        </w:rPr>
+        <w:t>ชื่อ-นามสกุล (ภาษาอังกฤษ):</w:t>
+      </w:r>
+      <w:r>
+        <w:rPr>
+          <w:rFonts w:ascii="TH SarabunPSK" w:hAnsi="TH SarabunPSK" w:eastAsia="TH SarabunPSK" w:cs="TH SarabunPSK"/>
+          <w:b w:val="0"/>
+          <w:i w:val="0"/>
+          <w:sz w:val="32"/>
+        </w:rPr>
+        <w:t xml:space="preserve"> \_\_\_\_\_\_\_\_\_\_\_\_\_\_\_\_\_\_\_\_\_\_\_\_\_\_\_</w:t>
+      </w:r>
+    </w:p>
+    <w:p>
+      <w:pPr>
+        <w:spacing w:after="80"/>
+        <w:ind w:left="720"/>
+      </w:pPr>
+      <w:r>
+        <w:rPr>
+          <w:rFonts w:ascii="TH SarabunPSK" w:hAnsi="TH SarabunPSK" w:eastAsia="TH SarabunPSK" w:cs="TH SarabunPSK"/>
+          <w:b w:val="0"/>
+          <w:i w:val="0"/>
+          <w:sz w:val="32"/>
+        </w:rPr>
+        <w:t xml:space="preserve">• </w:t>
+      </w:r>
+      <w:r>
+        <w:rPr>
+          <w:rFonts w:ascii="TH SarabunPSK" w:hAnsi="TH SarabunPSK" w:eastAsia="TH SarabunPSK" w:cs="TH SarabunPSK"/>
+          <w:b/>
+          <w:i w:val="0"/>
+          <w:sz w:val="32"/>
+        </w:rPr>
+        <w:t>ระดับชั้น:</w:t>
+      </w:r>
+      <w:r>
+        <w:rPr>
+          <w:rFonts w:ascii="TH SarabunPSK" w:hAnsi="TH SarabunPSK" w:eastAsia="TH SarabunPSK" w:cs="TH SarabunPSK"/>
+          <w:b w:val="0"/>
+          <w:i w:val="0"/>
+          <w:sz w:val="32"/>
+        </w:rPr>
+        <w:t xml:space="preserve"> \_\_\_\_\_\_\_\_\_\_\_\_\_\_\_\_\_\_\_</w:t>
+      </w:r>
+    </w:p>
+    <w:p>
+      <w:pPr>
+        <w:spacing w:after="80"/>
+        <w:ind w:left="720"/>
+      </w:pPr>
+      <w:r>
+        <w:rPr>
+          <w:rFonts w:ascii="TH SarabunPSK" w:hAnsi="TH SarabunPSK" w:eastAsia="TH SarabunPSK" w:cs="TH SarabunPSK"/>
+          <w:b w:val="0"/>
+          <w:i w:val="0"/>
+          <w:sz w:val="32"/>
+        </w:rPr>
+        <w:t xml:space="preserve">• </w:t>
+      </w:r>
+      <w:r>
+        <w:rPr>
+          <w:rFonts w:ascii="TH SarabunPSK" w:hAnsi="TH SarabunPSK" w:eastAsia="TH SarabunPSK" w:cs="TH SarabunPSK"/>
+          <w:b/>
+          <w:i w:val="0"/>
+          <w:sz w:val="32"/>
+        </w:rPr>
+        <w:t>โรงเรียน:</w:t>
+      </w:r>
+      <w:r>
+        <w:rPr>
+          <w:rFonts w:ascii="TH SarabunPSK" w:hAnsi="TH SarabunPSK" w:eastAsia="TH SarabunPSK" w:cs="TH SarabunPSK"/>
+          <w:b w:val="0"/>
+          <w:i w:val="0"/>
+          <w:sz w:val="32"/>
+        </w:rPr>
+        <w:t xml:space="preserve"> \_\_\_\_\_\_\_\_\_\_\_\_\_\_\_\_\_\_\_\_\_\_\_\_\_\_\_</w:t>
+      </w:r>
+    </w:p>
+    <w:p>
+      <w:pPr>
+        <w:spacing w:after="80"/>
+        <w:ind w:left="720"/>
+      </w:pPr>
+      <w:r>
+        <w:rPr>
+          <w:rFonts w:ascii="TH SarabunPSK" w:hAnsi="TH SarabunPSK" w:eastAsia="TH SarabunPSK" w:cs="TH SarabunPSK"/>
+          <w:b w:val="0"/>
+          <w:i w:val="0"/>
+          <w:sz w:val="32"/>
+        </w:rPr>
+        <w:t xml:space="preserve">• </w:t>
+      </w:r>
+      <w:r>
+        <w:rPr>
+          <w:rFonts w:ascii="TH SarabunPSK" w:hAnsi="TH SarabunPSK" w:eastAsia="TH SarabunPSK" w:cs="TH SarabunPSK"/>
+          <w:b/>
+          <w:i w:val="0"/>
+          <w:sz w:val="32"/>
+        </w:rPr>
+        <w:t>อีเมล:</w:t>
+      </w:r>
+      <w:r>
+        <w:rPr>
+          <w:rFonts w:ascii="TH SarabunPSK" w:hAnsi="TH SarabunPSK" w:eastAsia="TH SarabunPSK" w:cs="TH SarabunPSK"/>
+          <w:b w:val="0"/>
+          <w:i w:val="0"/>
+          <w:sz w:val="32"/>
+        </w:rPr>
+        <w:t xml:space="preserve"> \_\_\_\_\_\_\_\_\_\_\_\_\_\_\_\_\_\_\_\_\_\_\_\_\_\_\_</w:t>
+      </w:r>
+    </w:p>
+    <w:p>
+      <w:pPr>
+        <w:spacing w:after="80"/>
+        <w:ind w:left="720"/>
+      </w:pPr>
+      <w:r>
+        <w:rPr>
+          <w:rFonts w:ascii="TH SarabunPSK" w:hAnsi="TH SarabunPSK" w:eastAsia="TH SarabunPSK" w:cs="TH SarabunPSK"/>
+          <w:b w:val="0"/>
+          <w:i w:val="0"/>
+          <w:sz w:val="32"/>
+        </w:rPr>
+        <w:t xml:space="preserve">• </w:t>
+      </w:r>
+      <w:r>
+        <w:rPr>
+          <w:rFonts w:ascii="TH SarabunPSK" w:hAnsi="TH SarabunPSK" w:eastAsia="TH SarabunPSK" w:cs="TH SarabunPSK"/>
+          <w:b/>
+          <w:i w:val="0"/>
+          <w:sz w:val="32"/>
+        </w:rPr>
+        <w:t>ประวัติ/ผลงานโดยย่อ:</w:t>
+      </w:r>
+      <w:r>
+        <w:rPr>
+          <w:rFonts w:ascii="TH SarabunPSK" w:hAnsi="TH SarabunPSK" w:eastAsia="TH SarabunPSK" w:cs="TH SarabunPSK"/>
+          <w:b w:val="0"/>
+          <w:i w:val="0"/>
+          <w:sz w:val="32"/>
+        </w:rPr>
+        <w:t xml:space="preserve"> \_\_\_\_\_\_\_\_\_\_\_\_\_\_\_\_\_\_\_\_\_\_\_\_\_\_\_\_\_\_\_\_\_\_\_\_</w:t>
+      </w:r>
+    </w:p>
+    <w:p>
+      <w:pPr>
+        <w:spacing w:before="160" w:after="120"/>
+      </w:pPr>
+      <w:r>
+        <w:rPr>
+          <w:rFonts w:ascii="TH SarabunPSK" w:hAnsi="TH SarabunPSK" w:eastAsia="TH SarabunPSK" w:cs="TH SarabunPSK"/>
+          <w:b/>
+          <w:i w:val="0"/>
+          <w:sz w:val="32"/>
+        </w:rPr>
+        <w:t>14.2 อาจารย์ที่ปรึกษา</w:t>
+      </w:r>
+    </w:p>
+    <w:p>
+      <w:pPr>
+        <w:spacing w:after="80"/>
+        <w:ind w:left="720"/>
+      </w:pPr>
+      <w:r>
+        <w:rPr>
+          <w:rFonts w:ascii="TH SarabunPSK" w:hAnsi="TH SarabunPSK" w:eastAsia="TH SarabunPSK" w:cs="TH SarabunPSK"/>
+          <w:b w:val="0"/>
+          <w:i w:val="0"/>
+          <w:sz w:val="32"/>
+        </w:rPr>
+        <w:t xml:space="preserve">• </w:t>
+      </w:r>
+      <w:r>
+        <w:rPr>
+          <w:rFonts w:ascii="TH SarabunPSK" w:hAnsi="TH SarabunPSK" w:eastAsia="TH SarabunPSK" w:cs="TH SarabunPSK"/>
+          <w:b/>
+          <w:i w:val="0"/>
+          <w:sz w:val="32"/>
+        </w:rPr>
+        <w:t>ชื่อ-นามสกุล (ภาษาไทย):</w:t>
+      </w:r>
+      <w:r>
+        <w:rPr>
+          <w:rFonts w:ascii="TH SarabunPSK" w:hAnsi="TH SarabunPSK" w:eastAsia="TH SarabunPSK" w:cs="TH SarabunPSK"/>
+          <w:b w:val="0"/>
+          <w:i w:val="0"/>
+          <w:sz w:val="32"/>
+        </w:rPr>
+        <w:t xml:space="preserve"> \_\_\_\_\_\_\_\_\_\_\_\_\_\_\_\_\_\_\_\_\_\_\_\_\_\_\_</w:t>
+      </w:r>
+    </w:p>
+    <w:p>
+      <w:pPr>
+        <w:spacing w:after="80"/>
+        <w:ind w:left="720"/>
+      </w:pPr>
+      <w:r>
+        <w:rPr>
+          <w:rFonts w:ascii="TH SarabunPSK" w:hAnsi="TH SarabunPSK" w:eastAsia="TH SarabunPSK" w:cs="TH SarabunPSK"/>
+          <w:b w:val="0"/>
+          <w:i w:val="0"/>
+          <w:sz w:val="32"/>
+        </w:rPr>
+        <w:t xml:space="preserve">• </w:t>
+      </w:r>
+      <w:r>
+        <w:rPr>
+          <w:rFonts w:ascii="TH SarabunPSK" w:hAnsi="TH SarabunPSK" w:eastAsia="TH SarabunPSK" w:cs="TH SarabunPSK"/>
+          <w:b/>
+          <w:i w:val="0"/>
+          <w:sz w:val="32"/>
+        </w:rPr>
+        <w:t>ชื่อ-นามสกุล (ภาษาอังกฤษ):</w:t>
+      </w:r>
+      <w:r>
+        <w:rPr>
+          <w:rFonts w:ascii="TH SarabunPSK" w:hAnsi="TH SarabunPSK" w:eastAsia="TH SarabunPSK" w:cs="TH SarabunPSK"/>
+          <w:b w:val="0"/>
+          <w:i w:val="0"/>
+          <w:sz w:val="32"/>
+        </w:rPr>
+        <w:t xml:space="preserve"> \_\_\_\_\_\_\_\_\_\_\_\_\_\_\_\_\_\_\_\_\_\_\_\_\_\_\_</w:t>
+      </w:r>
+    </w:p>
+    <w:p>
+      <w:pPr>
+        <w:spacing w:after="80"/>
+        <w:ind w:left="720"/>
+      </w:pPr>
+      <w:r>
+        <w:rPr>
+          <w:rFonts w:ascii="TH SarabunPSK" w:hAnsi="TH SarabunPSK" w:eastAsia="TH SarabunPSK" w:cs="TH SarabunPSK"/>
+          <w:b w:val="0"/>
+          <w:i w:val="0"/>
+          <w:sz w:val="32"/>
+        </w:rPr>
+        <w:t xml:space="preserve">• </w:t>
+      </w:r>
+      <w:r>
+        <w:rPr>
+          <w:rFonts w:ascii="TH SarabunPSK" w:hAnsi="TH SarabunPSK" w:eastAsia="TH SarabunPSK" w:cs="TH SarabunPSK"/>
+          <w:b/>
+          <w:i w:val="0"/>
+          <w:sz w:val="32"/>
+        </w:rPr>
+        <w:t>ตำแหน่ง / สถานที่ทำงาน:</w:t>
+      </w:r>
+      <w:r>
+        <w:rPr>
+          <w:rFonts w:ascii="TH SarabunPSK" w:hAnsi="TH SarabunPSK" w:eastAsia="TH SarabunPSK" w:cs="TH SarabunPSK"/>
+          <w:b w:val="0"/>
+          <w:i w:val="0"/>
+          <w:sz w:val="32"/>
+        </w:rPr>
+        <w:t xml:space="preserve"> \_\_\_\_\_\_\_\_\_\_\_\_\_\_\_\_\_\_\_\_\_\_\_\_\_\_\_</w:t>
+      </w:r>
+    </w:p>
+    <w:p>
+      <w:pPr>
+        <w:spacing w:after="80"/>
+        <w:ind w:left="720"/>
+      </w:pPr>
+      <w:r>
+        <w:rPr>
+          <w:rFonts w:ascii="TH SarabunPSK" w:hAnsi="TH SarabunPSK" w:eastAsia="TH SarabunPSK" w:cs="TH SarabunPSK"/>
+          <w:b w:val="0"/>
+          <w:i w:val="0"/>
+          <w:sz w:val="32"/>
+        </w:rPr>
+        <w:t xml:space="preserve">• </w:t>
+      </w:r>
+      <w:r>
+        <w:rPr>
+          <w:rFonts w:ascii="TH SarabunPSK" w:hAnsi="TH SarabunPSK" w:eastAsia="TH SarabunPSK" w:cs="TH SarabunPSK"/>
+          <w:b/>
+          <w:i w:val="0"/>
+          <w:sz w:val="32"/>
+        </w:rPr>
+        <w:t>ความเชี่ยวชาญ:</w:t>
+      </w:r>
+      <w:r>
+        <w:rPr>
+          <w:rFonts w:ascii="TH SarabunPSK" w:hAnsi="TH SarabunPSK" w:eastAsia="TH SarabunPSK" w:cs="TH SarabunPSK"/>
+          <w:b w:val="0"/>
+          <w:i w:val="0"/>
+          <w:sz w:val="32"/>
+        </w:rPr>
+        <w:t xml:space="preserve"> \_\_\_\_\_\_\_\_\_\_\_\_\_\_\_\_\_\_\_\_\_\_\_\_\_\_\_</w:t>
+      </w:r>
+    </w:p>
+    <w:p>
+      <w:pPr>
+        <w:spacing w:after="80"/>
+        <w:ind w:left="720"/>
+      </w:pPr>
+      <w:r>
+        <w:rPr>
+          <w:rFonts w:ascii="TH SarabunPSK" w:hAnsi="TH SarabunPSK" w:eastAsia="TH SarabunPSK" w:cs="TH SarabunPSK"/>
+          <w:b w:val="0"/>
+          <w:i w:val="0"/>
+          <w:sz w:val="32"/>
+        </w:rPr>
+        <w:t xml:space="preserve">• </w:t>
+      </w:r>
+      <w:r>
+        <w:rPr>
+          <w:rFonts w:ascii="TH SarabunPSK" w:hAnsi="TH SarabunPSK" w:eastAsia="TH SarabunPSK" w:cs="TH SarabunPSK"/>
+          <w:b/>
+          <w:i w:val="0"/>
+          <w:sz w:val="32"/>
+        </w:rPr>
+        <w:t>อีเมล:</w:t>
+      </w:r>
+      <w:r>
+        <w:rPr>
+          <w:rFonts w:ascii="TH SarabunPSK" w:hAnsi="TH SarabunPSK" w:eastAsia="TH SarabunPSK" w:cs="TH SarabunPSK"/>
+          <w:b w:val="0"/>
+          <w:i w:val="0"/>
+          <w:sz w:val="32"/>
+        </w:rPr>
+        <w:t xml:space="preserve"> \_\_\_\_\_\_\_\_\_\_\_\_\_\_\_\_\_\_\_\_\_\_\_\_\_\_\_</w:t>
+      </w:r>
+    </w:p>
+    <w:p>
+      <w:pPr>
+        <w:spacing w:after="80"/>
+        <w:ind w:left="720"/>
+      </w:pPr>
+      <w:r>
+        <w:rPr>
+          <w:rFonts w:ascii="TH SarabunPSK" w:hAnsi="TH SarabunPSK" w:eastAsia="TH SarabunPSK" w:cs="TH SarabunPSK"/>
+          <w:b w:val="0"/>
+          <w:i w:val="0"/>
+          <w:sz w:val="32"/>
+        </w:rPr>
+        <w:t xml:space="preserve">• </w:t>
+      </w:r>
+      <w:r>
+        <w:rPr>
+          <w:rFonts w:ascii="TH SarabunPSK" w:hAnsi="TH SarabunPSK" w:eastAsia="TH SarabunPSK" w:cs="TH SarabunPSK"/>
+          <w:b/>
+          <w:i w:val="0"/>
+          <w:sz w:val="32"/>
+        </w:rPr>
+        <w:t>ประวัติโดยย่อ:</w:t>
+      </w:r>
+      <w:r>
+        <w:rPr>
+          <w:rFonts w:ascii="TH SarabunPSK" w:hAnsi="TH SarabunPSK" w:eastAsia="TH SarabunPSK" w:cs="TH SarabunPSK"/>
+          <w:b w:val="0"/>
+          <w:i w:val="0"/>
+          <w:sz w:val="32"/>
+        </w:rPr>
+        <w:t xml:space="preserve"> \_\_\_\_\_\_\_\_\_\_\_\_\_\_\_\_\_\_\_\_\_\_\_\_\_\_\_\_\_\_\_\_\_\_\_\_</w:t>
+      </w:r>
+    </w:p>
+    <w:p>
+      <w:pPr>
+        <w:spacing w:after="120"/>
+        <w:ind w:left="432"/>
+      </w:pPr>
+      <w:r>
+        <w:rPr>
+          <w:rFonts w:ascii="TH SarabunPSK" w:hAnsi="TH SarabunPSK" w:eastAsia="TH SarabunPSK" w:cs="TH SarabunPSK"/>
+          <w:b/>
+          <w:i w:val="0"/>
+          <w:sz w:val="28"/>
+        </w:rPr>
+        <w:t>หมายเหตุการจัดส่ง:</w:t>
+      </w:r>
+      <w:r>
+        <w:rPr>
+          <w:rFonts w:ascii="TH SarabunPSK" w:hAnsi="TH SarabunPSK" w:eastAsia="TH SarabunPSK" w:cs="TH SarabunPSK"/>
+          <w:b w:val="0"/>
+          <w:i w:val="0"/>
+          <w:sz w:val="28"/>
+        </w:rPr>
+        <w:t xml:space="preserve"> หน้าปกข้อเสนอโครงงานต้องสร้างจากระบบ SIMS เท่านั้น แล้วนำมาใส่เป็นหน้าแรกของไฟล์ PDF (ดู `docs/SIMS_SUBMISSION_GUIDE.md`)</w:t>
       </w:r>
     </w:p>
     <w:sectPr>

--- a/docs/proposal_th_draft.docx
+++ b/docs/proposal_th_draft.docx
@@ -128,7 +128,7 @@
           <w:i w:val="0"/>
           <w:sz w:val="32"/>
         </w:rPr>
-        <w:t>การเพาะเลี้ยงเนื้อเยื่อพืช (plant tissue culture) เป็นเทคโนโลยีหลักของการขยายพันธุ์พืชเชิงพาณิชย์ แต่การตัดสินใจว่าเมื่อใดจึงควรย้ายต้นออกอนุบาล (acclimatization) ยังคงอาศัยการตรวจด้วยสายตาของนักวิทยาศาสตร์เป็นรายขวด ซึ่งเป็นคอขวดด้านแรงงานและเวลา และมีความแปรปรวนระหว่างผู้ประเมิน</w:t>
+        <w:t>การเพาะเลี้ยงเนื้อเยื่อพืช (plant tissue culture) เป็นเทคโนโลยีหลักของการขยายพันธุ์พืชเชิงพาณิชย์ แต่การตัดสินใจว่าเมื่อใดจึงควรย้ายต้นออกอนุบาล (acclimatization) ยังคงอาศัยการตรวจด้วยสายตาของนักวิทยาศาสตร์เป็นรายขวด ซึ่งเป็นคอขวดด้านแรงงานและเวลา และมีความแปรปรวนระหว่างผู้ประเมิน การเปิดขวดเพื่อวัดมีความเสี่ยงต่อการปนเปื้อน จึงจำเป็นต้องประเมินแบบไม่ทำลายผ่านขวดแก้วปิด ซึ่งมีอุปสรรคจากแสงสะท้อน (glare) ไอน้ำ และความโค้งของแก้ว</w:t>
       </w:r>
     </w:p>
     <w:p>
@@ -143,7 +143,79 @@
           <w:i w:val="0"/>
           <w:sz w:val="32"/>
         </w:rPr>
-        <w:t>โครงงานนี้เสนอระบบคัดกรองความพร้อมอนุบาลของต้นกล้าเพาะเลี้ยงเนื้อเยื่อผ่านขวดแก้วโดยใช้การแบ่งส่วนภาพ (segmentation) แบบ zero-shot จากโมเดลพื้นฐาน Segment Anything Model 3 (SAM3) — ปัญหาคอมพิวเตอร์วิทัศน์ที่ท้าทายจากแสงสะท้อน (glare) ไอน้ำ และความโค้งของแก้ว — ร่วมกับการออกแบบพรอมป์ข้อความ 5 คำ (plant, leaf, shoot, stem, root) การตรวจจับขอบเขตขวด (bottle ROI) และขั้นตอนวิธีตัดสินใจแบบกฎที่จัดกลุ่มขวดเป็น ยังไม่พร้อม / พร้อมอนุบาล (โดยภาพที่ประมวลผลไม่ชัดจะส่งให้มนุษย์ตรวจเพื่อความปลอดภัย)</w:t>
+        <w:t>โครงงานนี้มุ่งพัฒนาและประเมินระบบวิเคราะห์การเจริญเติบโตของพืชเพาะเลี้ยงเนื้อเยื่อแบบไม่ทำลายผ่านขวดแก้วปิดด้วยคอมพิวเตอร์วิทัศน์ โดยเป็น</w:t>
+      </w:r>
+      <w:r>
+        <w:rPr>
+          <w:rFonts w:ascii="TH SarabunPSK" w:hAnsi="TH SarabunPSK" w:eastAsia="TH SarabunPSK" w:cs="TH SarabunPSK"/>
+          <w:b/>
+          <w:i w:val="0"/>
+          <w:sz w:val="32"/>
+        </w:rPr>
+        <w:t>งานต่อเนื่องที่เริ่มดำเนินการแล้วและจะแล้วเสร็จภายในปีนี้</w:t>
+      </w:r>
+      <w:r>
+        <w:rPr>
+          <w:rFonts w:ascii="TH SarabunPSK" w:hAnsi="TH SarabunPSK" w:eastAsia="TH SarabunPSK" w:cs="TH SarabunPSK"/>
+          <w:b w:val="0"/>
+          <w:i w:val="0"/>
+          <w:sz w:val="32"/>
+        </w:rPr>
+        <w:t xml:space="preserve"> งานที่เริ่มไปแล้วประกอบด้วย (1) การทบทวนวรรณกรรมด้าน segmentation สำหรับงานเพาะเลี้ยงเนื้อเยื่อและ foundation model (2) </w:t>
+      </w:r>
+      <w:r>
+        <w:rPr>
+          <w:rFonts w:ascii="TH SarabunPSK" w:hAnsi="TH SarabunPSK" w:eastAsia="TH SarabunPSK" w:cs="TH SarabunPSK"/>
+          <w:b/>
+          <w:i w:val="0"/>
+          <w:sz w:val="32"/>
+        </w:rPr>
+        <w:t>การสร้างชุดข้อมูลภาพถ่ายจริงผ่านขวดแก้ว 100 ขวด พร้อมบันทึกค่าอ้างอิงจากผู้ประเมิน</w:t>
+      </w:r>
+      <w:r>
+        <w:rPr>
+          <w:rFonts w:ascii="TH SarabunPSK" w:hAnsi="TH SarabunPSK" w:eastAsia="TH SarabunPSK" w:cs="TH SarabunPSK"/>
+          <w:b w:val="0"/>
+          <w:i w:val="0"/>
+          <w:sz w:val="32"/>
+        </w:rPr>
+        <w:t xml:space="preserve"> และ (3) </w:t>
+      </w:r>
+      <w:r>
+        <w:rPr>
+          <w:rFonts w:ascii="TH SarabunPSK" w:hAnsi="TH SarabunPSK" w:eastAsia="TH SarabunPSK" w:cs="TH SarabunPSK"/>
+          <w:b/>
+          <w:i w:val="0"/>
+          <w:sz w:val="32"/>
+        </w:rPr>
+        <w:t>การทดลองนำร่องด้วยแบบจำลอง Segment Anything Model 3 (SAM3) แบบ zero-shot</w:t>
+      </w:r>
+      <w:r>
+        <w:rPr>
+          <w:rFonts w:ascii="TH SarabunPSK" w:hAnsi="TH SarabunPSK" w:eastAsia="TH SarabunPSK" w:cs="TH SarabunPSK"/>
+          <w:b w:val="0"/>
+          <w:i w:val="0"/>
+          <w:sz w:val="32"/>
+        </w:rPr>
+        <w:t xml:space="preserve"> ซึ่งผลเบื้องต้นชี้</w:t>
+      </w:r>
+      <w:r>
+        <w:rPr>
+          <w:rFonts w:ascii="TH SarabunPSK" w:hAnsi="TH SarabunPSK" w:eastAsia="TH SarabunPSK" w:cs="TH SarabunPSK"/>
+          <w:b/>
+          <w:i w:val="0"/>
+          <w:sz w:val="32"/>
+        </w:rPr>
+        <w:t>ความเป็นไปได้</w:t>
+      </w:r>
+      <w:r>
+        <w:rPr>
+          <w:rFonts w:ascii="TH SarabunPSK" w:hAnsi="TH SarabunPSK" w:eastAsia="TH SarabunPSK" w:cs="TH SarabunPSK"/>
+          <w:b w:val="0"/>
+          <w:i w:val="0"/>
+          <w:sz w:val="32"/>
+        </w:rPr>
+        <w:t>ของแนวทาง: ค่าลักษณะที่วัดจากภาพสอดคล้องกับการวัดด้วยมือ (สหสัมพันธ์ของความสูง r = 0.638 ดีกว่า classical 0.498 / YOLO-COCO 0.133) และเกณฑ์ความสูงของต้นสอดคล้องกับการประเมินของผู้เชี่ยวชาญในเบื้องต้น (accuracy 0.755, sensitivity 0.917) ทั้งนี้ผลดังกล่าวยังเป็นเพียงผลนำร่อง ยังต้องยืนยันด้วยการประเมินที่เข้มข้นขึ้นกับผู้ประเมินหลายคนและการเทียบกับวิธีพื้นฐาน</w:t>
       </w:r>
     </w:p>
     <w:p>
@@ -154,11 +226,20 @@
       <w:r>
         <w:rPr>
           <w:rFonts w:ascii="TH SarabunPSK" w:hAnsi="TH SarabunPSK" w:eastAsia="TH SarabunPSK" w:cs="TH SarabunPSK"/>
+          <w:b w:val="0"/>
+          <w:i w:val="0"/>
+          <w:sz w:val="32"/>
+        </w:rPr>
+        <w:t xml:space="preserve">แผนดำเนินงานต่อเนื่องที่เหลือ ครอบคลุมการประเมินเปรียบเทียบกับวิธีพื้นฐาน (SAM2, YOLO-seg, การแบ่งส่วนเชิงคลาสสิก) การตรวจสอบระดับพิกเซลกับ ground truth ที่ผู้ประเมินกำกับ (mIoU/Dice/F1) การวิเคราะห์ความไวของพรอมป์และเกณฑ์ตัดสินใจ การกลั่นแบบจำลองขนาดใหญ่เป็น </w:t>
+      </w:r>
+      <w:r>
+        <w:rPr>
+          <w:rFonts w:ascii="TH SarabunPSK" w:hAnsi="TH SarabunPSK" w:eastAsia="TH SarabunPSK" w:cs="TH SarabunPSK"/>
           <w:b/>
           <w:i w:val="0"/>
           <w:sz w:val="32"/>
         </w:rPr>
-        <w:t>ผลนำร่อง (pilot):</w:t>
+        <w:t>U-Net ขนาดเล็ก</w:t>
       </w:r>
       <w:r>
         <w:rPr>
@@ -167,11 +248,39 @@
           <w:i w:val="0"/>
           <w:sz w:val="32"/>
         </w:rPr>
-        <w:t xml:space="preserve"> ชุดภาพจริง 100 ขวดพริกจินดาประมวลผลบน Colab ได้ผลแล้ว (จัดกลุ่ม 75 พร้อมอนุบาล / 25 ยังไม่พร้อม โดยเกณฑ์อิงความสูง: accuracy 0.755, sensitivity 0.917) — ใช้เพียงสมาร์ตโฟน, Google Colab ฟรี และโมเดล open-source (ต้นทุนต่ำสุด) [RESULT]</w:t>
+        <w:t xml:space="preserve"> ที่ทำงานบนอุปกรณ์ทั่วไป และการทดสอบข้ามชนิดพืช เพื่อให้ได้ระบบต้นทุนต่ำที่ห้องปฏิบัติการเพาะเลี้ยงเนื้อเยื่อใช้งานได้จริง พร้อมชุดข้อมูลเปิดสำหรับการวิจัยต่อยอด</w:t>
       </w:r>
     </w:p>
     <w:p>
       <w:pPr>
+        <w:spacing w:before="280" w:after="120"/>
+      </w:pPr>
+      <w:r>
+        <w:rPr>
+          <w:rFonts w:ascii="TH SarabunPSK" w:hAnsi="TH SarabunPSK" w:eastAsia="TH SarabunPSK" w:cs="TH SarabunPSK"/>
+          <w:b/>
+          <w:i w:val="0"/>
+          <w:sz w:val="32"/>
+        </w:rPr>
+        <w:t>3. บทนำ</w:t>
+      </w:r>
+    </w:p>
+    <w:p>
+      <w:pPr>
+        <w:spacing w:before="160" w:after="120"/>
+      </w:pPr>
+      <w:r>
+        <w:rPr>
+          <w:rFonts w:ascii="TH SarabunPSK" w:hAnsi="TH SarabunPSK" w:eastAsia="TH SarabunPSK" w:cs="TH SarabunPSK"/>
+          <w:b/>
+          <w:i w:val="0"/>
+          <w:sz w:val="32"/>
+        </w:rPr>
+        <w:t>3.1 ความสำคัญของการเพาะเลี้ยงเนื้อเยื่อพืชในระดับโลกและไทย</w:t>
+      </w:r>
+    </w:p>
+    <w:p>
+      <w:pPr>
         <w:spacing w:after="120"/>
         <w:ind w:left="432"/>
       </w:pPr>
@@ -182,25 +291,7 @@
           <w:i w:val="0"/>
           <w:sz w:val="32"/>
         </w:rPr>
-        <w:t xml:space="preserve">โครงงานนี้ต่อยอดจากผลนำร่องสู่ </w:t>
-      </w:r>
-      <w:r>
-        <w:rPr>
-          <w:rFonts w:ascii="TH SarabunPSK" w:hAnsi="TH SarabunPSK" w:eastAsia="TH SarabunPSK" w:cs="TH SarabunPSK"/>
-          <w:b/>
-          <w:i w:val="0"/>
-          <w:sz w:val="32"/>
-        </w:rPr>
-        <w:t>ระบบติดตามการเจริญของต้นกล้าในขวดตามเวลา (time-series monitoring)</w:t>
-      </w:r>
-      <w:r>
-        <w:rPr>
-          <w:rFonts w:ascii="TH SarabunPSK" w:hAnsi="TH SarabunPSK" w:eastAsia="TH SarabunPSK" w:cs="TH SarabunPSK"/>
-          <w:b w:val="0"/>
-          <w:i w:val="0"/>
-          <w:sz w:val="32"/>
-        </w:rPr>
-        <w:t xml:space="preserve"> สำหรับห้องปฏิบัติการเพาะเลี้ยงเนื้อเยื่อและเรือนเพาะชำ (greenhouse/plant factory) ได้แก่ การวัดซ้ำรายรอบ การวิเคราะห์อัตราการเจริญและแนวโน้ม (growth curve) การแจ้งเตือนเมื่อต้นพร้อมอนุบาล และการตรวจสอบความถูกต้องกับค่าอ้างอิงจากผู้ประเมิน (ground truth) พร้อมการประเมินเปรียบเทียบกับวิธีพื้นฐาน (SAM2, YOLO-seg, การแบ่งส่วนเชิงคลาสสิก) ด้วยตัวชี้วัดมาตรฐาน mIoU, Dice และ F1</w:t>
+        <w:t>การเพาะเลี้ยงเนื้อเยื่อพืช (plant tissue culture หรือ micropropagation) เป็นเทคโนโลยีการขยายพันธุ์พืชที่ใช้ชิ้นส่วนขนาดเล็ก (explant) เพาะเลี้ยงในสภาพปลอดเชื้อบนอาหารสังเคราะห์ ปัจจุบันเทคโนโลยีนี้ถูกใช้อย่างกว้างขวางในเชิงพาณิชย์ครอบคลุมพืชเกษตร อาหาร เภสัชกรรม และเครื่องสำอางทั่วโลก (Hasnain et al., 2022) และเป็นแหล่งผลิตสารออกฤทธิ์ทางชีวภาพระดับอุตสาหกรรมที่ไม่ขึ้นกับฤดูกาลหรือสภาพภูมิอากาศ (Chandran et al., 2020)</w:t>
       </w:r>
     </w:p>
     <w:p>
@@ -215,11 +306,25 @@
           <w:i w:val="0"/>
           <w:sz w:val="32"/>
         </w:rPr>
-        <w:t>งานนี้สร้างชุดข้อมูลภาพถ่ายจริงผ่านขวดแก้วชุดแรก (100 ขวด พริกจินดา) พร้อมระบบการวัดเชิงปริมาณ 6 กลุ่ม และประเมินผลเปรียบเทียบกับวิธีพื้นฐาน (baseline) ได้แก่ SAM2, YOLO-seg และการแบ่งส่วนเชิงคลาสสิก พร้อมการวิเคราะห์ความไวของพรอมป์ (prompt sensitivity) และความไวของเกณฑ์การตัดสินใจ (threshold sensitivity) — ผลเบื้องต้นระดับค่าวัด (trait เทียบมือ) พบว่า SAM3 สอดคล้องกับค่าอ้างอิงจากมือมากที่สุด (ความสูง r = 0.638 ดีกว่า classical 0.498 / YOLO-COCO 0.133) [RESULT — ดู 7.6.0] ส่วนการประเมินระดับพิกเซล (mIoU/Dice) และการสร้างค่าอ้างอิงแบบ mask ยังเป็น [PLAN]</w:t>
+        <w:t>สำหรับประเทศไทย การเพาะเลี้ยงเนื้อเยื่อมีบทบาทสำคัญอย่างยิ่งในอุตสาหกรรมกล้วยไม้ ซึ่งเป็นสินค้าส่งออกสำคัญที่ประเทศไทยมีพื้นที่ปลูกประมาณ 7,420 เอเคอร์ (ราว 18,770 ไร่, ข้อมูล พ.ศ. 2555) และส่งออกมากกว่า 50% ของผลผลิตไปยังกว่า 148 ประเทศ (Thammasiri, 2015) นอกจากนี้หน่วยงานวิจัยของไทย เช่น ศูนย์พันธุวิศวกรรมและเทคโนโลยีชีวภาพแห่งชาติ (ไบโอเทค) ได้พัฒนาและถ่ายทอดเทคโนโลยีการเพาะเลี้ยงเนื้อเยื่อในเชิงพาณิชย์สำหรับพืชหลายชนิด เช่น อินทผลัมพันธุ์บาฮี (ศูนย์พันธุวิศวกรรมและเทคโนโลยีชีวภาพแห่งชาติ, 2565) และระบบเพาะเลี้ยงในอาหารเหลวด้วย bioreactor สำหรับปาล์มน้ำมันและมะพร้าวที่ช่วยเพิ่มความเร็วในการขยายพันธุ์ 3-4 เท่า (ศูนย์พันธุวิศวกรรมและเทคโนโลยีชีวภาพแห่งชาติ, 2563)</w:t>
       </w:r>
     </w:p>
     <w:p>
       <w:pPr>
+        <w:spacing w:before="160" w:after="120"/>
+      </w:pPr>
+      <w:r>
+        <w:rPr>
+          <w:rFonts w:ascii="TH SarabunPSK" w:hAnsi="TH SarabunPSK" w:eastAsia="TH SarabunPSK" w:cs="TH SarabunPSK"/>
+          <w:b/>
+          <w:i w:val="0"/>
+          <w:sz w:val="32"/>
+        </w:rPr>
+        <w:t>3.2 ปัญหา: การตัดสินใจย้ายต้นออกอนุบาล (acclimatization) ยังเป็นคอขวด</w:t>
+      </w:r>
+    </w:p>
+    <w:p>
+      <w:pPr>
         <w:spacing w:after="120"/>
         <w:ind w:left="432"/>
       </w:pPr>
@@ -230,21 +335,22 @@
           <w:i w:val="0"/>
           <w:sz w:val="32"/>
         </w:rPr>
-        <w:t>นี่เป็นงานแรกที่ใช้แบบจำลองพื้นฐาน zero-shot ประเมินความพร้อมอนุบาลของต้นกล้าเพาะเลี้ยงเนื้อเยื่อแบบไม่ทำลายตัวอย่าง (non-destructive) ผ่านขวดแก้ว — เป็นระบบต้นทุนต่ำที่ใช้เพียงสมาร์ตโฟน ช่วยลดแรงงานและเพิ่มความสม่ำเสมอของการตัดสินใจในห้องปฏิบัติการเพาะเลี้ยงเนื้อเยื่อ</w:t>
+        <w:t>แม้เทคโนโลยีเพาะเลี้ยงเนื้อเยื่อจะพัฒนาไปมาก แต่กระบวนการหนึ่งที่ยังคงพึ่งพาแรงงานคนอย่างมากคือการตัดสินใจว่าเมื่อใดจึงควรย้ายต้นกล้าออกจากขวดไปยังสภาพอนุบาล (acclimatization/hardening) ซึ่งเป็นขั้นตอนที่ต้องพิจารณารายขวด ทุก 3-8 สัปดาห์ของรอบการขยายพันธุ์ ขึ้นกับชนิดพืช (Pastelín Solano et al., 2019; Regni et al., 2025; Barua et al., 2022) การตัดสินใจที่ผิดพลาด — ย้ายเร็วเกินไป (ต้นยังไม่สมบูรณ์ มีระบบรากไม่ดี) หรือช้าเกินไป (แออัด เสี่ยง hyperhydricity) — อาจส่งผลกระทบร้ายแรง เช่น การตายของเนื้อเยื่อ (necrosis) และประสิทธิภาพการขยายพันธุ์ที่ลดลง (Abdalla et al., 2022)</w:t>
       </w:r>
     </w:p>
     <w:p>
       <w:pPr>
-        <w:spacing w:before="280" w:after="120"/>
-      </w:pPr>
-      <w:r>
-        <w:rPr>
-          <w:rFonts w:ascii="TH SarabunPSK" w:hAnsi="TH SarabunPSK" w:eastAsia="TH SarabunPSK" w:cs="TH SarabunPSK"/>
-          <w:b/>
-          <w:i w:val="0"/>
-          <w:sz w:val="32"/>
-        </w:rPr>
-        <w:t>3. บทนำ</w:t>
+        <w:spacing w:after="120"/>
+        <w:ind w:left="432"/>
+      </w:pPr>
+      <w:r>
+        <w:rPr>
+          <w:rFonts w:ascii="TH SarabunPSK" w:hAnsi="TH SarabunPSK" w:eastAsia="TH SarabunPSK" w:cs="TH SarabunPSK"/>
+          <w:b w:val="0"/>
+          <w:i w:val="0"/>
+          <w:sz w:val="32"/>
+        </w:rPr>
+        <w:t>ปัจจุบันการประเมินความพร้อมอนุบาลในห้องปฏิบัติการส่วนใหญ่อาศัยการตรวจสอบด้วยสายตาของนักวิทยาศาสตร์เป็นรายขวด ซึ่งเป็นกระบวนการที่ "ใช้แรงงานมากและมีค่าใช้จ่ายสูง" (Murphy &amp; Adelberg, 2021) และในระบบ semi-solid ที่แพร่หลายที่สุด ก็ยังมีข้อจำกัดด้าน "อัตราการเพิ่มจำนวนต่ำและต้นทุนการผลิตสูง" (Nongdam et al., 2023) ยิ่งไปกว่านั้น ในห้องปฏิบัติการที่มีปริมาณขวดหลายร้อยถึงหลายพันขวด การตรวจสอบรายขวดอย่างละเอียดทำได้ไม่ทั่วถึง นักวิทยาศาสตร์มักใช้ประสบการณ์ส่วนบุคคลในการตัดสินใจ ซึ่งมีความแปรปรวนสูงระหว่างบุคคล</w:t>
       </w:r>
     </w:p>
     <w:p>
@@ -258,7 +364,7 @@
           <w:i w:val="0"/>
           <w:sz w:val="32"/>
         </w:rPr>
-        <w:t>3.1 ความสำคัญของการเพาะเลี้ยงเนื้อเยื่อพืชในระดับโลกและไทย</w:t>
+        <w:t>3.3 ช่องว่างขององค์ความรู้ (Research Gap)</w:t>
       </w:r>
     </w:p>
     <w:p>
@@ -273,7 +379,7 @@
           <w:i w:val="0"/>
           <w:sz w:val="32"/>
         </w:rPr>
-        <w:t>การเพาะเลี้ยงเนื้อเยื่อพืช (plant tissue culture หรือ micropropagation) เป็นเทคโนโลยีการขยายพันธุ์พืชที่ใช้ชิ้นส่วนขนาดเล็ก (explant) เพาะเลี้ยงในสภาพปลอดเชื้อบนอาหารสังเคราะห์ ปัจจุบันเทคโนโลยีนี้ถูกใช้อย่างกว้างขวางในเชิงพาณิชย์ครอบคลุมพืชเกษตร อาหาร เภสัชกรรม และเครื่องสำอางทั่วโลก (Hasnain et al., 2022) และเป็นแหล่งผลิตสารออกฤทธิ์ทางชีวภาพระดับอุตสาหกรรมที่ไม่ขึ้นกับฤดูกาลหรือสภาพภูมิอากาศ (Chandran et al., 2020)</w:t>
+        <w:t>งานวิจัยที่ผ่านมามีความพยายามในการนำ computer vision มาใช้กับพืชเพาะเลี้ยงเนื้อเยื่อแบบไม่ทำลายตัวอย่าง (non-destructive) ผ่านขวดปิด เช่น ระบบ "Phenomenon" ที่ใช้ multi-sensor และ random forest segmentation สำหรับวัด projected area และ canopy height (Bethge et al., 2023) แต่ระบบดังกล่าวเป็น hardware เฉพาะราคาสูงและยังไม่ใช้ foundation model ที่สามารถ zero-shot ข้ามชนิดพืชได้</w:t>
       </w:r>
     </w:p>
     <w:p>
@@ -288,12 +394,13 @@
           <w:i w:val="0"/>
           <w:sz w:val="32"/>
         </w:rPr>
-        <w:t>สำหรับประเทศไทย การเพาะเลี้ยงเนื้อเยื่อมีบทบาทสำคัญอย่างยิ่งในอุตสาหกรรมกล้วยไม้ ซึ่งเป็นสินค้าส่งออกสำคัญที่ประเทศไทยมีพื้นที่ปลูกประมาณ 7,420 เอเคอร์ (ราว 18,770 ไร่, ข้อมูล พ.ศ. 2555) และส่งออกมากกว่า 50% ของผลผลิตไปยังกว่า 148 ประเทศ (Thammasiri, 2015) นอกจากนี้หน่วยงานวิจัยของไทย เช่น ศูนย์พันธุวิศวกรรมและเทคโนโลยีชีวภาพแห่งชาติ (ไบโอเทค) ได้พัฒนาและถ่ายทอดเทคโนโลยีการเพาะเลี้ยงเนื้อเยื่อในเชิงพาณิชย์สำหรับพืชหลายชนิด เช่น อินทผลัมพันธุ์บาฮี (ศูนย์พันธุวิศวกรรมและเทคโนโลยีชีวภาพแห่งชาติ, 2565) และระบบเพาะเลี้ยงในอาหารเหลวด้วย bioreactor สำหรับปาล์มน้ำมันและมะพร้าวที่ช่วยเพิ่มความเร็วในการขยายพันธุ์ 3-4 เท่า (ศูนย์พันธุวิศวกรรมและเทคโนโลยีชีวภาพแห่งชาติ, 2563)</w:t>
+        <w:t>ในด้านการประเมินความหนาแน่นของพืชในขวด Regni et al. (2025) เป็นงานที่ใกล้เคียงกับแนวทางของเรามากที่สุด โดยใช้ภาพถ่าย 3D จากสมาร์ตโฟนวัด canopy/covered area ต่อขวดและ shoot density ใน blackberry และ blueberry แต่ยังไม่มีงานใดที่ใช้ zero-shot foundation model ในการ segment ผ่านขวดแก้วโดยตรง หรือพัฒนาระบบ decision-support สำหรับจัดกลุ่มความพร้อมอนุบาลโดยอิงระบบราก</w:t>
       </w:r>
     </w:p>
     <w:p>
       <w:pPr>
-        <w:spacing w:before="160" w:after="120"/>
+        <w:spacing w:after="120"/>
+        <w:ind w:left="432"/>
       </w:pPr>
       <w:r>
         <w:rPr>
@@ -302,7 +409,43 @@
           <w:i w:val="0"/>
           <w:sz w:val="32"/>
         </w:rPr>
-        <w:t>3.2 ปัญหา: การตัดสินใจย้ายต้นออกอนุบาล (acclimatization) ยังเป็นคอขวด</w:t>
+        <w:t>ช่องว่างที่เหลืออยู่:</w:t>
+      </w:r>
+      <w:r>
+        <w:rPr>
+          <w:rFonts w:ascii="TH SarabunPSK" w:hAnsi="TH SarabunPSK" w:eastAsia="TH SarabunPSK" w:cs="TH SarabunPSK"/>
+          <w:b w:val="0"/>
+          <w:i w:val="0"/>
+          <w:sz w:val="32"/>
+        </w:rPr>
+        <w:t xml:space="preserve"> (1) ยังไม่มีระบบ low-cost ที่ติดตามการเจริญของต้นกล้าในขวด </w:t>
+      </w:r>
+      <w:r>
+        <w:rPr>
+          <w:rFonts w:ascii="TH SarabunPSK" w:hAnsi="TH SarabunPSK" w:eastAsia="TH SarabunPSK" w:cs="TH SarabunPSK"/>
+          <w:b/>
+          <w:i w:val="0"/>
+          <w:sz w:val="32"/>
+        </w:rPr>
+        <w:t>ตามเวลา (time-series)</w:t>
+      </w:r>
+      <w:r>
+        <w:rPr>
+          <w:rFonts w:ascii="TH SarabunPSK" w:hAnsi="TH SarabunPSK" w:eastAsia="TH SarabunPSK" w:cs="TH SarabunPSK"/>
+          <w:b w:val="0"/>
+          <w:i w:val="0"/>
+          <w:sz w:val="32"/>
+        </w:rPr>
+        <w:t xml:space="preserve"> แบบ end-to-end ตั้งแต่ถ่ายภาพ → แบ่งส่วน → เก็บ feature → วิเคราะห์อัตราการเจริญ → แจ้งเตือนความพร้อมอนุบาล (2) ยังไม่มีงาน zero-shot foundation model ที่ถูกประเมินเทียบกับวิธีพื้นฐาน (baseline) ด้วยชุดข้อมูลภาพผ่านขวดแก้วโดยตรง และ (3) ยังไม่มีชุดข้อมูลเปิดของภาพเพาะเลี้ยงเนื้อเยื่อผ่านขวดแก้วสำหรับการวิจัยต่อ — </w:t>
+      </w:r>
+      <w:r>
+        <w:rPr>
+          <w:rFonts w:ascii="TH SarabunPSK" w:hAnsi="TH SarabunPSK" w:eastAsia="TH SarabunPSK" w:cs="TH SarabunPSK"/>
+          <w:b/>
+          <w:i w:val="0"/>
+          <w:sz w:val="32"/>
+        </w:rPr>
+        <w:t>นี่คือช่องว่างที่โครงงานนี้มุ่งตอบ</w:t>
       </w:r>
     </w:p>
     <w:p>
@@ -313,15 +456,38 @@
       <w:r>
         <w:rPr>
           <w:rFonts w:ascii="TH SarabunPSK" w:hAnsi="TH SarabunPSK" w:eastAsia="TH SarabunPSK" w:cs="TH SarabunPSK"/>
+          <w:b/>
+          <w:i w:val="0"/>
+          <w:sz w:val="32"/>
+        </w:rPr>
+        <w:t>นอกจากนี้ยังไม่มีระบบ low-cost (ใช้เพียงสมาร์ตโฟน) ที่สามารถทำงานข้ามชนิดพืช (cross-species) โดยไม่ต้องฝึกโมเดลใหม่ (re-train) สำหรับพืชแต่ละชนิด</w:t>
+      </w:r>
+      <w:r>
+        <w:rPr>
+          <w:rFonts w:ascii="TH SarabunPSK" w:hAnsi="TH SarabunPSK" w:eastAsia="TH SarabunPSK" w:cs="TH SarabunPSK"/>
           <w:b w:val="0"/>
           <w:i w:val="0"/>
           <w:sz w:val="32"/>
         </w:rPr>
-        <w:t>แม้เทคโนโลยีเพาะเลี้ยงเนื้อเยื่อจะพัฒนาไปมาก แต่กระบวนการหนึ่งที่ยังคงพึ่งพาแรงงานคนอย่างมากคือการตัดสินใจว่าเมื่อใดจึงควรย้ายต้นกล้าออกจากขวดไปยังสภาพอนุบาล (acclimatization/hardening) ซึ่งเป็นขั้นตอนที่ต้องพิจารณารายขวด ทุก 3-8 สัปดาห์ของรอบการขยายพันธุ์ ขึ้นกับชนิดพืช (Pastelín Solano et al., 2019; Regni et al., 2025; Barua et al., 2022) การตัดสินใจที่ผิดพลาด — ย้ายเร็วเกินไป (ต้นยังไม่สมบูรณ์ มีระบบรากไม่ดี) หรือช้าเกินไป (แออัด เสี่ยง hyperhydricity) — อาจส่งผลกระทบร้ายแรง เช่น การตายของเนื้อเยื่อ (necrosis) และประสิทธิภาพการขยายพันธุ์ที่ลดลง (Abdalla et al., 2022)</w:t>
+        <w:t xml:space="preserve"> — นี่คือช่องว่างที่ VitroVision มุ่งตอบ</w:t>
       </w:r>
     </w:p>
     <w:p>
       <w:pPr>
+        <w:spacing w:before="160" w:after="120"/>
+      </w:pPr>
+      <w:r>
+        <w:rPr>
+          <w:rFonts w:ascii="TH SarabunPSK" w:hAnsi="TH SarabunPSK" w:eastAsia="TH SarabunPSK" w:cs="TH SarabunPSK"/>
+          <w:b/>
+          <w:i w:val="0"/>
+          <w:sz w:val="32"/>
+        </w:rPr>
+        <w:t>3.4 คำถามวิจัย (Research Question)</w:t>
+      </w:r>
+    </w:p>
+    <w:p>
+      <w:pPr>
         <w:spacing w:after="120"/>
         <w:ind w:left="432"/>
       </w:pPr>
@@ -332,7 +498,7 @@
           <w:i w:val="0"/>
           <w:sz w:val="32"/>
         </w:rPr>
-        <w:t>ปัจจุบันการประเมินความพร้อมอนุบาลในห้องปฏิบัติการส่วนใหญ่อาศัยการตรวจสอบด้วยสายตาของนักวิทยาศาสตร์เป็นรายขวด ซึ่งเป็นกระบวนการที่ "ใช้แรงงานมากและมีค่าใช้จ่ายสูง" (Murphy &amp; Adelberg, 2021) และในระบบ semi-solid ที่แพร่หลายที่สุด ก็ยังมีข้อจำกัดด้าน "อัตราการเพิ่มจำนวนต่ำและต้นทุนการผลิตสูง" (Nongdam et al., 2023) ยิ่งไปกว่านั้น ในห้องปฏิบัติการที่มีปริมาณขวดหลายร้อยถึงหลายพันขวด การตรวจสอบรายขวดอย่างละเอียดทำได้ไม่ทั่วถึง นักวิทยาศาสตร์มักใช้ประสบการณ์ส่วนบุคคลในการตัดสินใจ ซึ่งมีความแปรปรวนสูงระหว่างบุคคล</w:t>
+        <w:t>ด้วยภาพถ่ายเพียงภาพเดียว (single snapshot) ผนวกกับ SAM3 PCS zero-shot segmentation (พรอมป์ 5 คำ รวม root + การตรวจจับขอบเขตขวด) และ rule-based triage algorithm ระบบสามารถจัดกลุ่มความพร้อมอนุบาลของขวดเพาะเลี้ยงเนื้อเยื่อ (ยังไม่พร้อม / พร้อมอนุบาล โดยมีเงื่อนไขส่งภาพที่ประมวลผลไม่ชัดให้มนุษย์ตรวจ) ได้ถูกต้องเพียงใดเมื่อเทียบกับวิธีพื้นฐาน (baseline) และค่าอ้างอิงจากผู้ประเมิน?</w:t>
       </w:r>
     </w:p>
     <w:p>
@@ -346,7 +512,7 @@
           <w:i w:val="0"/>
           <w:sz w:val="32"/>
         </w:rPr>
-        <w:t>3.3 ช่องว่างขององค์ความรู้ (Research Gap)</w:t>
+        <w:t>3.5 วัตถุประสงค์ของโครงงาน</w:t>
       </w:r>
     </w:p>
     <w:p>
@@ -361,22 +527,45 @@
           <w:i w:val="0"/>
           <w:sz w:val="32"/>
         </w:rPr>
-        <w:t>งานวิจัยที่ผ่านมามีความพยายามในการนำ computer vision มาใช้กับพืชเพาะเลี้ยงเนื้อเยื่อแบบไม่ทำลายตัวอย่าง (non-destructive) ผ่านขวดปิด เช่น ระบบ "Phenomenon" ที่ใช้ multi-sensor และ random forest segmentation สำหรับวัด projected area และ canopy height (Bethge et al., 2023) แต่ระบบดังกล่าวเป็น hardware เฉพาะราคาสูงและยังไม่ใช้ foundation model ที่สามารถ zero-shot ข้ามชนิดพืชได้</w:t>
+        <w:t>เพื่อพัฒนาระบบประเมินความพร้อมอนุบาลของต้นกล้าเพาะเลี้ยงเนื้อเยื่อแบบไม่ทำลายผ่านขวดแก้ว ด้วย SAM3 zero-shot segmentation และขยายสู่การติดตามการเจริญตามเวลา (time-series monitoring) เปรียบเทียบกับวิธีพื้นฐาน (baseline) และตรวจสอบความถูกต้องกับค่าอ้างอิงจากผู้ประเมิน (ground truth) — รายละเอียดในหัวข้อ 4</w:t>
       </w:r>
     </w:p>
     <w:p>
       <w:pPr>
+        <w:spacing w:before="160" w:after="120"/>
+      </w:pPr>
+      <w:r>
+        <w:rPr>
+          <w:rFonts w:ascii="TH SarabunPSK" w:hAnsi="TH SarabunPSK" w:eastAsia="TH SarabunPSK" w:cs="TH SarabunPSK"/>
+          <w:b/>
+          <w:i w:val="0"/>
+          <w:sz w:val="32"/>
+        </w:rPr>
+        <w:t>3.6 สมมติฐาน</w:t>
+      </w:r>
+    </w:p>
+    <w:p>
+      <w:pPr>
         <w:spacing w:after="120"/>
         <w:ind w:left="432"/>
       </w:pPr>
       <w:r>
         <w:rPr>
           <w:rFonts w:ascii="TH SarabunPSK" w:hAnsi="TH SarabunPSK" w:eastAsia="TH SarabunPSK" w:cs="TH SarabunPSK"/>
+          <w:b/>
+          <w:i w:val="0"/>
+          <w:sz w:val="32"/>
+        </w:rPr>
+        <w:t>H₁:</w:t>
+      </w:r>
+      <w:r>
+        <w:rPr>
+          <w:rFonts w:ascii="TH SarabunPSK" w:hAnsi="TH SarabunPSK" w:eastAsia="TH SarabunPSK" w:cs="TH SarabunPSK"/>
           <w:b w:val="0"/>
           <w:i w:val="0"/>
           <w:sz w:val="32"/>
         </w:rPr>
-        <w:t>ในด้านการประเมินความหนาแน่นของพืชในขวด Regni et al. (2025) เป็นงานที่ใกล้เคียงกับแนวทางของเรามากที่สุด โดยใช้ภาพถ่าย 3D จากสมาร์ตโฟนวัด canopy/covered area ต่อขวดและ shoot density ใน blackberry และ blueberry แต่ยังไม่มีงานใดที่ใช้ zero-shot foundation model ในการ segment ผ่านขวดแก้วโดยตรง หรือพัฒนาระบบ decision-support สำหรับจัดกลุ่มความพร้อมอนุบาลโดยอิงระบบราก</w:t>
+        <w:t xml:space="preserve"> SAM3 PCS ที่ใช้ text prompts 5 คำ (plant, leaf, shoot, stem, root) สามารถ segment ต้นพืชเพาะเลี้ยงเนื้อเยื่อผ่านขวดแก้วที่มี glare, ฝ้า และ condensation ได้ โดยมี mIoU เฉลี่ย ≥ 0.65 เมื่อเทียบกับ ground truth ที่ annotate โดยมนุษย์ และสูงกว่า baseline (SAM2, YOLO-seg, การแบ่งส่วนเชิงคลาสสิก) อย่างมีนัยสำคัญ (อ้างอิงจากผล spike test 2026-07-05 และงาน Orvati Nia et al. 2026 ที่พบว่า SAM3 ให้ความแม่นยำสูงสุดข้ามโครงสร้างพืช)</w:t>
       </w:r>
     </w:p>
     <w:p>
@@ -391,7 +580,7 @@
           <w:i w:val="0"/>
           <w:sz w:val="32"/>
         </w:rPr>
-        <w:t>ช่องว่างที่เหลืออยู่:</w:t>
+        <w:t>H₂:</w:t>
       </w:r>
       <w:r>
         <w:rPr>
@@ -400,178 +589,7 @@
           <w:i w:val="0"/>
           <w:sz w:val="32"/>
         </w:rPr>
-        <w:t xml:space="preserve"> (1) ยังไม่มีระบบ low-cost ที่ติดตามการเจริญของต้นกล้าในขวด </w:t>
-      </w:r>
-      <w:r>
-        <w:rPr>
-          <w:rFonts w:ascii="TH SarabunPSK" w:hAnsi="TH SarabunPSK" w:eastAsia="TH SarabunPSK" w:cs="TH SarabunPSK"/>
-          <w:b/>
-          <w:i w:val="0"/>
-          <w:sz w:val="32"/>
-        </w:rPr>
-        <w:t>ตามเวลา (time-series)</w:t>
-      </w:r>
-      <w:r>
-        <w:rPr>
-          <w:rFonts w:ascii="TH SarabunPSK" w:hAnsi="TH SarabunPSK" w:eastAsia="TH SarabunPSK" w:cs="TH SarabunPSK"/>
-          <w:b w:val="0"/>
-          <w:i w:val="0"/>
-          <w:sz w:val="32"/>
-        </w:rPr>
-        <w:t xml:space="preserve"> แบบ end-to-end ตั้งแต่ถ่ายภาพ → แบ่งส่วน → เก็บ feature → วิเคราะห์อัตราการเจริญ → แจ้งเตือนความพร้อมอนุบาล (2) ยังไม่มีงาน zero-shot foundation model ที่ถูกประเมินเทียบกับวิธีพื้นฐาน (baseline) ด้วยชุดข้อมูลภาพผ่านขวดแก้วโดยตรง และ (3) ยังไม่มีชุดข้อมูลเปิดของภาพเพาะเลี้ยงเนื้อเยื่อผ่านขวดแก้วสำหรับการวิจัยต่อ — </w:t>
-      </w:r>
-      <w:r>
-        <w:rPr>
-          <w:rFonts w:ascii="TH SarabunPSK" w:hAnsi="TH SarabunPSK" w:eastAsia="TH SarabunPSK" w:cs="TH SarabunPSK"/>
-          <w:b/>
-          <w:i w:val="0"/>
-          <w:sz w:val="32"/>
-        </w:rPr>
-        <w:t>นี่คือช่องว่างที่โครงงานนี้มุ่งตอบ</w:t>
-      </w:r>
-    </w:p>
-    <w:p>
-      <w:pPr>
-        <w:spacing w:after="120"/>
-        <w:ind w:left="432"/>
-      </w:pPr>
-      <w:r>
-        <w:rPr>
-          <w:rFonts w:ascii="TH SarabunPSK" w:hAnsi="TH SarabunPSK" w:eastAsia="TH SarabunPSK" w:cs="TH SarabunPSK"/>
-          <w:b/>
-          <w:i w:val="0"/>
-          <w:sz w:val="32"/>
-        </w:rPr>
-        <w:t>นอกจากนี้ยังไม่มีระบบ low-cost (ใช้เพียงสมาร์ตโฟน) ที่สามารถทำงานข้ามชนิดพืช (cross-species) โดยไม่ต้องฝึกโมเดลใหม่ (re-train) สำหรับพืชแต่ละชนิด</w:t>
-      </w:r>
-      <w:r>
-        <w:rPr>
-          <w:rFonts w:ascii="TH SarabunPSK" w:hAnsi="TH SarabunPSK" w:eastAsia="TH SarabunPSK" w:cs="TH SarabunPSK"/>
-          <w:b w:val="0"/>
-          <w:i w:val="0"/>
-          <w:sz w:val="32"/>
-        </w:rPr>
-        <w:t xml:space="preserve"> — นี่คือช่องว่างที่ VitroVision มุ่งตอบ</w:t>
-      </w:r>
-    </w:p>
-    <w:p>
-      <w:pPr>
-        <w:spacing w:before="160" w:after="120"/>
-      </w:pPr>
-      <w:r>
-        <w:rPr>
-          <w:rFonts w:ascii="TH SarabunPSK" w:hAnsi="TH SarabunPSK" w:eastAsia="TH SarabunPSK" w:cs="TH SarabunPSK"/>
-          <w:b/>
-          <w:i w:val="0"/>
-          <w:sz w:val="32"/>
-        </w:rPr>
-        <w:t>3.4 คำถามวิจัย (Research Question)</w:t>
-      </w:r>
-    </w:p>
-    <w:p>
-      <w:pPr>
-        <w:spacing w:after="120"/>
-        <w:ind w:left="432"/>
-      </w:pPr>
-      <w:r>
-        <w:rPr>
-          <w:rFonts w:ascii="TH SarabunPSK" w:hAnsi="TH SarabunPSK" w:eastAsia="TH SarabunPSK" w:cs="TH SarabunPSK"/>
-          <w:b w:val="0"/>
-          <w:i w:val="0"/>
-          <w:sz w:val="32"/>
-        </w:rPr>
-        <w:t>ด้วยภาพถ่ายเพียงภาพเดียว (single snapshot) ผนวกกับ SAM3 PCS zero-shot segmentation (พรอมป์ 5 คำ รวม root + การตรวจจับขอบเขตขวด) และ rule-based triage algorithm ระบบสามารถจัดกลุ่มความพร้อมอนุบาลของขวดเพาะเลี้ยงเนื้อเยื่อ (ยังไม่พร้อม / พร้อมอนุบาล โดยมีเงื่อนไขส่งภาพที่ประมวลผลไม่ชัดให้มนุษย์ตรวจ) ได้ถูกต้องเพียงใดเมื่อเทียบกับวิธีพื้นฐาน (baseline) และค่าอ้างอิงจากผู้ประเมิน?</w:t>
-      </w:r>
-    </w:p>
-    <w:p>
-      <w:pPr>
-        <w:spacing w:before="160" w:after="120"/>
-      </w:pPr>
-      <w:r>
-        <w:rPr>
-          <w:rFonts w:ascii="TH SarabunPSK" w:hAnsi="TH SarabunPSK" w:eastAsia="TH SarabunPSK" w:cs="TH SarabunPSK"/>
-          <w:b/>
-          <w:i w:val="0"/>
-          <w:sz w:val="32"/>
-        </w:rPr>
-        <w:t>3.5 วัตถุประสงค์ของโครงงาน</w:t>
-      </w:r>
-    </w:p>
-    <w:p>
-      <w:pPr>
-        <w:spacing w:after="120"/>
-        <w:ind w:left="432"/>
-      </w:pPr>
-      <w:r>
-        <w:rPr>
-          <w:rFonts w:ascii="TH SarabunPSK" w:hAnsi="TH SarabunPSK" w:eastAsia="TH SarabunPSK" w:cs="TH SarabunPSK"/>
-          <w:b w:val="0"/>
-          <w:i w:val="0"/>
-          <w:sz w:val="32"/>
-        </w:rPr>
-        <w:t>เพื่อพัฒนาระบบประเมินความพร้อมอนุบาลของต้นกล้าเพาะเลี้ยงเนื้อเยื่อแบบไม่ทำลายผ่านขวดแก้ว ด้วย SAM3 zero-shot segmentation และขยายสู่การติดตามการเจริญตามเวลา (time-series monitoring) เปรียบเทียบกับวิธีพื้นฐาน (baseline) และตรวจสอบความถูกต้องกับค่าอ้างอิงจากผู้ประเมิน (ground truth) — รายละเอียดในหัวข้อ 4</w:t>
-      </w:r>
-    </w:p>
-    <w:p>
-      <w:pPr>
-        <w:spacing w:before="160" w:after="120"/>
-      </w:pPr>
-      <w:r>
-        <w:rPr>
-          <w:rFonts w:ascii="TH SarabunPSK" w:hAnsi="TH SarabunPSK" w:eastAsia="TH SarabunPSK" w:cs="TH SarabunPSK"/>
-          <w:b/>
-          <w:i w:val="0"/>
-          <w:sz w:val="32"/>
-        </w:rPr>
-        <w:t>3.6 สมมติฐาน</w:t>
-      </w:r>
-    </w:p>
-    <w:p>
-      <w:pPr>
-        <w:spacing w:after="120"/>
-        <w:ind w:left="432"/>
-      </w:pPr>
-      <w:r>
-        <w:rPr>
-          <w:rFonts w:ascii="TH SarabunPSK" w:hAnsi="TH SarabunPSK" w:eastAsia="TH SarabunPSK" w:cs="TH SarabunPSK"/>
-          <w:b/>
-          <w:i w:val="0"/>
-          <w:sz w:val="32"/>
-        </w:rPr>
-        <w:t>H₁:</w:t>
-      </w:r>
-      <w:r>
-        <w:rPr>
-          <w:rFonts w:ascii="TH SarabunPSK" w:hAnsi="TH SarabunPSK" w:eastAsia="TH SarabunPSK" w:cs="TH SarabunPSK"/>
-          <w:b w:val="0"/>
-          <w:i w:val="0"/>
-          <w:sz w:val="32"/>
-        </w:rPr>
-        <w:t xml:space="preserve"> SAM3 PCS ที่ใช้ text prompts 5 คำ (plant, leaf, shoot, stem, root) สามารถ segment ต้นพืชเพาะเลี้ยงเนื้อเยื่อผ่านขวดแก้วที่มี glare, ฝ้า และ condensation ได้ โดยมี mIoU เฉลี่ย ≥ 0.65 เมื่อเทียบกับ ground truth ที่ annotate โดยมนุษย์ และสูงกว่า baseline (SAM2, YOLO-seg, การแบ่งส่วนเชิงคลาสสิก) อย่างมีนัยสำคัญ (อ้างอิงจากผล spike test 2026-07-05 และงาน Orvati Nia et al. 2026 ที่พบว่า SAM3 ให้ความแม่นยำสูงสุดข้ามโครงสร้างพืช)</w:t>
-      </w:r>
-    </w:p>
-    <w:p>
-      <w:pPr>
-        <w:spacing w:after="120"/>
-        <w:ind w:left="432"/>
-      </w:pPr>
-      <w:r>
-        <w:rPr>
-          <w:rFonts w:ascii="TH SarabunPSK" w:hAnsi="TH SarabunPSK" w:eastAsia="TH SarabunPSK" w:cs="TH SarabunPSK"/>
-          <w:b/>
-          <w:i w:val="0"/>
-          <w:sz w:val="32"/>
-        </w:rPr>
-        <w:t>H₂:</w:t>
-      </w:r>
-      <w:r>
-        <w:rPr>
-          <w:rFonts w:ascii="TH SarabunPSK" w:hAnsi="TH SarabunPSK" w:eastAsia="TH SarabunPSK" w:cs="TH SarabunPSK"/>
-          <w:b w:val="0"/>
-          <w:i w:val="0"/>
-          <w:sz w:val="32"/>
-        </w:rPr>
-        <w:t xml:space="preserve"> ชุด feature 6 กลุ่ม (โครงสร้าง/อวัยวะ/ความซับซ้อน/สี/คุณภาพภาพ/verdict) ที่คำนวณจาก mask ของ SAM3 PCS — โดยเฉพาะสัดส่วนความสูงของต้น (height_proxy) ซึ่งเป็นตัวชี้วัดหลักของความพร้อมอนุบาลในรอบนี้ (หลังผลนำร่องพบว่าการตรวจจับรากผ่านขวดแก้วยังไม่ได้ผล จึงใช้ความสูงแทน ซึ่งตรงกับมุมของผู้เชี่ยวชาญ) — สามารถจัดกลุ่มความพร้อมอนุบาลด้วย rule-based algorithm ได้ถูกต้อง ≥ 70% เมื่อเทียบกับการประเมินโดยนักวิทยาศาสตร์ห้องปฏิบัติการ (ยืนยันแล้วด้วยผลนำร่อง: accuracy 0.755, sensitivity 0.917)</w:t>
+        <w:t xml:space="preserve"> ชุด feature 6 กลุ่ม (โครงสร้าง/อวัยวะ/ความซับซ้อน/สี/คุณภาพภาพ/verdict) ที่คำนวณจาก mask ของ SAM3 PCS — โดยเฉพาะสัดส่วนความสูงของต้น (height_proxy) ซึ่งเป็นตัวชี้วัดหลักของความพร้อมอนุบาลในรอบนี้ (หลังผลนำร่องพบว่าการตรวจจับรากผ่านขวดแก้วยังไม่ได้ผล จึงใช้ความสูงแทน ซึ่งตรงกับมุมของผู้เชี่ยวชาญ) — สามารถจัดกลุ่มความพร้อมอนุบาลด้วย rule-based algorithm ได้ถูกต้อง ≥ 70% เมื่อเทียบกับการประเมินโดยนักวิทยาศาสตร์ห้องปฏิบัติการ (ผลนำร่องเบื้องต้นชี้ทิศทางสอดคล้อง: accuracy 0.755, sensitivity 0.917 — ยังต้องยืนยันเพิ่มกับผู้ประเมินหลายคน)</w:t>
       </w:r>
     </w:p>
     <w:p>
@@ -814,7 +832,25 @@
           <w:i w:val="0"/>
           <w:sz w:val="32"/>
         </w:rPr>
-        <w:t>, F1 0.821, MCC 0.472 [RESULT — ผ่านเป้า H₂] ส่วนเกณฑ์เดิมที่อิง coverage_ratio ให้ accuracy = 0.43 / sensitivity = 0.15 (ไม่สอดคล้อง)</w:t>
+        <w:t xml:space="preserve">, F1 0.821, MCC 0.472 </w:t>
+      </w:r>
+      <w:r>
+        <w:rPr>
+          <w:rFonts w:ascii="TH SarabunPSK" w:hAnsi="TH SarabunPSK" w:eastAsia="TH SarabunPSK" w:cs="TH SarabunPSK"/>
+          <w:b/>
+          <w:i w:val="0"/>
+          <w:sz w:val="32"/>
+        </w:rPr>
+        <w:t>[RESULT เบื้องต้น — ผลนำร่องชี้ความเป็นไปได้ ยังต้องยืนยันกับผู้ประเมินหลายคนและชุดประเมินที่เข้มข้นขึ้น]</w:t>
+      </w:r>
+      <w:r>
+        <w:rPr>
+          <w:rFonts w:ascii="TH SarabunPSK" w:hAnsi="TH SarabunPSK" w:eastAsia="TH SarabunPSK" w:cs="TH SarabunPSK"/>
+          <w:b w:val="0"/>
+          <w:i w:val="0"/>
+          <w:sz w:val="32"/>
+        </w:rPr>
+        <w:t xml:space="preserve"> ส่วนเกณฑ์เดิมที่อิง coverage_ratio ให้ accuracy = 0.43 / sensitivity = 0.15 (ไม่สอดคล้อง)</w:t>
       </w:r>
     </w:p>
     <w:p>
